--- a/public/documents/YAT-LMS-Replacement-Business-Case.docx
+++ b/public/documents/YAT-LMS-Replacement-Business-Case.docx
@@ -1,6 +1,6 @@
 
 <file path=word/document.xml><?xml version="1.0" encoding="utf-8"?>
-<w:document xmlns:wpc="http://schemas.microsoft.com/office/word/2010/wordprocessingCanvas" xmlns:cx="http://schemas.microsoft.com/office/drawing/2014/chartex" xmlns:cx1="http://schemas.microsoft.com/office/drawing/2015/9/8/chartex" xmlns:cx2="http://schemas.microsoft.com/office/drawing/2015/10/21/chartex" xmlns:cx3="http://schemas.microsoft.com/office/drawing/2016/5/9/chartex" xmlns:cx4="http://schemas.microsoft.com/office/drawing/2016/5/10/chartex" xmlns:cx5="http://schemas.microsoft.com/office/drawing/2016/5/11/chartex" xmlns:cx6="http://schemas.microsoft.com/office/drawing/2016/5/12/chartex" xmlns:cx7="http://schemas.microsoft.com/office/drawing/2016/5/13/chartex" xmlns:cx8="http://schemas.microsoft.com/office/drawing/2016/5/14/chartex" xmlns:mc="http://schemas.openxmlformats.org/markup-compatibility/2006" xmlns:m="http://schemas.openxmlformats.org/officeDocument/2006/math" xmlns:aink="http://schemas.microsoft.com/office/drawing/2016/ink" xmlns:am3d="http://schemas.microsoft.com/office/drawing/2017/model3d" xmlns:oel="http://schemas.microsoft.com/office/2019/extlst" xmlns:r="http://schemas.openxmlformats.org/officeDocument/2006/relationships" xmlns:wp14="http://schemas.microsoft.com/office/word/2010/wordprocessingDrawing" xmlns:wp="http://schemas.openxmlformats.org/drawingml/2006/wordprocessingDrawing" xmlns:wpg="http://schemas.microsoft.com/office/word/2010/wordprocessingGroup" xmlns:wpi="http://schemas.microsoft.com/office/word/2010/wordprocessingInk" xmlns:wps="http://schemas.microsoft.com/office/word/2010/wordprocessingShape" xmlns:o="urn:schemas-microsoft-com:office:office" xmlns:v="urn:schemas-microsoft-com:vml" xmlns:w10="urn:schemas-microsoft-com:office:word" xmlns:w="http://schemas.openxmlformats.org/wordprocessingml/2006/main" xmlns:w14="http://schemas.microsoft.com/office/word/2010/wordml" xmlns:w15="http://schemas.microsoft.com/office/word/2012/wordml" xmlns:w16cei="http://schemas.microsoft.com/office/word/2026/wordml/cei" xmlns:w16cex="http://schemas.microsoft.com/office/word/2018/wordml/cex" xmlns:w16cid="http://schemas.microsoft.com/office/word/2016/wordml/cid" xmlns:w16="http://schemas.microsoft.com/office/word/2018/wordml" xmlns:w16sdtdh="http://schemas.microsoft.com/office/word/2020/wordml/sdtdatahash" xmlns:w16sdtfl="http://schemas.microsoft.com/office/word/2024/wordml/sdtformatlock" xmlns:w16se="http://schemas.microsoft.com/office/word/2015/wordml/symex" xmlns:w16du="http://schemas.microsoft.com/office/word/2023/wordml/word16du" xmlns:wne="http://schemas.microsoft.com/office/word/2006/wordml" mc:Ignorable="w14 w15 w16se w16cid w16 w16cex w16sdtdh w16sdtfl w16du wp14">
+<w:document xmlns:wpc="http://schemas.microsoft.com/office/word/2010/wordprocessingCanvas" xmlns:cx="http://schemas.microsoft.com/office/drawing/2014/chartex" xmlns:cx1="http://schemas.microsoft.com/office/drawing/2015/9/8/chartex" xmlns:cx2="http://schemas.microsoft.com/office/drawing/2015/10/21/chartex" xmlns:cx3="http://schemas.microsoft.com/office/drawing/2016/5/9/chartex" xmlns:cx4="http://schemas.microsoft.com/office/drawing/2016/5/10/chartex" xmlns:cx5="http://schemas.microsoft.com/office/drawing/2016/5/11/chartex" xmlns:cx6="http://schemas.microsoft.com/office/drawing/2016/5/12/chartex" xmlns:cx7="http://schemas.microsoft.com/office/drawing/2016/5/13/chartex" xmlns:cx8="http://schemas.microsoft.com/office/drawing/2016/5/14/chartex" xmlns:mc="http://schemas.openxmlformats.org/markup-compatibility/2006" xmlns:m="http://schemas.openxmlformats.org/officeDocument/2006/math" xmlns:aink="http://schemas.microsoft.com/office/drawing/2016/ink" xmlns:am3d="http://schemas.microsoft.com/office/drawing/2017/model3d" xmlns:oel="http://schemas.microsoft.com/office/2019/extlst" xmlns:r="http://schemas.openxmlformats.org/officeDocument/2006/relationships" xmlns:wp14="http://schemas.microsoft.com/office/word/2010/wordprocessingDrawing" xmlns:wp="http://schemas.openxmlformats.org/drawingml/2006/wordprocessingDrawing" xmlns:wpg="http://schemas.microsoft.com/office/word/2010/wordprocessingGroup" xmlns:wpi="http://schemas.microsoft.com/office/word/2010/wordprocessingInk" xmlns:wps="http://schemas.microsoft.com/office/word/2010/wordprocessingShape" xmlns:o="urn:schemas-microsoft-com:office:office" xmlns:v="urn:schemas-microsoft-com:vml" xmlns:w10="urn:schemas-microsoft-com:office:word" xmlns:w="http://schemas.openxmlformats.org/wordprocessingml/2006/main" xmlns:w14="http://schemas.microsoft.com/office/word/2010/wordml" xmlns:w15="http://schemas.microsoft.com/office/word/2012/wordml" xmlns:w16cex="http://schemas.microsoft.com/office/word/2018/wordml/cex" xmlns:w16cid="http://schemas.microsoft.com/office/word/2016/wordml/cid" xmlns:w16="http://schemas.microsoft.com/office/word/2018/wordml" xmlns:w16sdtdh="http://schemas.microsoft.com/office/word/2020/wordml/sdtdatahash" xmlns:w16sdtfl="http://schemas.microsoft.com/office/word/2024/wordml/sdtformatlock" xmlns:w16se="http://schemas.microsoft.com/office/word/2015/wordml/symex" xmlns:w16du="http://schemas.microsoft.com/office/word/2023/wordml/word16du" xmlns:wne="http://schemas.microsoft.com/office/word/2006/wordml" mc:Ignorable="w14 w15 w16se w16cid w16 w16cex w16sdtdh w16sdtfl w16du wp14">
   <w:body>
     <w:p>
       <w:r>
@@ -462,7 +462,7 @@
       <w:pPr>
         <w:pStyle w:val="Heading1"/>
       </w:pPr>
-      <w:bookmarkStart w:id="0" w:name="_Toc235021385"/>
+      <w:bookmarkStart w:id="0" w:name="_Toc238818627"/>
       <w:r>
         <w:lastRenderedPageBreak/>
         <w:t>Contents</w:t>
@@ -488,7 +488,7 @@
       <w:r>
         <w:fldChar w:fldCharType="separate"/>
       </w:r>
-      <w:hyperlink w:anchor="_Toc235021385" w:history="1">
+      <w:hyperlink w:anchor="_Toc238818627" w:history="1">
         <w:r>
           <w:rPr>
             <w:rStyle w:val="Hyperlink"/>
@@ -515,7 +515,7 @@
             <w:noProof/>
             <w:webHidden/>
           </w:rPr>
-          <w:instrText xml:space="preserve"> PAGEREF _Toc235021385 \h </w:instrText>
+          <w:instrText xml:space="preserve"> PAGEREF _Toc238818627 \h </w:instrText>
         </w:r>
         <w:r>
           <w:rPr>
@@ -556,7 +556,7 @@
           <w:noProof/>
         </w:rPr>
       </w:pPr>
-      <w:hyperlink w:anchor="_Toc235021386" w:history="1">
+      <w:hyperlink w:anchor="_Toc238818628" w:history="1">
         <w:r>
           <w:rPr>
             <w:rStyle w:val="Hyperlink"/>
@@ -583,7 +583,7 @@
             <w:noProof/>
             <w:webHidden/>
           </w:rPr>
-          <w:instrText xml:space="preserve"> PAGEREF _Toc235021386 \h </w:instrText>
+          <w:instrText xml:space="preserve"> PAGEREF _Toc238818628 \h </w:instrText>
         </w:r>
         <w:r>
           <w:rPr>
@@ -624,13 +624,13 @@
           <w:noProof/>
         </w:rPr>
       </w:pPr>
-      <w:hyperlink w:anchor="_Toc235021387" w:history="1">
+      <w:hyperlink w:anchor="_Toc238818629" w:history="1">
         <w:r>
           <w:rPr>
             <w:rStyle w:val="Hyperlink"/>
             <w:noProof/>
           </w:rPr>
-          <w:t>2. Engagement Context</w:t>
+          <w:t>2. Strategic Alignment Analysis</w:t>
         </w:r>
         <w:r>
           <w:rPr>
@@ -651,7 +651,7 @@
             <w:noProof/>
             <w:webHidden/>
           </w:rPr>
-          <w:instrText xml:space="preserve"> PAGEREF _Toc235021387 \h </w:instrText>
+          <w:instrText xml:space="preserve"> PAGEREF _Toc238818629 \h </w:instrText>
         </w:r>
         <w:r>
           <w:rPr>
@@ -692,13 +692,13 @@
           <w:noProof/>
         </w:rPr>
       </w:pPr>
-      <w:hyperlink w:anchor="_Toc235021388" w:history="1">
+      <w:hyperlink w:anchor="_Toc238818630" w:history="1">
         <w:r>
           <w:rPr>
             <w:rStyle w:val="Hyperlink"/>
             <w:noProof/>
           </w:rPr>
-          <w:t>3. Strategic Alignment Analysis</w:t>
+          <w:t>3. Current State — the GrayBoard LMS</w:t>
         </w:r>
         <w:r>
           <w:rPr>
@@ -719,7 +719,7 @@
             <w:noProof/>
             <w:webHidden/>
           </w:rPr>
-          <w:instrText xml:space="preserve"> PAGEREF _Toc235021388 \h </w:instrText>
+          <w:instrText xml:space="preserve"> PAGEREF _Toc238818630 \h </w:instrText>
         </w:r>
         <w:r>
           <w:rPr>
@@ -760,13 +760,13 @@
           <w:noProof/>
         </w:rPr>
       </w:pPr>
-      <w:hyperlink w:anchor="_Toc235021389" w:history="1">
+      <w:hyperlink w:anchor="_Toc238818631" w:history="1">
         <w:r>
           <w:rPr>
             <w:rStyle w:val="Hyperlink"/>
             <w:noProof/>
           </w:rPr>
-          <w:t>4. Current State — the GrayBoard LMS</w:t>
+          <w:t>4. Gap Analysis</w:t>
         </w:r>
         <w:r>
           <w:rPr>
@@ -787,7 +787,7 @@
             <w:noProof/>
             <w:webHidden/>
           </w:rPr>
-          <w:instrText xml:space="preserve"> PAGEREF _Toc235021389 \h </w:instrText>
+          <w:instrText xml:space="preserve"> PAGEREF _Toc238818631 \h </w:instrText>
         </w:r>
         <w:r>
           <w:rPr>
@@ -807,7 +807,7 @@
             <w:noProof/>
             <w:webHidden/>
           </w:rPr>
-          <w:t>3</w:t>
+          <w:t>4</w:t>
         </w:r>
         <w:r>
           <w:rPr>
@@ -828,13 +828,13 @@
           <w:noProof/>
         </w:rPr>
       </w:pPr>
-      <w:hyperlink w:anchor="_Toc235021390" w:history="1">
+      <w:hyperlink w:anchor="_Toc238818632" w:history="1">
         <w:r>
           <w:rPr>
             <w:rStyle w:val="Hyperlink"/>
             <w:noProof/>
           </w:rPr>
-          <w:t>5. Gap Analysis</w:t>
+          <w:t>5. Options Considered and Evaluation</w:t>
         </w:r>
         <w:r>
           <w:rPr>
@@ -855,7 +855,7 @@
             <w:noProof/>
             <w:webHidden/>
           </w:rPr>
-          <w:instrText xml:space="preserve"> PAGEREF _Toc235021390 \h </w:instrText>
+          <w:instrText xml:space="preserve"> PAGEREF _Toc238818632 \h </w:instrText>
         </w:r>
         <w:r>
           <w:rPr>
@@ -876,6 +876,278 @@
             <w:webHidden/>
           </w:rPr>
           <w:t>4</w:t>
+        </w:r>
+        <w:r>
+          <w:rPr>
+            <w:noProof/>
+            <w:webHidden/>
+          </w:rPr>
+          <w:fldChar w:fldCharType="end"/>
+        </w:r>
+      </w:hyperlink>
+    </w:p>
+    <w:p>
+      <w:pPr>
+        <w:pStyle w:val="TOC2"/>
+        <w:tabs>
+          <w:tab w:val="right" w:leader="dot" w:pos="9402"/>
+        </w:tabs>
+        <w:rPr>
+          <w:noProof/>
+        </w:rPr>
+      </w:pPr>
+      <w:hyperlink w:anchor="_Toc238818633" w:history="1">
+        <w:r>
+          <w:rPr>
+            <w:rStyle w:val="Hyperlink"/>
+            <w:noProof/>
+          </w:rPr>
+          <w:t>5.1 Workload definition</w:t>
+        </w:r>
+        <w:r>
+          <w:rPr>
+            <w:noProof/>
+            <w:webHidden/>
+          </w:rPr>
+          <w:tab/>
+        </w:r>
+        <w:r>
+          <w:rPr>
+            <w:noProof/>
+            <w:webHidden/>
+          </w:rPr>
+          <w:fldChar w:fldCharType="begin"/>
+        </w:r>
+        <w:r>
+          <w:rPr>
+            <w:noProof/>
+            <w:webHidden/>
+          </w:rPr>
+          <w:instrText xml:space="preserve"> PAGEREF _Toc238818633 \h </w:instrText>
+        </w:r>
+        <w:r>
+          <w:rPr>
+            <w:noProof/>
+            <w:webHidden/>
+          </w:rPr>
+        </w:r>
+        <w:r>
+          <w:rPr>
+            <w:noProof/>
+            <w:webHidden/>
+          </w:rPr>
+          <w:fldChar w:fldCharType="separate"/>
+        </w:r>
+        <w:r>
+          <w:rPr>
+            <w:noProof/>
+            <w:webHidden/>
+          </w:rPr>
+          <w:t>4</w:t>
+        </w:r>
+        <w:r>
+          <w:rPr>
+            <w:noProof/>
+            <w:webHidden/>
+          </w:rPr>
+          <w:fldChar w:fldCharType="end"/>
+        </w:r>
+      </w:hyperlink>
+    </w:p>
+    <w:p>
+      <w:pPr>
+        <w:pStyle w:val="TOC2"/>
+        <w:tabs>
+          <w:tab w:val="right" w:leader="dot" w:pos="9402"/>
+        </w:tabs>
+        <w:rPr>
+          <w:noProof/>
+        </w:rPr>
+      </w:pPr>
+      <w:hyperlink w:anchor="_Toc238818634" w:history="1">
+        <w:r>
+          <w:rPr>
+            <w:rStyle w:val="Hyperlink"/>
+            <w:noProof/>
+          </w:rPr>
+          <w:t>5.2 Options considered</w:t>
+        </w:r>
+        <w:r>
+          <w:rPr>
+            <w:noProof/>
+            <w:webHidden/>
+          </w:rPr>
+          <w:tab/>
+        </w:r>
+        <w:r>
+          <w:rPr>
+            <w:noProof/>
+            <w:webHidden/>
+          </w:rPr>
+          <w:fldChar w:fldCharType="begin"/>
+        </w:r>
+        <w:r>
+          <w:rPr>
+            <w:noProof/>
+            <w:webHidden/>
+          </w:rPr>
+          <w:instrText xml:space="preserve"> PAGEREF _Toc238818634 \h </w:instrText>
+        </w:r>
+        <w:r>
+          <w:rPr>
+            <w:noProof/>
+            <w:webHidden/>
+          </w:rPr>
+        </w:r>
+        <w:r>
+          <w:rPr>
+            <w:noProof/>
+            <w:webHidden/>
+          </w:rPr>
+          <w:fldChar w:fldCharType="separate"/>
+        </w:r>
+        <w:r>
+          <w:rPr>
+            <w:noProof/>
+            <w:webHidden/>
+          </w:rPr>
+          <w:t>4</w:t>
+        </w:r>
+        <w:r>
+          <w:rPr>
+            <w:noProof/>
+            <w:webHidden/>
+          </w:rPr>
+          <w:fldChar w:fldCharType="end"/>
+        </w:r>
+      </w:hyperlink>
+    </w:p>
+    <w:p>
+      <w:pPr>
+        <w:pStyle w:val="TOC2"/>
+        <w:tabs>
+          <w:tab w:val="right" w:leader="dot" w:pos="9402"/>
+        </w:tabs>
+        <w:rPr>
+          <w:noProof/>
+        </w:rPr>
+      </w:pPr>
+      <w:hyperlink w:anchor="_Toc238818635" w:history="1">
+        <w:r>
+          <w:rPr>
+            <w:rStyle w:val="Hyperlink"/>
+            <w:noProof/>
+          </w:rPr>
+          <w:t>5.3 Evaluation method</w:t>
+        </w:r>
+        <w:r>
+          <w:rPr>
+            <w:noProof/>
+            <w:webHidden/>
+          </w:rPr>
+          <w:tab/>
+        </w:r>
+        <w:r>
+          <w:rPr>
+            <w:noProof/>
+            <w:webHidden/>
+          </w:rPr>
+          <w:fldChar w:fldCharType="begin"/>
+        </w:r>
+        <w:r>
+          <w:rPr>
+            <w:noProof/>
+            <w:webHidden/>
+          </w:rPr>
+          <w:instrText xml:space="preserve"> PAGEREF _Toc238818635 \h </w:instrText>
+        </w:r>
+        <w:r>
+          <w:rPr>
+            <w:noProof/>
+            <w:webHidden/>
+          </w:rPr>
+        </w:r>
+        <w:r>
+          <w:rPr>
+            <w:noProof/>
+            <w:webHidden/>
+          </w:rPr>
+          <w:fldChar w:fldCharType="separate"/>
+        </w:r>
+        <w:r>
+          <w:rPr>
+            <w:noProof/>
+            <w:webHidden/>
+          </w:rPr>
+          <w:t>4</w:t>
+        </w:r>
+        <w:r>
+          <w:rPr>
+            <w:noProof/>
+            <w:webHidden/>
+          </w:rPr>
+          <w:fldChar w:fldCharType="end"/>
+        </w:r>
+      </w:hyperlink>
+    </w:p>
+    <w:p>
+      <w:pPr>
+        <w:pStyle w:val="TOC2"/>
+        <w:tabs>
+          <w:tab w:val="right" w:leader="dot" w:pos="9402"/>
+        </w:tabs>
+        <w:rPr>
+          <w:noProof/>
+        </w:rPr>
+      </w:pPr>
+      <w:hyperlink w:anchor="_Toc238818636" w:history="1">
+        <w:r>
+          <w:rPr>
+            <w:rStyle w:val="Hyperlink"/>
+            <w:noProof/>
+          </w:rPr>
+          <w:t>5.4 Initial impact and difficulty assessment</w:t>
+        </w:r>
+        <w:r>
+          <w:rPr>
+            <w:noProof/>
+            <w:webHidden/>
+          </w:rPr>
+          <w:tab/>
+        </w:r>
+        <w:r>
+          <w:rPr>
+            <w:noProof/>
+            <w:webHidden/>
+          </w:rPr>
+          <w:fldChar w:fldCharType="begin"/>
+        </w:r>
+        <w:r>
+          <w:rPr>
+            <w:noProof/>
+            <w:webHidden/>
+          </w:rPr>
+          <w:instrText xml:space="preserve"> PAGEREF _Toc238818636 \h </w:instrText>
+        </w:r>
+        <w:r>
+          <w:rPr>
+            <w:noProof/>
+            <w:webHidden/>
+          </w:rPr>
+        </w:r>
+        <w:r>
+          <w:rPr>
+            <w:noProof/>
+            <w:webHidden/>
+          </w:rPr>
+          <w:fldChar w:fldCharType="separate"/>
+        </w:r>
+        <w:r>
+          <w:rPr>
+            <w:noProof/>
+            <w:webHidden/>
+          </w:rPr>
+          <w:t>5</w:t>
         </w:r>
         <w:r>
           <w:rPr>
@@ -896,13 +1168,13 @@
           <w:noProof/>
         </w:rPr>
       </w:pPr>
-      <w:hyperlink w:anchor="_Toc235021391" w:history="1">
+      <w:hyperlink w:anchor="_Toc238818637" w:history="1">
         <w:r>
           <w:rPr>
             <w:rStyle w:val="Hyperlink"/>
             <w:noProof/>
           </w:rPr>
-          <w:t>6. Options Considered and Evaluation</w:t>
+          <w:t>6. Cost-Benefit Analysis</w:t>
         </w:r>
         <w:r>
           <w:rPr>
@@ -923,7 +1195,7 @@
             <w:noProof/>
             <w:webHidden/>
           </w:rPr>
-          <w:instrText xml:space="preserve"> PAGEREF _Toc235021391 \h </w:instrText>
+          <w:instrText xml:space="preserve"> PAGEREF _Toc238818637 \h </w:instrText>
         </w:r>
         <w:r>
           <w:rPr>
@@ -943,7 +1215,7 @@
             <w:noProof/>
             <w:webHidden/>
           </w:rPr>
-          <w:t>4</w:t>
+          <w:t>5</w:t>
         </w:r>
         <w:r>
           <w:rPr>
@@ -964,13 +1236,13 @@
           <w:noProof/>
         </w:rPr>
       </w:pPr>
-      <w:hyperlink w:anchor="_Toc235021392" w:history="1">
+      <w:hyperlink w:anchor="_Toc238818638" w:history="1">
         <w:r>
           <w:rPr>
             <w:rStyle w:val="Hyperlink"/>
             <w:noProof/>
           </w:rPr>
-          <w:t>6.1 Solution requirements</w:t>
+          <w:t>6.1 Assumptions</w:t>
         </w:r>
         <w:r>
           <w:rPr>
@@ -991,7 +1263,7 @@
             <w:noProof/>
             <w:webHidden/>
           </w:rPr>
-          <w:instrText xml:space="preserve"> PAGEREF _Toc235021392 \h </w:instrText>
+          <w:instrText xml:space="preserve"> PAGEREF _Toc238818638 \h </w:instrText>
         </w:r>
         <w:r>
           <w:rPr>
@@ -1011,7 +1283,7 @@
             <w:noProof/>
             <w:webHidden/>
           </w:rPr>
-          <w:t>4</w:t>
+          <w:t>5</w:t>
         </w:r>
         <w:r>
           <w:rPr>
@@ -1032,13 +1304,13 @@
           <w:noProof/>
         </w:rPr>
       </w:pPr>
-      <w:hyperlink w:anchor="_Toc235021393" w:history="1">
+      <w:hyperlink w:anchor="_Toc238818639" w:history="1">
         <w:r>
           <w:rPr>
             <w:rStyle w:val="Hyperlink"/>
             <w:noProof/>
           </w:rPr>
-          <w:t>6.2 Options considered</w:t>
+          <w:t>6.2 Option A — 5-year summary</w:t>
         </w:r>
         <w:r>
           <w:rPr>
@@ -1059,7 +1331,7 @@
             <w:noProof/>
             <w:webHidden/>
           </w:rPr>
-          <w:instrText xml:space="preserve"> PAGEREF _Toc235021393 \h </w:instrText>
+          <w:instrText xml:space="preserve"> PAGEREF _Toc238818639 \h </w:instrText>
         </w:r>
         <w:r>
           <w:rPr>
@@ -1079,7 +1351,7 @@
             <w:noProof/>
             <w:webHidden/>
           </w:rPr>
-          <w:t>4</w:t>
+          <w:t>5</w:t>
         </w:r>
         <w:r>
           <w:rPr>
@@ -1100,13 +1372,13 @@
           <w:noProof/>
         </w:rPr>
       </w:pPr>
-      <w:hyperlink w:anchor="_Toc235021394" w:history="1">
+      <w:hyperlink w:anchor="_Toc238818640" w:history="1">
         <w:r>
           <w:rPr>
             <w:rStyle w:val="Hyperlink"/>
             <w:noProof/>
           </w:rPr>
-          <w:t>6.3 Evaluation method</w:t>
+          <w:t>6.3 Option B — 5-year summary</w:t>
         </w:r>
         <w:r>
           <w:rPr>
@@ -1127,7 +1399,7 @@
             <w:noProof/>
             <w:webHidden/>
           </w:rPr>
-          <w:instrText xml:space="preserve"> PAGEREF _Toc235021394 \h </w:instrText>
+          <w:instrText xml:space="preserve"> PAGEREF _Toc238818640 \h </w:instrText>
         </w:r>
         <w:r>
           <w:rPr>
@@ -1147,7 +1419,7 @@
             <w:noProof/>
             <w:webHidden/>
           </w:rPr>
-          <w:t>5</w:t>
+          <w:t>6</w:t>
         </w:r>
         <w:r>
           <w:rPr>
@@ -1168,13 +1440,13 @@
           <w:noProof/>
         </w:rPr>
       </w:pPr>
-      <w:hyperlink w:anchor="_Toc235021395" w:history="1">
+      <w:hyperlink w:anchor="_Toc238818641" w:history="1">
         <w:r>
           <w:rPr>
             <w:rStyle w:val="Hyperlink"/>
             <w:noProof/>
           </w:rPr>
-          <w:t>6.4 Initial impact and difficulty assessment</w:t>
+          <w:t>6.4 Quantified benefit — avoided downtime</w:t>
         </w:r>
         <w:r>
           <w:rPr>
@@ -1195,7 +1467,7 @@
             <w:noProof/>
             <w:webHidden/>
           </w:rPr>
-          <w:instrText xml:space="preserve"> PAGEREF _Toc235021395 \h </w:instrText>
+          <w:instrText xml:space="preserve"> PAGEREF _Toc238818641 \h </w:instrText>
         </w:r>
         <w:r>
           <w:rPr>
@@ -1215,7 +1487,75 @@
             <w:noProof/>
             <w:webHidden/>
           </w:rPr>
-          <w:t>5</w:t>
+          <w:t>6</w:t>
+        </w:r>
+        <w:r>
+          <w:rPr>
+            <w:noProof/>
+            <w:webHidden/>
+          </w:rPr>
+          <w:fldChar w:fldCharType="end"/>
+        </w:r>
+      </w:hyperlink>
+    </w:p>
+    <w:p>
+      <w:pPr>
+        <w:pStyle w:val="TOC2"/>
+        <w:tabs>
+          <w:tab w:val="right" w:leader="dot" w:pos="9402"/>
+        </w:tabs>
+        <w:rPr>
+          <w:noProof/>
+        </w:rPr>
+      </w:pPr>
+      <w:hyperlink w:anchor="_Toc238818642" w:history="1">
+        <w:r>
+          <w:rPr>
+            <w:rStyle w:val="Hyperlink"/>
+            <w:noProof/>
+          </w:rPr>
+          <w:t>6.5 Comparison summary</w:t>
+        </w:r>
+        <w:r>
+          <w:rPr>
+            <w:noProof/>
+            <w:webHidden/>
+          </w:rPr>
+          <w:tab/>
+        </w:r>
+        <w:r>
+          <w:rPr>
+            <w:noProof/>
+            <w:webHidden/>
+          </w:rPr>
+          <w:fldChar w:fldCharType="begin"/>
+        </w:r>
+        <w:r>
+          <w:rPr>
+            <w:noProof/>
+            <w:webHidden/>
+          </w:rPr>
+          <w:instrText xml:space="preserve"> PAGEREF _Toc238818642 \h </w:instrText>
+        </w:r>
+        <w:r>
+          <w:rPr>
+            <w:noProof/>
+            <w:webHidden/>
+          </w:rPr>
+        </w:r>
+        <w:r>
+          <w:rPr>
+            <w:noProof/>
+            <w:webHidden/>
+          </w:rPr>
+          <w:fldChar w:fldCharType="separate"/>
+        </w:r>
+        <w:r>
+          <w:rPr>
+            <w:noProof/>
+            <w:webHidden/>
+          </w:rPr>
+          <w:t>6</w:t>
         </w:r>
         <w:r>
           <w:rPr>
@@ -1236,13 +1576,13 @@
           <w:noProof/>
         </w:rPr>
       </w:pPr>
-      <w:hyperlink w:anchor="_Toc235021396" w:history="1">
+      <w:hyperlink w:anchor="_Toc238818643" w:history="1">
         <w:r>
           <w:rPr>
             <w:rStyle w:val="Hyperlink"/>
             <w:noProof/>
           </w:rPr>
-          <w:t>7. Cost Comparison</w:t>
+          <w:t>7. Risk and Impact Assessment</w:t>
         </w:r>
         <w:r>
           <w:rPr>
@@ -1263,7 +1603,7 @@
             <w:noProof/>
             <w:webHidden/>
           </w:rPr>
-          <w:instrText xml:space="preserve"> PAGEREF _Toc235021396 \h </w:instrText>
+          <w:instrText xml:space="preserve"> PAGEREF _Toc238818643 \h </w:instrText>
         </w:r>
         <w:r>
           <w:rPr>
@@ -1283,7 +1623,7 @@
             <w:noProof/>
             <w:webHidden/>
           </w:rPr>
-          <w:t>5</w:t>
+          <w:t>6</w:t>
         </w:r>
         <w:r>
           <w:rPr>
@@ -1304,13 +1644,13 @@
           <w:noProof/>
         </w:rPr>
       </w:pPr>
-      <w:hyperlink w:anchor="_Toc235021397" w:history="1">
+      <w:hyperlink w:anchor="_Toc238818644" w:history="1">
         <w:r>
           <w:rPr>
             <w:rStyle w:val="Hyperlink"/>
             <w:noProof/>
           </w:rPr>
-          <w:t>7.1 Option A — Remediate and retain GrayBoard</w:t>
+          <w:t>7.1 Intangibles comparison</w:t>
         </w:r>
         <w:r>
           <w:rPr>
@@ -1331,7 +1671,7 @@
             <w:noProof/>
             <w:webHidden/>
           </w:rPr>
-          <w:instrText xml:space="preserve"> PAGEREF _Toc235021397 \h </w:instrText>
+          <w:instrText xml:space="preserve"> PAGEREF _Toc238818644 \h </w:instrText>
         </w:r>
         <w:r>
           <w:rPr>
@@ -1351,7 +1691,7 @@
             <w:noProof/>
             <w:webHidden/>
           </w:rPr>
-          <w:t>5</w:t>
+          <w:t>6</w:t>
         </w:r>
         <w:r>
           <w:rPr>
@@ -1372,13 +1712,13 @@
           <w:noProof/>
         </w:rPr>
       </w:pPr>
-      <w:hyperlink w:anchor="_Toc235021398" w:history="1">
+      <w:hyperlink w:anchor="_Toc238818645" w:history="1">
         <w:r>
           <w:rPr>
             <w:rStyle w:val="Hyperlink"/>
             <w:noProof/>
           </w:rPr>
-          <w:t>7.2 Option B — Replace with DOODLE (on-premises)</w:t>
+          <w:t>7.2 Risk register (recommended option)</w:t>
         </w:r>
         <w:r>
           <w:rPr>
@@ -1399,7 +1739,7 @@
             <w:noProof/>
             <w:webHidden/>
           </w:rPr>
-          <w:instrText xml:space="preserve"> PAGEREF _Toc235021398 \h </w:instrText>
+          <w:instrText xml:space="preserve"> PAGEREF _Toc238818645 \h </w:instrText>
         </w:r>
         <w:r>
           <w:rPr>
@@ -1419,7 +1759,143 @@
             <w:noProof/>
             <w:webHidden/>
           </w:rPr>
-          <w:t>5</w:t>
+          <w:t>7</w:t>
+        </w:r>
+        <w:r>
+          <w:rPr>
+            <w:noProof/>
+            <w:webHidden/>
+          </w:rPr>
+          <w:fldChar w:fldCharType="end"/>
+        </w:r>
+      </w:hyperlink>
+    </w:p>
+    <w:p>
+      <w:pPr>
+        <w:pStyle w:val="TOC1"/>
+        <w:tabs>
+          <w:tab w:val="right" w:leader="dot" w:pos="9402"/>
+        </w:tabs>
+        <w:rPr>
+          <w:noProof/>
+        </w:rPr>
+      </w:pPr>
+      <w:hyperlink w:anchor="_Toc238818646" w:history="1">
+        <w:r>
+          <w:rPr>
+            <w:rStyle w:val="Hyperlink"/>
+            <w:noProof/>
+          </w:rPr>
+          <w:t>8. Recommendation</w:t>
+        </w:r>
+        <w:r>
+          <w:rPr>
+            <w:noProof/>
+            <w:webHidden/>
+          </w:rPr>
+          <w:tab/>
+        </w:r>
+        <w:r>
+          <w:rPr>
+            <w:noProof/>
+            <w:webHidden/>
+          </w:rPr>
+          <w:fldChar w:fldCharType="begin"/>
+        </w:r>
+        <w:r>
+          <w:rPr>
+            <w:noProof/>
+            <w:webHidden/>
+          </w:rPr>
+          <w:instrText xml:space="preserve"> PAGEREF _Toc238818646 \h </w:instrText>
+        </w:r>
+        <w:r>
+          <w:rPr>
+            <w:noProof/>
+            <w:webHidden/>
+          </w:rPr>
+        </w:r>
+        <w:r>
+          <w:rPr>
+            <w:noProof/>
+            <w:webHidden/>
+          </w:rPr>
+          <w:fldChar w:fldCharType="separate"/>
+        </w:r>
+        <w:r>
+          <w:rPr>
+            <w:noProof/>
+            <w:webHidden/>
+          </w:rPr>
+          <w:t>7</w:t>
+        </w:r>
+        <w:r>
+          <w:rPr>
+            <w:noProof/>
+            <w:webHidden/>
+          </w:rPr>
+          <w:fldChar w:fldCharType="end"/>
+        </w:r>
+      </w:hyperlink>
+    </w:p>
+    <w:p>
+      <w:pPr>
+        <w:pStyle w:val="TOC1"/>
+        <w:tabs>
+          <w:tab w:val="right" w:leader="dot" w:pos="9402"/>
+        </w:tabs>
+        <w:rPr>
+          <w:noProof/>
+        </w:rPr>
+      </w:pPr>
+      <w:hyperlink w:anchor="_Toc238818647" w:history="1">
+        <w:r>
+          <w:rPr>
+            <w:rStyle w:val="Hyperlink"/>
+            <w:noProof/>
+          </w:rPr>
+          <w:t>9. Action Plan</w:t>
+        </w:r>
+        <w:r>
+          <w:rPr>
+            <w:noProof/>
+            <w:webHidden/>
+          </w:rPr>
+          <w:tab/>
+        </w:r>
+        <w:r>
+          <w:rPr>
+            <w:noProof/>
+            <w:webHidden/>
+          </w:rPr>
+          <w:fldChar w:fldCharType="begin"/>
+        </w:r>
+        <w:r>
+          <w:rPr>
+            <w:noProof/>
+            <w:webHidden/>
+          </w:rPr>
+          <w:instrText xml:space="preserve"> PAGEREF _Toc238818647 \h </w:instrText>
+        </w:r>
+        <w:r>
+          <w:rPr>
+            <w:noProof/>
+            <w:webHidden/>
+          </w:rPr>
+        </w:r>
+        <w:r>
+          <w:rPr>
+            <w:noProof/>
+            <w:webHidden/>
+          </w:rPr>
+          <w:fldChar w:fldCharType="separate"/>
+        </w:r>
+        <w:r>
+          <w:rPr>
+            <w:noProof/>
+            <w:webHidden/>
+          </w:rPr>
+          <w:t>7</w:t>
         </w:r>
         <w:r>
           <w:rPr>
@@ -1440,13 +1916,13 @@
           <w:noProof/>
         </w:rPr>
       </w:pPr>
-      <w:hyperlink w:anchor="_Toc235021399" w:history="1">
+      <w:hyperlink w:anchor="_Toc238818648" w:history="1">
         <w:r>
           <w:rPr>
             <w:rStyle w:val="Hyperlink"/>
             <w:noProof/>
           </w:rPr>
-          <w:t>7.3 Comparison summary</w:t>
+          <w:t>9.1 Prioritised changes</w:t>
         </w:r>
         <w:r>
           <w:rPr>
@@ -1467,7 +1943,7 @@
             <w:noProof/>
             <w:webHidden/>
           </w:rPr>
-          <w:instrText xml:space="preserve"> PAGEREF _Toc235021399 \h </w:instrText>
+          <w:instrText xml:space="preserve"> PAGEREF _Toc238818648 \h </w:instrText>
         </w:r>
         <w:r>
           <w:rPr>
@@ -1487,7 +1963,7 @@
             <w:noProof/>
             <w:webHidden/>
           </w:rPr>
-          <w:t>6</w:t>
+          <w:t>7</w:t>
         </w:r>
         <w:r>
           <w:rPr>
@@ -1508,13 +1984,13 @@
           <w:noProof/>
         </w:rPr>
       </w:pPr>
-      <w:hyperlink w:anchor="_Toc235021400" w:history="1">
+      <w:hyperlink w:anchor="_Toc238818649" w:history="1">
         <w:r>
           <w:rPr>
             <w:rStyle w:val="Hyperlink"/>
             <w:noProof/>
           </w:rPr>
-          <w:t>7.4 Sensitivity</w:t>
+          <w:t>9.2 Implementation schedule</w:t>
         </w:r>
         <w:r>
           <w:rPr>
@@ -1535,7 +2011,7 @@
             <w:noProof/>
             <w:webHidden/>
           </w:rPr>
-          <w:instrText xml:space="preserve"> PAGEREF _Toc235021400 \h </w:instrText>
+          <w:instrText xml:space="preserve"> PAGEREF _Toc238818649 \h </w:instrText>
         </w:r>
         <w:r>
           <w:rPr>
@@ -1555,7 +2031,211 @@
             <w:noProof/>
             <w:webHidden/>
           </w:rPr>
-          <w:t>6</w:t>
+          <w:t>7</w:t>
+        </w:r>
+        <w:r>
+          <w:rPr>
+            <w:noProof/>
+            <w:webHidden/>
+          </w:rPr>
+          <w:fldChar w:fldCharType="end"/>
+        </w:r>
+      </w:hyperlink>
+    </w:p>
+    <w:p>
+      <w:pPr>
+        <w:pStyle w:val="TOC2"/>
+        <w:tabs>
+          <w:tab w:val="right" w:leader="dot" w:pos="9402"/>
+        </w:tabs>
+        <w:rPr>
+          <w:noProof/>
+        </w:rPr>
+      </w:pPr>
+      <w:hyperlink w:anchor="_Toc238818650" w:history="1">
+        <w:r>
+          <w:rPr>
+            <w:rStyle w:val="Hyperlink"/>
+            <w:noProof/>
+          </w:rPr>
+          <w:t>9.3 Standards, targets, and success metrics</w:t>
+        </w:r>
+        <w:r>
+          <w:rPr>
+            <w:noProof/>
+            <w:webHidden/>
+          </w:rPr>
+          <w:tab/>
+        </w:r>
+        <w:r>
+          <w:rPr>
+            <w:noProof/>
+            <w:webHidden/>
+          </w:rPr>
+          <w:fldChar w:fldCharType="begin"/>
+        </w:r>
+        <w:r>
+          <w:rPr>
+            <w:noProof/>
+            <w:webHidden/>
+          </w:rPr>
+          <w:instrText xml:space="preserve"> PAGEREF _Toc238818650 \h </w:instrText>
+        </w:r>
+        <w:r>
+          <w:rPr>
+            <w:noProof/>
+            <w:webHidden/>
+          </w:rPr>
+        </w:r>
+        <w:r>
+          <w:rPr>
+            <w:noProof/>
+            <w:webHidden/>
+          </w:rPr>
+          <w:fldChar w:fldCharType="separate"/>
+        </w:r>
+        <w:r>
+          <w:rPr>
+            <w:noProof/>
+            <w:webHidden/>
+          </w:rPr>
+          <w:t>8</w:t>
+        </w:r>
+        <w:r>
+          <w:rPr>
+            <w:noProof/>
+            <w:webHidden/>
+          </w:rPr>
+          <w:fldChar w:fldCharType="end"/>
+        </w:r>
+      </w:hyperlink>
+    </w:p>
+    <w:p>
+      <w:pPr>
+        <w:pStyle w:val="TOC2"/>
+        <w:tabs>
+          <w:tab w:val="right" w:leader="dot" w:pos="9402"/>
+        </w:tabs>
+        <w:rPr>
+          <w:noProof/>
+        </w:rPr>
+      </w:pPr>
+      <w:hyperlink w:anchor="_Toc238818651" w:history="1">
+        <w:r>
+          <w:rPr>
+            <w:rStyle w:val="Hyperlink"/>
+            <w:noProof/>
+          </w:rPr>
+          <w:t>9.4 Implementation methods</w:t>
+        </w:r>
+        <w:r>
+          <w:rPr>
+            <w:noProof/>
+            <w:webHidden/>
+          </w:rPr>
+          <w:tab/>
+        </w:r>
+        <w:r>
+          <w:rPr>
+            <w:noProof/>
+            <w:webHidden/>
+          </w:rPr>
+          <w:fldChar w:fldCharType="begin"/>
+        </w:r>
+        <w:r>
+          <w:rPr>
+            <w:noProof/>
+            <w:webHidden/>
+          </w:rPr>
+          <w:instrText xml:space="preserve"> PAGEREF _Toc238818651 \h </w:instrText>
+        </w:r>
+        <w:r>
+          <w:rPr>
+            <w:noProof/>
+            <w:webHidden/>
+          </w:rPr>
+        </w:r>
+        <w:r>
+          <w:rPr>
+            <w:noProof/>
+            <w:webHidden/>
+          </w:rPr>
+          <w:fldChar w:fldCharType="separate"/>
+        </w:r>
+        <w:r>
+          <w:rPr>
+            <w:noProof/>
+            <w:webHidden/>
+          </w:rPr>
+          <w:t>8</w:t>
+        </w:r>
+        <w:r>
+          <w:rPr>
+            <w:noProof/>
+            <w:webHidden/>
+          </w:rPr>
+          <w:fldChar w:fldCharType="end"/>
+        </w:r>
+      </w:hyperlink>
+    </w:p>
+    <w:p>
+      <w:pPr>
+        <w:pStyle w:val="TOC2"/>
+        <w:tabs>
+          <w:tab w:val="right" w:leader="dot" w:pos="9402"/>
+        </w:tabs>
+        <w:rPr>
+          <w:noProof/>
+        </w:rPr>
+      </w:pPr>
+      <w:hyperlink w:anchor="_Toc238818652" w:history="1">
+        <w:r>
+          <w:rPr>
+            <w:rStyle w:val="Hyperlink"/>
+            <w:noProof/>
+          </w:rPr>
+          <w:t>9.5 Alignment with change-management procedure</w:t>
+        </w:r>
+        <w:r>
+          <w:rPr>
+            <w:noProof/>
+            <w:webHidden/>
+          </w:rPr>
+          <w:tab/>
+        </w:r>
+        <w:r>
+          <w:rPr>
+            <w:noProof/>
+            <w:webHidden/>
+          </w:rPr>
+          <w:fldChar w:fldCharType="begin"/>
+        </w:r>
+        <w:r>
+          <w:rPr>
+            <w:noProof/>
+            <w:webHidden/>
+          </w:rPr>
+          <w:instrText xml:space="preserve"> PAGEREF _Toc238818652 \h </w:instrText>
+        </w:r>
+        <w:r>
+          <w:rPr>
+            <w:noProof/>
+            <w:webHidden/>
+          </w:rPr>
+        </w:r>
+        <w:r>
+          <w:rPr>
+            <w:noProof/>
+            <w:webHidden/>
+          </w:rPr>
+          <w:fldChar w:fldCharType="separate"/>
+        </w:r>
+        <w:r>
+          <w:rPr>
+            <w:noProof/>
+            <w:webHidden/>
+          </w:rPr>
+          <w:t>8</w:t>
         </w:r>
         <w:r>
           <w:rPr>
@@ -1576,13 +2256,13 @@
           <w:noProof/>
         </w:rPr>
       </w:pPr>
-      <w:hyperlink w:anchor="_Toc235021401" w:history="1">
+      <w:hyperlink w:anchor="_Toc238818653" w:history="1">
         <w:r>
           <w:rPr>
             <w:rStyle w:val="Hyperlink"/>
             <w:noProof/>
           </w:rPr>
-          <w:t>8. Risk and Impact Assessment</w:t>
+          <w:t>10. Next Steps and Decision Requested</w:t>
         </w:r>
         <w:r>
           <w:rPr>
@@ -1603,7 +2283,7 @@
             <w:noProof/>
             <w:webHidden/>
           </w:rPr>
-          <w:instrText xml:space="preserve"> PAGEREF _Toc235021401 \h </w:instrText>
+          <w:instrText xml:space="preserve"> PAGEREF _Toc238818653 \h </w:instrText>
         </w:r>
         <w:r>
           <w:rPr>
@@ -1623,7 +2303,211 @@
             <w:noProof/>
             <w:webHidden/>
           </w:rPr>
-          <w:t>6</w:t>
+          <w:t>8</w:t>
+        </w:r>
+        <w:r>
+          <w:rPr>
+            <w:noProof/>
+            <w:webHidden/>
+          </w:rPr>
+          <w:fldChar w:fldCharType="end"/>
+        </w:r>
+      </w:hyperlink>
+    </w:p>
+    <w:p>
+      <w:pPr>
+        <w:pStyle w:val="TOC1"/>
+        <w:tabs>
+          <w:tab w:val="right" w:leader="dot" w:pos="9402"/>
+        </w:tabs>
+        <w:rPr>
+          <w:noProof/>
+        </w:rPr>
+      </w:pPr>
+      <w:hyperlink w:anchor="_Toc238818654" w:history="1">
+        <w:r>
+          <w:rPr>
+            <w:rStyle w:val="Hyperlink"/>
+            <w:noProof/>
+          </w:rPr>
+          <w:t>11. Feedback</w:t>
+        </w:r>
+        <w:r>
+          <w:rPr>
+            <w:noProof/>
+            <w:webHidden/>
+          </w:rPr>
+          <w:tab/>
+        </w:r>
+        <w:r>
+          <w:rPr>
+            <w:noProof/>
+            <w:webHidden/>
+          </w:rPr>
+          <w:fldChar w:fldCharType="begin"/>
+        </w:r>
+        <w:r>
+          <w:rPr>
+            <w:noProof/>
+            <w:webHidden/>
+          </w:rPr>
+          <w:instrText xml:space="preserve"> PAGEREF _Toc238818654 \h </w:instrText>
+        </w:r>
+        <w:r>
+          <w:rPr>
+            <w:noProof/>
+            <w:webHidden/>
+          </w:rPr>
+        </w:r>
+        <w:r>
+          <w:rPr>
+            <w:noProof/>
+            <w:webHidden/>
+          </w:rPr>
+          <w:fldChar w:fldCharType="separate"/>
+        </w:r>
+        <w:r>
+          <w:rPr>
+            <w:noProof/>
+            <w:webHidden/>
+          </w:rPr>
+          <w:t>8</w:t>
+        </w:r>
+        <w:r>
+          <w:rPr>
+            <w:noProof/>
+            <w:webHidden/>
+          </w:rPr>
+          <w:fldChar w:fldCharType="end"/>
+        </w:r>
+      </w:hyperlink>
+    </w:p>
+    <w:p>
+      <w:pPr>
+        <w:pStyle w:val="TOC1"/>
+        <w:tabs>
+          <w:tab w:val="right" w:leader="dot" w:pos="9402"/>
+        </w:tabs>
+        <w:rPr>
+          <w:noProof/>
+        </w:rPr>
+      </w:pPr>
+      <w:hyperlink w:anchor="_Toc238818655" w:history="1">
+        <w:r>
+          <w:rPr>
+            <w:rStyle w:val="Hyperlink"/>
+            <w:noProof/>
+          </w:rPr>
+          <w:t>Sign-off</w:t>
+        </w:r>
+        <w:r>
+          <w:rPr>
+            <w:noProof/>
+            <w:webHidden/>
+          </w:rPr>
+          <w:tab/>
+        </w:r>
+        <w:r>
+          <w:rPr>
+            <w:noProof/>
+            <w:webHidden/>
+          </w:rPr>
+          <w:fldChar w:fldCharType="begin"/>
+        </w:r>
+        <w:r>
+          <w:rPr>
+            <w:noProof/>
+            <w:webHidden/>
+          </w:rPr>
+          <w:instrText xml:space="preserve"> PAGEREF _Toc238818655 \h </w:instrText>
+        </w:r>
+        <w:r>
+          <w:rPr>
+            <w:noProof/>
+            <w:webHidden/>
+          </w:rPr>
+        </w:r>
+        <w:r>
+          <w:rPr>
+            <w:noProof/>
+            <w:webHidden/>
+          </w:rPr>
+          <w:fldChar w:fldCharType="separate"/>
+        </w:r>
+        <w:r>
+          <w:rPr>
+            <w:noProof/>
+            <w:webHidden/>
+          </w:rPr>
+          <w:t>9</w:t>
+        </w:r>
+        <w:r>
+          <w:rPr>
+            <w:noProof/>
+            <w:webHidden/>
+          </w:rPr>
+          <w:fldChar w:fldCharType="end"/>
+        </w:r>
+      </w:hyperlink>
+    </w:p>
+    <w:p>
+      <w:pPr>
+        <w:pStyle w:val="TOC1"/>
+        <w:tabs>
+          <w:tab w:val="right" w:leader="dot" w:pos="9402"/>
+        </w:tabs>
+        <w:rPr>
+          <w:noProof/>
+        </w:rPr>
+      </w:pPr>
+      <w:hyperlink w:anchor="_Toc238818656" w:history="1">
+        <w:r>
+          <w:rPr>
+            <w:rStyle w:val="Hyperlink"/>
+            <w:noProof/>
+          </w:rPr>
+          <w:t>Appendix 1 — Cost Detail</w:t>
+        </w:r>
+        <w:r>
+          <w:rPr>
+            <w:noProof/>
+            <w:webHidden/>
+          </w:rPr>
+          <w:tab/>
+        </w:r>
+        <w:r>
+          <w:rPr>
+            <w:noProof/>
+            <w:webHidden/>
+          </w:rPr>
+          <w:fldChar w:fldCharType="begin"/>
+        </w:r>
+        <w:r>
+          <w:rPr>
+            <w:noProof/>
+            <w:webHidden/>
+          </w:rPr>
+          <w:instrText xml:space="preserve"> PAGEREF _Toc238818656 \h </w:instrText>
+        </w:r>
+        <w:r>
+          <w:rPr>
+            <w:noProof/>
+            <w:webHidden/>
+          </w:rPr>
+        </w:r>
+        <w:r>
+          <w:rPr>
+            <w:noProof/>
+            <w:webHidden/>
+          </w:rPr>
+          <w:fldChar w:fldCharType="separate"/>
+        </w:r>
+        <w:r>
+          <w:rPr>
+            <w:noProof/>
+            <w:webHidden/>
+          </w:rPr>
+          <w:t>10</w:t>
         </w:r>
         <w:r>
           <w:rPr>
@@ -1644,13 +2528,13 @@
           <w:noProof/>
         </w:rPr>
       </w:pPr>
-      <w:hyperlink w:anchor="_Toc235021402" w:history="1">
+      <w:hyperlink w:anchor="_Toc238818657" w:history="1">
         <w:r>
           <w:rPr>
             <w:rStyle w:val="Hyperlink"/>
             <w:noProof/>
           </w:rPr>
-          <w:t>8.1 Intangibles comparison</w:t>
+          <w:t>A1.1 Option A — Remediate and retain GrayBoard</w:t>
         </w:r>
         <w:r>
           <w:rPr>
@@ -1671,7 +2555,7 @@
             <w:noProof/>
             <w:webHidden/>
           </w:rPr>
-          <w:instrText xml:space="preserve"> PAGEREF _Toc235021402 \h </w:instrText>
+          <w:instrText xml:space="preserve"> PAGEREF _Toc238818657 \h </w:instrText>
         </w:r>
         <w:r>
           <w:rPr>
@@ -1691,7 +2575,7 @@
             <w:noProof/>
             <w:webHidden/>
           </w:rPr>
-          <w:t>6</w:t>
+          <w:t>10</w:t>
         </w:r>
         <w:r>
           <w:rPr>
@@ -1712,13 +2596,13 @@
           <w:noProof/>
         </w:rPr>
       </w:pPr>
-      <w:hyperlink w:anchor="_Toc235021403" w:history="1">
+      <w:hyperlink w:anchor="_Toc238818658" w:history="1">
         <w:r>
           <w:rPr>
             <w:rStyle w:val="Hyperlink"/>
             <w:noProof/>
           </w:rPr>
-          <w:t>8.2 Risk register (recommended option)</w:t>
+          <w:t>A1.2 Option B — Replace with DOODLE (on-premises)</w:t>
         </w:r>
         <w:r>
           <w:rPr>
@@ -1739,7 +2623,7 @@
             <w:noProof/>
             <w:webHidden/>
           </w:rPr>
-          <w:instrText xml:space="preserve"> PAGEREF _Toc235021403 \h </w:instrText>
+          <w:instrText xml:space="preserve"> PAGEREF _Toc238818658 \h </w:instrText>
         </w:r>
         <w:r>
           <w:rPr>
@@ -1759,7 +2643,7 @@
             <w:noProof/>
             <w:webHidden/>
           </w:rPr>
-          <w:t>6</w:t>
+          <w:t>10</w:t>
         </w:r>
         <w:r>
           <w:rPr>
@@ -1780,13 +2664,13 @@
           <w:noProof/>
         </w:rPr>
       </w:pPr>
-      <w:hyperlink w:anchor="_Toc235021404" w:history="1">
+      <w:hyperlink w:anchor="_Toc238818659" w:history="1">
         <w:r>
           <w:rPr>
             <w:rStyle w:val="Hyperlink"/>
             <w:noProof/>
           </w:rPr>
-          <w:t>9. Recommendation</w:t>
+          <w:t>Appendix 2 — LMS Market Evaluation (summary)</w:t>
         </w:r>
         <w:r>
           <w:rPr>
@@ -1807,7 +2691,7 @@
             <w:noProof/>
             <w:webHidden/>
           </w:rPr>
-          <w:instrText xml:space="preserve"> PAGEREF _Toc235021404 \h </w:instrText>
+          <w:instrText xml:space="preserve"> PAGEREF _Toc238818659 \h </w:instrText>
         </w:r>
         <w:r>
           <w:rPr>
@@ -1827,755 +2711,7 @@
             <w:noProof/>
             <w:webHidden/>
           </w:rPr>
-          <w:t>7</w:t>
-        </w:r>
-        <w:r>
-          <w:rPr>
-            <w:noProof/>
-            <w:webHidden/>
-          </w:rPr>
-          <w:fldChar w:fldCharType="end"/>
-        </w:r>
-      </w:hyperlink>
-    </w:p>
-    <w:p>
-      <w:pPr>
-        <w:pStyle w:val="TOC1"/>
-        <w:tabs>
-          <w:tab w:val="right" w:leader="dot" w:pos="9402"/>
-        </w:tabs>
-        <w:rPr>
-          <w:noProof/>
-        </w:rPr>
-      </w:pPr>
-      <w:hyperlink w:anchor="_Toc235021405" w:history="1">
-        <w:r>
-          <w:rPr>
-            <w:rStyle w:val="Hyperlink"/>
-            <w:noProof/>
-          </w:rPr>
-          <w:t>10. Action Plan</w:t>
-        </w:r>
-        <w:r>
-          <w:rPr>
-            <w:noProof/>
-            <w:webHidden/>
-          </w:rPr>
-          <w:tab/>
-        </w:r>
-        <w:r>
-          <w:rPr>
-            <w:noProof/>
-            <w:webHidden/>
-          </w:rPr>
-          <w:fldChar w:fldCharType="begin"/>
-        </w:r>
-        <w:r>
-          <w:rPr>
-            <w:noProof/>
-            <w:webHidden/>
-          </w:rPr>
-          <w:instrText xml:space="preserve"> PAGEREF _Toc235021405 \h </w:instrText>
-        </w:r>
-        <w:r>
-          <w:rPr>
-            <w:noProof/>
-            <w:webHidden/>
-          </w:rPr>
-        </w:r>
-        <w:r>
-          <w:rPr>
-            <w:noProof/>
-            <w:webHidden/>
-          </w:rPr>
-          <w:fldChar w:fldCharType="separate"/>
-        </w:r>
-        <w:r>
-          <w:rPr>
-            <w:noProof/>
-            <w:webHidden/>
-          </w:rPr>
-          <w:t>7</w:t>
-        </w:r>
-        <w:r>
-          <w:rPr>
-            <w:noProof/>
-            <w:webHidden/>
-          </w:rPr>
-          <w:fldChar w:fldCharType="end"/>
-        </w:r>
-      </w:hyperlink>
-    </w:p>
-    <w:p>
-      <w:pPr>
-        <w:pStyle w:val="TOC2"/>
-        <w:tabs>
-          <w:tab w:val="right" w:leader="dot" w:pos="9402"/>
-        </w:tabs>
-        <w:rPr>
-          <w:noProof/>
-        </w:rPr>
-      </w:pPr>
-      <w:hyperlink w:anchor="_Toc235021406" w:history="1">
-        <w:r>
-          <w:rPr>
-            <w:rStyle w:val="Hyperlink"/>
-            <w:noProof/>
-          </w:rPr>
-          <w:t>10.1 Prioritised phases</w:t>
-        </w:r>
-        <w:r>
-          <w:rPr>
-            <w:noProof/>
-            <w:webHidden/>
-          </w:rPr>
-          <w:tab/>
-        </w:r>
-        <w:r>
-          <w:rPr>
-            <w:noProof/>
-            <w:webHidden/>
-          </w:rPr>
-          <w:fldChar w:fldCharType="begin"/>
-        </w:r>
-        <w:r>
-          <w:rPr>
-            <w:noProof/>
-            <w:webHidden/>
-          </w:rPr>
-          <w:instrText xml:space="preserve"> PAGEREF _Toc235021406 \h </w:instrText>
-        </w:r>
-        <w:r>
-          <w:rPr>
-            <w:noProof/>
-            <w:webHidden/>
-          </w:rPr>
-        </w:r>
-        <w:r>
-          <w:rPr>
-            <w:noProof/>
-            <w:webHidden/>
-          </w:rPr>
-          <w:fldChar w:fldCharType="separate"/>
-        </w:r>
-        <w:r>
-          <w:rPr>
-            <w:noProof/>
-            <w:webHidden/>
-          </w:rPr>
-          <w:t>7</w:t>
-        </w:r>
-        <w:r>
-          <w:rPr>
-            <w:noProof/>
-            <w:webHidden/>
-          </w:rPr>
-          <w:fldChar w:fldCharType="end"/>
-        </w:r>
-      </w:hyperlink>
-    </w:p>
-    <w:p>
-      <w:pPr>
-        <w:pStyle w:val="TOC2"/>
-        <w:tabs>
-          <w:tab w:val="right" w:leader="dot" w:pos="9402"/>
-        </w:tabs>
-        <w:rPr>
-          <w:noProof/>
-        </w:rPr>
-      </w:pPr>
-      <w:hyperlink w:anchor="_Toc235021407" w:history="1">
-        <w:r>
-          <w:rPr>
-            <w:rStyle w:val="Hyperlink"/>
-            <w:noProof/>
-          </w:rPr>
-          <w:t>10.2 Implementation schedule</w:t>
-        </w:r>
-        <w:r>
-          <w:rPr>
-            <w:noProof/>
-            <w:webHidden/>
-          </w:rPr>
-          <w:tab/>
-        </w:r>
-        <w:r>
-          <w:rPr>
-            <w:noProof/>
-            <w:webHidden/>
-          </w:rPr>
-          <w:fldChar w:fldCharType="begin"/>
-        </w:r>
-        <w:r>
-          <w:rPr>
-            <w:noProof/>
-            <w:webHidden/>
-          </w:rPr>
-          <w:instrText xml:space="preserve"> PAGEREF _Toc235021407 \h </w:instrText>
-        </w:r>
-        <w:r>
-          <w:rPr>
-            <w:noProof/>
-            <w:webHidden/>
-          </w:rPr>
-        </w:r>
-        <w:r>
-          <w:rPr>
-            <w:noProof/>
-            <w:webHidden/>
-          </w:rPr>
-          <w:fldChar w:fldCharType="separate"/>
-        </w:r>
-        <w:r>
-          <w:rPr>
-            <w:noProof/>
-            <w:webHidden/>
-          </w:rPr>
-          <w:t>7</w:t>
-        </w:r>
-        <w:r>
-          <w:rPr>
-            <w:noProof/>
-            <w:webHidden/>
-          </w:rPr>
-          <w:fldChar w:fldCharType="end"/>
-        </w:r>
-      </w:hyperlink>
-    </w:p>
-    <w:p>
-      <w:pPr>
-        <w:pStyle w:val="TOC2"/>
-        <w:tabs>
-          <w:tab w:val="right" w:leader="dot" w:pos="9402"/>
-        </w:tabs>
-        <w:rPr>
-          <w:noProof/>
-        </w:rPr>
-      </w:pPr>
-      <w:hyperlink w:anchor="_Toc235021408" w:history="1">
-        <w:r>
-          <w:rPr>
-            <w:rStyle w:val="Hyperlink"/>
-            <w:noProof/>
-          </w:rPr>
-          <w:t>10.3 Standards, targets, and success metrics</w:t>
-        </w:r>
-        <w:r>
-          <w:rPr>
-            <w:noProof/>
-            <w:webHidden/>
-          </w:rPr>
-          <w:tab/>
-        </w:r>
-        <w:r>
-          <w:rPr>
-            <w:noProof/>
-            <w:webHidden/>
-          </w:rPr>
-          <w:fldChar w:fldCharType="begin"/>
-        </w:r>
-        <w:r>
-          <w:rPr>
-            <w:noProof/>
-            <w:webHidden/>
-          </w:rPr>
-          <w:instrText xml:space="preserve"> PAGEREF _Toc235021408 \h </w:instrText>
-        </w:r>
-        <w:r>
-          <w:rPr>
-            <w:noProof/>
-            <w:webHidden/>
-          </w:rPr>
-        </w:r>
-        <w:r>
-          <w:rPr>
-            <w:noProof/>
-            <w:webHidden/>
-          </w:rPr>
-          <w:fldChar w:fldCharType="separate"/>
-        </w:r>
-        <w:r>
-          <w:rPr>
-            <w:noProof/>
-            <w:webHidden/>
-          </w:rPr>
-          <w:t>7</w:t>
-        </w:r>
-        <w:r>
-          <w:rPr>
-            <w:noProof/>
-            <w:webHidden/>
-          </w:rPr>
-          <w:fldChar w:fldCharType="end"/>
-        </w:r>
-      </w:hyperlink>
-    </w:p>
-    <w:p>
-      <w:pPr>
-        <w:pStyle w:val="TOC2"/>
-        <w:tabs>
-          <w:tab w:val="right" w:leader="dot" w:pos="9402"/>
-        </w:tabs>
-        <w:rPr>
-          <w:noProof/>
-        </w:rPr>
-      </w:pPr>
-      <w:hyperlink w:anchor="_Toc235021409" w:history="1">
-        <w:r>
-          <w:rPr>
-            <w:rStyle w:val="Hyperlink"/>
-            <w:noProof/>
-          </w:rPr>
-          <w:t>10.4 Alignment with the change management procedure</w:t>
-        </w:r>
-        <w:r>
-          <w:rPr>
-            <w:noProof/>
-            <w:webHidden/>
-          </w:rPr>
-          <w:tab/>
-        </w:r>
-        <w:r>
-          <w:rPr>
-            <w:noProof/>
-            <w:webHidden/>
-          </w:rPr>
-          <w:fldChar w:fldCharType="begin"/>
-        </w:r>
-        <w:r>
-          <w:rPr>
-            <w:noProof/>
-            <w:webHidden/>
-          </w:rPr>
-          <w:instrText xml:space="preserve"> PAGEREF _Toc235021409 \h </w:instrText>
-        </w:r>
-        <w:r>
-          <w:rPr>
-            <w:noProof/>
-            <w:webHidden/>
-          </w:rPr>
-        </w:r>
-        <w:r>
-          <w:rPr>
-            <w:noProof/>
-            <w:webHidden/>
-          </w:rPr>
-          <w:fldChar w:fldCharType="separate"/>
-        </w:r>
-        <w:r>
-          <w:rPr>
-            <w:noProof/>
-            <w:webHidden/>
-          </w:rPr>
-          <w:t>8</w:t>
-        </w:r>
-        <w:r>
-          <w:rPr>
-            <w:noProof/>
-            <w:webHidden/>
-          </w:rPr>
-          <w:fldChar w:fldCharType="end"/>
-        </w:r>
-      </w:hyperlink>
-    </w:p>
-    <w:p>
-      <w:pPr>
-        <w:pStyle w:val="TOC1"/>
-        <w:tabs>
-          <w:tab w:val="right" w:leader="dot" w:pos="9402"/>
-        </w:tabs>
-        <w:rPr>
-          <w:noProof/>
-        </w:rPr>
-      </w:pPr>
-      <w:hyperlink w:anchor="_Toc235021410" w:history="1">
-        <w:r>
-          <w:rPr>
-            <w:rStyle w:val="Hyperlink"/>
-            <w:noProof/>
-          </w:rPr>
-          <w:t>11. Next Steps and Decision Requested</w:t>
-        </w:r>
-        <w:r>
-          <w:rPr>
-            <w:noProof/>
-            <w:webHidden/>
-          </w:rPr>
-          <w:tab/>
-        </w:r>
-        <w:r>
-          <w:rPr>
-            <w:noProof/>
-            <w:webHidden/>
-          </w:rPr>
-          <w:fldChar w:fldCharType="begin"/>
-        </w:r>
-        <w:r>
-          <w:rPr>
-            <w:noProof/>
-            <w:webHidden/>
-          </w:rPr>
-          <w:instrText xml:space="preserve"> PAGEREF _Toc235021410 \h </w:instrText>
-        </w:r>
-        <w:r>
-          <w:rPr>
-            <w:noProof/>
-            <w:webHidden/>
-          </w:rPr>
-        </w:r>
-        <w:r>
-          <w:rPr>
-            <w:noProof/>
-            <w:webHidden/>
-          </w:rPr>
-          <w:fldChar w:fldCharType="separate"/>
-        </w:r>
-        <w:r>
-          <w:rPr>
-            <w:noProof/>
-            <w:webHidden/>
-          </w:rPr>
-          <w:t>8</w:t>
-        </w:r>
-        <w:r>
-          <w:rPr>
-            <w:noProof/>
-            <w:webHidden/>
-          </w:rPr>
-          <w:fldChar w:fldCharType="end"/>
-        </w:r>
-      </w:hyperlink>
-    </w:p>
-    <w:p>
-      <w:pPr>
-        <w:pStyle w:val="TOC1"/>
-        <w:tabs>
-          <w:tab w:val="right" w:leader="dot" w:pos="9402"/>
-        </w:tabs>
-        <w:rPr>
-          <w:noProof/>
-        </w:rPr>
-      </w:pPr>
-      <w:hyperlink w:anchor="_Toc235021411" w:history="1">
-        <w:r>
-          <w:rPr>
-            <w:rStyle w:val="Hyperlink"/>
-            <w:noProof/>
-          </w:rPr>
-          <w:t>Sign-off</w:t>
-        </w:r>
-        <w:r>
-          <w:rPr>
-            <w:noProof/>
-            <w:webHidden/>
-          </w:rPr>
-          <w:tab/>
-        </w:r>
-        <w:r>
-          <w:rPr>
-            <w:noProof/>
-            <w:webHidden/>
-          </w:rPr>
-          <w:fldChar w:fldCharType="begin"/>
-        </w:r>
-        <w:r>
-          <w:rPr>
-            <w:noProof/>
-            <w:webHidden/>
-          </w:rPr>
-          <w:instrText xml:space="preserve"> PAGEREF _Toc235021411 \h </w:instrText>
-        </w:r>
-        <w:r>
-          <w:rPr>
-            <w:noProof/>
-            <w:webHidden/>
-          </w:rPr>
-        </w:r>
-        <w:r>
-          <w:rPr>
-            <w:noProof/>
-            <w:webHidden/>
-          </w:rPr>
-          <w:fldChar w:fldCharType="separate"/>
-        </w:r>
-        <w:r>
-          <w:rPr>
-            <w:noProof/>
-            <w:webHidden/>
-          </w:rPr>
-          <w:t>8</w:t>
-        </w:r>
-        <w:r>
-          <w:rPr>
-            <w:noProof/>
-            <w:webHidden/>
-          </w:rPr>
-          <w:fldChar w:fldCharType="end"/>
-        </w:r>
-      </w:hyperlink>
-    </w:p>
-    <w:p>
-      <w:pPr>
-        <w:pStyle w:val="TOC1"/>
-        <w:tabs>
-          <w:tab w:val="right" w:leader="dot" w:pos="9402"/>
-        </w:tabs>
-        <w:rPr>
-          <w:noProof/>
-        </w:rPr>
-      </w:pPr>
-      <w:hyperlink w:anchor="_Toc235021412" w:history="1">
-        <w:r>
-          <w:rPr>
-            <w:rStyle w:val="Hyperlink"/>
-            <w:noProof/>
-          </w:rPr>
-          <w:t>Appendix 1 — Cost Detail</w:t>
-        </w:r>
-        <w:r>
-          <w:rPr>
-            <w:noProof/>
-            <w:webHidden/>
-          </w:rPr>
-          <w:tab/>
-        </w:r>
-        <w:r>
-          <w:rPr>
-            <w:noProof/>
-            <w:webHidden/>
-          </w:rPr>
-          <w:fldChar w:fldCharType="begin"/>
-        </w:r>
-        <w:r>
-          <w:rPr>
-            <w:noProof/>
-            <w:webHidden/>
-          </w:rPr>
-          <w:instrText xml:space="preserve"> PAGEREF _Toc235021412 \h </w:instrText>
-        </w:r>
-        <w:r>
-          <w:rPr>
-            <w:noProof/>
-            <w:webHidden/>
-          </w:rPr>
-        </w:r>
-        <w:r>
-          <w:rPr>
-            <w:noProof/>
-            <w:webHidden/>
-          </w:rPr>
-          <w:fldChar w:fldCharType="separate"/>
-        </w:r>
-        <w:r>
-          <w:rPr>
-            <w:noProof/>
-            <w:webHidden/>
-          </w:rPr>
-          <w:t>9</w:t>
-        </w:r>
-        <w:r>
-          <w:rPr>
-            <w:noProof/>
-            <w:webHidden/>
-          </w:rPr>
-          <w:fldChar w:fldCharType="end"/>
-        </w:r>
-      </w:hyperlink>
-    </w:p>
-    <w:p>
-      <w:pPr>
-        <w:pStyle w:val="TOC2"/>
-        <w:tabs>
-          <w:tab w:val="right" w:leader="dot" w:pos="9402"/>
-        </w:tabs>
-        <w:rPr>
-          <w:noProof/>
-        </w:rPr>
-      </w:pPr>
-      <w:hyperlink w:anchor="_Toc235021413" w:history="1">
-        <w:r>
-          <w:rPr>
-            <w:rStyle w:val="Hyperlink"/>
-            <w:noProof/>
-          </w:rPr>
-          <w:t>A1.1 Option A — Remediate and retain GrayBoard</w:t>
-        </w:r>
-        <w:r>
-          <w:rPr>
-            <w:noProof/>
-            <w:webHidden/>
-          </w:rPr>
-          <w:tab/>
-        </w:r>
-        <w:r>
-          <w:rPr>
-            <w:noProof/>
-            <w:webHidden/>
-          </w:rPr>
-          <w:fldChar w:fldCharType="begin"/>
-        </w:r>
-        <w:r>
-          <w:rPr>
-            <w:noProof/>
-            <w:webHidden/>
-          </w:rPr>
-          <w:instrText xml:space="preserve"> PAGEREF _Toc235021413 \h </w:instrText>
-        </w:r>
-        <w:r>
-          <w:rPr>
-            <w:noProof/>
-            <w:webHidden/>
-          </w:rPr>
-        </w:r>
-        <w:r>
-          <w:rPr>
-            <w:noProof/>
-            <w:webHidden/>
-          </w:rPr>
-          <w:fldChar w:fldCharType="separate"/>
-        </w:r>
-        <w:r>
-          <w:rPr>
-            <w:noProof/>
-            <w:webHidden/>
-          </w:rPr>
-          <w:t>9</w:t>
-        </w:r>
-        <w:r>
-          <w:rPr>
-            <w:noProof/>
-            <w:webHidden/>
-          </w:rPr>
-          <w:fldChar w:fldCharType="end"/>
-        </w:r>
-      </w:hyperlink>
-    </w:p>
-    <w:p>
-      <w:pPr>
-        <w:pStyle w:val="TOC2"/>
-        <w:tabs>
-          <w:tab w:val="right" w:leader="dot" w:pos="9402"/>
-        </w:tabs>
-        <w:rPr>
-          <w:noProof/>
-        </w:rPr>
-      </w:pPr>
-      <w:hyperlink w:anchor="_Toc235021414" w:history="1">
-        <w:r>
-          <w:rPr>
-            <w:rStyle w:val="Hyperlink"/>
-            <w:noProof/>
-          </w:rPr>
-          <w:t>A1.2 Option B — Replace with DOODLE (on-premises)</w:t>
-        </w:r>
-        <w:r>
-          <w:rPr>
-            <w:noProof/>
-            <w:webHidden/>
-          </w:rPr>
-          <w:tab/>
-        </w:r>
-        <w:r>
-          <w:rPr>
-            <w:noProof/>
-            <w:webHidden/>
-          </w:rPr>
-          <w:fldChar w:fldCharType="begin"/>
-        </w:r>
-        <w:r>
-          <w:rPr>
-            <w:noProof/>
-            <w:webHidden/>
-          </w:rPr>
-          <w:instrText xml:space="preserve"> PAGEREF _Toc235021414 \h </w:instrText>
-        </w:r>
-        <w:r>
-          <w:rPr>
-            <w:noProof/>
-            <w:webHidden/>
-          </w:rPr>
-        </w:r>
-        <w:r>
-          <w:rPr>
-            <w:noProof/>
-            <w:webHidden/>
-          </w:rPr>
-          <w:fldChar w:fldCharType="separate"/>
-        </w:r>
-        <w:r>
-          <w:rPr>
-            <w:noProof/>
-            <w:webHidden/>
-          </w:rPr>
-          <w:t>9</w:t>
-        </w:r>
-        <w:r>
-          <w:rPr>
-            <w:noProof/>
-            <w:webHidden/>
-          </w:rPr>
-          <w:fldChar w:fldCharType="end"/>
-        </w:r>
-      </w:hyperlink>
-    </w:p>
-    <w:p>
-      <w:pPr>
-        <w:pStyle w:val="TOC1"/>
-        <w:tabs>
-          <w:tab w:val="right" w:leader="dot" w:pos="9402"/>
-        </w:tabs>
-        <w:rPr>
-          <w:noProof/>
-        </w:rPr>
-      </w:pPr>
-      <w:hyperlink w:anchor="_Toc235021415" w:history="1">
-        <w:r>
-          <w:rPr>
-            <w:rStyle w:val="Hyperlink"/>
-            <w:noProof/>
-          </w:rPr>
-          <w:t>Appendix 2 — LMS Market Evaluation (summary)</w:t>
-        </w:r>
-        <w:r>
-          <w:rPr>
-            <w:noProof/>
-            <w:webHidden/>
-          </w:rPr>
-          <w:tab/>
-        </w:r>
-        <w:r>
-          <w:rPr>
-            <w:noProof/>
-            <w:webHidden/>
-          </w:rPr>
-          <w:fldChar w:fldCharType="begin"/>
-        </w:r>
-        <w:r>
-          <w:rPr>
-            <w:noProof/>
-            <w:webHidden/>
-          </w:rPr>
-          <w:instrText xml:space="preserve"> PAGEREF _Toc235021415 \h </w:instrText>
-        </w:r>
-        <w:r>
-          <w:rPr>
-            <w:noProof/>
-            <w:webHidden/>
-          </w:rPr>
-        </w:r>
-        <w:r>
-          <w:rPr>
-            <w:noProof/>
-            <w:webHidden/>
-          </w:rPr>
-          <w:fldChar w:fldCharType="separate"/>
-        </w:r>
-        <w:r>
-          <w:rPr>
-            <w:noProof/>
-            <w:webHidden/>
-          </w:rPr>
-          <w:t>10</w:t>
+          <w:t>11</w:t>
         </w:r>
         <w:r>
           <w:rPr>
@@ -2607,7 +2743,7 @@
       <w:pPr>
         <w:pStyle w:val="Heading1"/>
       </w:pPr>
-      <w:bookmarkStart w:id="1" w:name="_Toc235021386"/>
+      <w:bookmarkStart w:id="1" w:name="_Toc238818628"/>
       <w:r>
         <w:lastRenderedPageBreak/>
         <w:t>1. Executive Summary</w:t>
@@ -2626,33 +2762,18 @@
     </w:p>
     <w:p>
       <w:r>
-        <w:t>We recommend Option B. We ask the board to approve the replacement, the phased implementation plan in §10 (with cutover scheduled into the December–January teaching break), and the Year-1 budget envelope.</w:t>
+        <w:t>We recommend Option B. We ask the board to approve the replacement, the phased implementation plan in §9 (with cutover scheduled into the December–January teaching break), and the Year-1 budget envelope.</w:t>
       </w:r>
     </w:p>
     <w:p>
       <w:pPr>
         <w:pStyle w:val="Heading1"/>
       </w:pPr>
-      <w:bookmarkStart w:id="2" w:name="_Toc235021387"/>
+      <w:bookmarkStart w:id="2" w:name="_Toc238818629"/>
       <w:r>
-        <w:t>2. Engagement Context</w:t>
+        <w:t>2. Strategic Alignment Analysis</w:t>
       </w:r>
       <w:bookmarkEnd w:id="2"/>
-    </w:p>
-    <w:p>
-      <w:r>
-        <w:t>YAT College engaged AccentLoitte to deliver the end-to-end replacement of its legacy GrayBoard LMS, structured in three phases: (1) selection and implementation planning; (2) deployment and data migration; (3) stabilisation and closure. This Business Case is the Phase 1 deliverable: it presents the options analysis and the replacement recommendation for the YAT Board's approval, via the Engagement Sponsor, the YAT ICT Manager (Sam Walker).</w:t>
-      </w:r>
-    </w:p>
-    <w:p>
-      <w:pPr>
-        <w:pStyle w:val="Heading1"/>
-      </w:pPr>
-      <w:bookmarkStart w:id="3" w:name="_Toc235021388"/>
-      <w:r>
-        <w:t>3. Strategic Alignment Analysis</w:t>
-      </w:r>
-      <w:bookmarkEnd w:id="3"/>
     </w:p>
     <w:p>
       <w:r>
@@ -2668,30 +2789,27 @@
       <w:pPr>
         <w:pStyle w:val="Heading1"/>
       </w:pPr>
-      <w:bookmarkStart w:id="4" w:name="_Toc235021389"/>
+      <w:bookmarkStart w:id="3" w:name="_Toc238818630"/>
       <w:r>
-        <w:t>4. Current State — the GrayBoard LMS</w:t>
+        <w:t>3. Current State — the GrayBoard LMS</w:t>
       </w:r>
-      <w:bookmarkEnd w:id="4"/>
+      <w:bookmarkEnd w:id="3"/>
     </w:p>
     <w:p>
       <w:r>
-        <w:t xml:space="preserve">GrayBoard is a bespoke LMS built and maintained in-house by YAT ICT, running on on-premises infrastructure at the Cremorne campus and integrated with Active Directory (authentication), Office 365 (email notifications), and AVETMISS/ASQA statutory reporting. It has reached end of supportable life: </w:t>
-      </w:r>
-      <w:r>
-        <w:lastRenderedPageBreak/>
-        <w:t>effective availability has been degrading, typical and peak-load performance is declining (the platform struggles with the ~3× concurrent load during end-of-term assessment windows), and it depends on a small number of YAT staff for continued maintenance with no external support or product roadmap. It does not meet WCAG 2.1 Level AA, creating a compliance exposure under the Disability Discrimination Act. It does, however, hold YAT's complete student-record history, which carries long-tail retention obligations under the Standards for RTOs 2015 — so any replacement must preserve those records with full integrity. These limitations — no support, declining availability and performance, accessibility non-conformance, and concentration risk on in-house maintenance — are what drive the gap analysis.</w:t>
+        <w:t>GrayBoard is a bespoke LMS built and maintained in-house by YAT ICT, running on on-premises infrastructure at the Cremorne campus and integrated with Active Directory (authentication), Office 365 (email notifications), and AVETMISS/ASQA statutory reporting. It has reached end of supportable life: effective availability has been degrading, typical and peak-load performance is declining (the platform struggles with the ~3× concurrent load during end-of-term assessment windows), and it depends on a small number of YAT staff for continued maintenance with no external support or product roadmap. It does not meet WCAG 2.1 Level AA, creating a compliance exposure under the Disability Discrimination Act. It does, however, hold YAT's complete student-record history, which carries long-tail retention obligations under the Standards for RTOs 2015 — so any replacement must preserve those records with full integrity. These limitations — no support, declining availability and performance, accessibility non-conformance, and concentration risk on in-house maintenance — are what drive the gap analysis.</w:t>
       </w:r>
     </w:p>
     <w:p>
       <w:pPr>
         <w:pStyle w:val="Heading1"/>
       </w:pPr>
-      <w:bookmarkStart w:id="5" w:name="_Toc235021390"/>
+      <w:bookmarkStart w:id="4" w:name="_Toc238818631"/>
       <w:r>
-        <w:t>5. Gap Analysis</w:t>
+        <w:lastRenderedPageBreak/>
+        <w:t>4. Gap Analysis</w:t>
       </w:r>
-      <w:bookmarkEnd w:id="5"/>
+      <w:bookmarkEnd w:id="4"/>
     </w:p>
     <w:tbl>
       <w:tblPr>
@@ -2700,12 +2818,11 @@
         <w:tblLook w:val="04A0" w:firstRow="1" w:lastRow="0" w:firstColumn="1" w:lastColumn="0" w:noHBand="0" w:noVBand="1"/>
       </w:tblPr>
       <w:tblGrid>
-        <w:gridCol w:w="1531"/>
-        <w:gridCol w:w="1608"/>
-        <w:gridCol w:w="1474"/>
-        <w:gridCol w:w="1361"/>
-        <w:gridCol w:w="1417"/>
-        <w:gridCol w:w="1417"/>
+        <w:gridCol w:w="1814"/>
+        <w:gridCol w:w="1928"/>
+        <w:gridCol w:w="1587"/>
+        <w:gridCol w:w="1757"/>
+        <w:gridCol w:w="1701"/>
       </w:tblGrid>
       <w:tr>
         <w:trPr>
@@ -2713,7 +2830,7 @@
         </w:trPr>
         <w:tc>
           <w:tcPr>
-            <w:tcW w:w="1531" w:type="dxa"/>
+            <w:tcW w:w="1814" w:type="dxa"/>
             <w:tcBorders>
               <w:top w:val="single" w:sz="4" w:space="0" w:color="E4DED3"/>
               <w:left w:val="single" w:sz="4" w:space="0" w:color="E4DED3"/>
@@ -2729,13 +2846,13 @@
                 <w:color w:val="FFFFFF"/>
                 <w:sz w:val="18"/>
               </w:rPr>
-              <w:t>Objective</w:t>
-            </w:r>
-          </w:p>
-        </w:tc>
-        <w:tc>
-          <w:tcPr>
-            <w:tcW w:w="1587" w:type="dxa"/>
+              <w:t>Strategic objective</w:t>
+            </w:r>
+          </w:p>
+        </w:tc>
+        <w:tc>
+          <w:tcPr>
+            <w:tcW w:w="1928" w:type="dxa"/>
             <w:tcBorders>
               <w:top w:val="single" w:sz="4" w:space="0" w:color="E4DED3"/>
               <w:left w:val="single" w:sz="4" w:space="0" w:color="E4DED3"/>
@@ -2757,7 +2874,7 @@
         </w:tc>
         <w:tc>
           <w:tcPr>
-            <w:tcW w:w="1474" w:type="dxa"/>
+            <w:tcW w:w="1587" w:type="dxa"/>
             <w:tcBorders>
               <w:top w:val="single" w:sz="4" w:space="0" w:color="E4DED3"/>
               <w:left w:val="single" w:sz="4" w:space="0" w:color="E4DED3"/>
@@ -2773,13 +2890,13 @@
                 <w:color w:val="FFFFFF"/>
                 <w:sz w:val="18"/>
               </w:rPr>
-              <w:t>Desired future state</w:t>
-            </w:r>
-          </w:p>
-        </w:tc>
-        <w:tc>
-          <w:tcPr>
-            <w:tcW w:w="1361" w:type="dxa"/>
+              <w:t>Gap</w:t>
+            </w:r>
+          </w:p>
+        </w:tc>
+        <w:tc>
+          <w:tcPr>
+            <w:tcW w:w="1757" w:type="dxa"/>
             <w:tcBorders>
               <w:top w:val="single" w:sz="4" w:space="0" w:color="E4DED3"/>
               <w:left w:val="single" w:sz="4" w:space="0" w:color="E4DED3"/>
@@ -2795,35 +2912,13 @@
                 <w:color w:val="FFFFFF"/>
                 <w:sz w:val="18"/>
               </w:rPr>
-              <w:t>Gap</w:t>
-            </w:r>
-          </w:p>
-        </w:tc>
-        <w:tc>
-          <w:tcPr>
-            <w:tcW w:w="1417" w:type="dxa"/>
-            <w:tcBorders>
-              <w:top w:val="single" w:sz="4" w:space="0" w:color="E4DED3"/>
-              <w:left w:val="single" w:sz="4" w:space="0" w:color="E4DED3"/>
-              <w:bottom w:val="single" w:sz="4" w:space="0" w:color="E4DED3"/>
-              <w:right w:val="single" w:sz="4" w:space="0" w:color="E4DED3"/>
-            </w:tcBorders>
-            <w:shd w:val="clear" w:color="auto" w:fill="1F5A5C"/>
-          </w:tcPr>
-          <w:p>
-            <w:r>
-              <w:rPr>
-                <w:b/>
-                <w:color w:val="FFFFFF"/>
-                <w:sz w:val="18"/>
-              </w:rPr>
               <w:t>Improvement opportunity</w:t>
             </w:r>
           </w:p>
         </w:tc>
         <w:tc>
           <w:tcPr>
-            <w:tcW w:w="1417" w:type="dxa"/>
+            <w:tcW w:w="1701" w:type="dxa"/>
             <w:tcBorders>
               <w:top w:val="single" w:sz="4" w:space="0" w:color="E4DED3"/>
               <w:left w:val="single" w:sz="4" w:space="0" w:color="E4DED3"/>
@@ -2850,7 +2945,7 @@
         </w:trPr>
         <w:tc>
           <w:tcPr>
-            <w:tcW w:w="1531" w:type="dxa"/>
+            <w:tcW w:w="1814" w:type="dxa"/>
             <w:tcBorders>
               <w:top w:val="single" w:sz="4" w:space="0" w:color="E4DED3"/>
               <w:left w:val="single" w:sz="4" w:space="0" w:color="E4DED3"/>
@@ -2870,6 +2965,25 @@
         </w:tc>
         <w:tc>
           <w:tcPr>
+            <w:tcW w:w="1928" w:type="dxa"/>
+            <w:tcBorders>
+              <w:top w:val="single" w:sz="4" w:space="0" w:color="E4DED3"/>
+              <w:left w:val="single" w:sz="4" w:space="0" w:color="E4DED3"/>
+              <w:bottom w:val="single" w:sz="4" w:space="0" w:color="E4DED3"/>
+              <w:right w:val="single" w:sz="4" w:space="0" w:color="E4DED3"/>
+            </w:tcBorders>
+          </w:tcPr>
+          <w:p>
+            <w:r>
+              <w:rPr>
+                <w:sz w:val="18"/>
+              </w:rPr>
+              <w:t>Bespoke, end-of-life, no vendor support/roadmap</w:t>
+            </w:r>
+          </w:p>
+        </w:tc>
+        <w:tc>
+          <w:tcPr>
             <w:tcW w:w="1587" w:type="dxa"/>
             <w:tcBorders>
               <w:top w:val="single" w:sz="4" w:space="0" w:color="E4DED3"/>
@@ -2883,51 +2997,13 @@
               <w:rPr>
                 <w:sz w:val="18"/>
               </w:rPr>
-              <w:t>Bespoke, end-of-life, no vendor support/roadmap</w:t>
-            </w:r>
-          </w:p>
-        </w:tc>
-        <w:tc>
-          <w:tcPr>
-            <w:tcW w:w="1474" w:type="dxa"/>
-            <w:tcBorders>
-              <w:top w:val="single" w:sz="4" w:space="0" w:color="E4DED3"/>
-              <w:left w:val="single" w:sz="4" w:space="0" w:color="E4DED3"/>
-              <w:bottom w:val="single" w:sz="4" w:space="0" w:color="E4DED3"/>
-              <w:right w:val="single" w:sz="4" w:space="0" w:color="E4DED3"/>
-            </w:tcBorders>
-          </w:tcPr>
-          <w:p>
-            <w:r>
-              <w:rPr>
-                <w:sz w:val="18"/>
-              </w:rPr>
-              <w:t>Vendor-supported product with active roadmap</w:t>
-            </w:r>
-          </w:p>
-        </w:tc>
-        <w:tc>
-          <w:tcPr>
-            <w:tcW w:w="1361" w:type="dxa"/>
-            <w:tcBorders>
-              <w:top w:val="single" w:sz="4" w:space="0" w:color="E4DED3"/>
-              <w:left w:val="single" w:sz="4" w:space="0" w:color="E4DED3"/>
-              <w:bottom w:val="single" w:sz="4" w:space="0" w:color="E4DED3"/>
-              <w:right w:val="single" w:sz="4" w:space="0" w:color="E4DED3"/>
-            </w:tcBorders>
-          </w:tcPr>
-          <w:p>
-            <w:r>
-              <w:rPr>
-                <w:sz w:val="18"/>
-              </w:rPr>
               <w:t>No support or roadmap; concentration risk</w:t>
             </w:r>
           </w:p>
         </w:tc>
         <w:tc>
           <w:tcPr>
-            <w:tcW w:w="1417" w:type="dxa"/>
+            <w:tcW w:w="1757" w:type="dxa"/>
             <w:tcBorders>
               <w:top w:val="single" w:sz="4" w:space="0" w:color="E4DED3"/>
               <w:left w:val="single" w:sz="4" w:space="0" w:color="E4DED3"/>
@@ -2946,7 +3022,7 @@
         </w:tc>
         <w:tc>
           <w:tcPr>
-            <w:tcW w:w="1417" w:type="dxa"/>
+            <w:tcW w:w="1701" w:type="dxa"/>
             <w:tcBorders>
               <w:top w:val="single" w:sz="4" w:space="0" w:color="E4DED3"/>
               <w:left w:val="single" w:sz="4" w:space="0" w:color="E4DED3"/>
@@ -2970,7 +3046,7 @@
         </w:trPr>
         <w:tc>
           <w:tcPr>
-            <w:tcW w:w="1531" w:type="dxa"/>
+            <w:tcW w:w="1814" w:type="dxa"/>
             <w:tcBorders>
               <w:top w:val="single" w:sz="4" w:space="0" w:color="E4DED3"/>
               <w:left w:val="single" w:sz="4" w:space="0" w:color="E4DED3"/>
@@ -2993,6 +3069,25 @@
         </w:tc>
         <w:tc>
           <w:tcPr>
+            <w:tcW w:w="1928" w:type="dxa"/>
+            <w:tcBorders>
+              <w:top w:val="single" w:sz="4" w:space="0" w:color="E4DED3"/>
+              <w:left w:val="single" w:sz="4" w:space="0" w:color="E4DED3"/>
+              <w:bottom w:val="single" w:sz="4" w:space="0" w:color="E4DED3"/>
+              <w:right w:val="single" w:sz="4" w:space="0" w:color="E4DED3"/>
+            </w:tcBorders>
+          </w:tcPr>
+          <w:p>
+            <w:r>
+              <w:rPr>
+                <w:sz w:val="18"/>
+              </w:rPr>
+              <w:t>Degrading, below target</w:t>
+            </w:r>
+          </w:p>
+        </w:tc>
+        <w:tc>
+          <w:tcPr>
             <w:tcW w:w="1587" w:type="dxa"/>
             <w:tcBorders>
               <w:top w:val="single" w:sz="4" w:space="0" w:color="E4DED3"/>
@@ -3006,54 +3101,13 @@
               <w:rPr>
                 <w:sz w:val="18"/>
               </w:rPr>
-              <w:t>Degrading, below target</w:t>
-            </w:r>
-          </w:p>
-        </w:tc>
-        <w:tc>
-          <w:tcPr>
-            <w:tcW w:w="1474" w:type="dxa"/>
-            <w:tcBorders>
-              <w:top w:val="single" w:sz="4" w:space="0" w:color="E4DED3"/>
-              <w:left w:val="single" w:sz="4" w:space="0" w:color="E4DED3"/>
-              <w:bottom w:val="single" w:sz="4" w:space="0" w:color="E4DED3"/>
-              <w:right w:val="single" w:sz="4" w:space="0" w:color="E4DED3"/>
-            </w:tcBorders>
-          </w:tcPr>
-          <w:p>
-            <w:pPr>
-              <w:jc w:val="right"/>
-            </w:pPr>
-            <w:r>
-              <w:rPr>
-                <w:sz w:val="18"/>
-              </w:rPr>
-              <w:t>≥ 99%</w:t>
-            </w:r>
-          </w:p>
-        </w:tc>
-        <w:tc>
-          <w:tcPr>
-            <w:tcW w:w="1361" w:type="dxa"/>
-            <w:tcBorders>
-              <w:top w:val="single" w:sz="4" w:space="0" w:color="E4DED3"/>
-              <w:left w:val="single" w:sz="4" w:space="0" w:color="E4DED3"/>
-              <w:bottom w:val="single" w:sz="4" w:space="0" w:color="E4DED3"/>
-              <w:right w:val="single" w:sz="4" w:space="0" w:color="E4DED3"/>
-            </w:tcBorders>
-          </w:tcPr>
-          <w:p>
-            <w:r>
-              <w:rPr>
-                <w:sz w:val="18"/>
-              </w:rPr>
               <w:t>Reliability shortfall</w:t>
             </w:r>
           </w:p>
         </w:tc>
         <w:tc>
           <w:tcPr>
-            <w:tcW w:w="1417" w:type="dxa"/>
+            <w:tcW w:w="1757" w:type="dxa"/>
             <w:tcBorders>
               <w:top w:val="single" w:sz="4" w:space="0" w:color="E4DED3"/>
               <w:left w:val="single" w:sz="4" w:space="0" w:color="E4DED3"/>
@@ -3072,7 +3126,7 @@
         </w:tc>
         <w:tc>
           <w:tcPr>
-            <w:tcW w:w="1417" w:type="dxa"/>
+            <w:tcW w:w="1701" w:type="dxa"/>
             <w:tcBorders>
               <w:top w:val="single" w:sz="4" w:space="0" w:color="E4DED3"/>
               <w:left w:val="single" w:sz="4" w:space="0" w:color="E4DED3"/>
@@ -3096,7 +3150,7 @@
         </w:trPr>
         <w:tc>
           <w:tcPr>
-            <w:tcW w:w="1531" w:type="dxa"/>
+            <w:tcW w:w="1814" w:type="dxa"/>
             <w:tcBorders>
               <w:top w:val="single" w:sz="4" w:space="0" w:color="E4DED3"/>
               <w:left w:val="single" w:sz="4" w:space="0" w:color="E4DED3"/>
@@ -3116,6 +3170,25 @@
         </w:tc>
         <w:tc>
           <w:tcPr>
+            <w:tcW w:w="1928" w:type="dxa"/>
+            <w:tcBorders>
+              <w:top w:val="single" w:sz="4" w:space="0" w:color="E4DED3"/>
+              <w:left w:val="single" w:sz="4" w:space="0" w:color="E4DED3"/>
+              <w:bottom w:val="single" w:sz="4" w:space="0" w:color="E4DED3"/>
+              <w:right w:val="single" w:sz="4" w:space="0" w:color="E4DED3"/>
+            </w:tcBorders>
+          </w:tcPr>
+          <w:p>
+            <w:r>
+              <w:rPr>
+                <w:sz w:val="18"/>
+              </w:rPr>
+              <w:t>Non-conformant (DDA exposure)</w:t>
+            </w:r>
+          </w:p>
+        </w:tc>
+        <w:tc>
+          <w:tcPr>
             <w:tcW w:w="1587" w:type="dxa"/>
             <w:tcBorders>
               <w:top w:val="single" w:sz="4" w:space="0" w:color="E4DED3"/>
@@ -3129,51 +3202,13 @@
               <w:rPr>
                 <w:sz w:val="18"/>
               </w:rPr>
-              <w:t>Non-conformant (DDA exposure)</w:t>
-            </w:r>
-          </w:p>
-        </w:tc>
-        <w:tc>
-          <w:tcPr>
-            <w:tcW w:w="1474" w:type="dxa"/>
-            <w:tcBorders>
-              <w:top w:val="single" w:sz="4" w:space="0" w:color="E4DED3"/>
-              <w:left w:val="single" w:sz="4" w:space="0" w:color="E4DED3"/>
-              <w:bottom w:val="single" w:sz="4" w:space="0" w:color="E4DED3"/>
-              <w:right w:val="single" w:sz="4" w:space="0" w:color="E4DED3"/>
-            </w:tcBorders>
-          </w:tcPr>
-          <w:p>
-            <w:r>
-              <w:rPr>
-                <w:sz w:val="18"/>
-              </w:rPr>
-              <w:t>Conformant</w:t>
-            </w:r>
-          </w:p>
-        </w:tc>
-        <w:tc>
-          <w:tcPr>
-            <w:tcW w:w="1361" w:type="dxa"/>
-            <w:tcBorders>
-              <w:top w:val="single" w:sz="4" w:space="0" w:color="E4DED3"/>
-              <w:left w:val="single" w:sz="4" w:space="0" w:color="E4DED3"/>
-              <w:bottom w:val="single" w:sz="4" w:space="0" w:color="E4DED3"/>
-              <w:right w:val="single" w:sz="4" w:space="0" w:color="E4DED3"/>
-            </w:tcBorders>
-          </w:tcPr>
-          <w:p>
-            <w:r>
-              <w:rPr>
-                <w:sz w:val="18"/>
-              </w:rPr>
               <w:t>Compliance gap</w:t>
             </w:r>
           </w:p>
         </w:tc>
         <w:tc>
           <w:tcPr>
-            <w:tcW w:w="1417" w:type="dxa"/>
+            <w:tcW w:w="1757" w:type="dxa"/>
             <w:tcBorders>
               <w:top w:val="single" w:sz="4" w:space="0" w:color="E4DED3"/>
               <w:left w:val="single" w:sz="4" w:space="0" w:color="E4DED3"/>
@@ -3192,7 +3227,7 @@
         </w:tc>
         <w:tc>
           <w:tcPr>
-            <w:tcW w:w="1417" w:type="dxa"/>
+            <w:tcW w:w="1701" w:type="dxa"/>
             <w:tcBorders>
               <w:top w:val="single" w:sz="4" w:space="0" w:color="E4DED3"/>
               <w:left w:val="single" w:sz="4" w:space="0" w:color="E4DED3"/>
@@ -3216,7 +3251,7 @@
         </w:trPr>
         <w:tc>
           <w:tcPr>
-            <w:tcW w:w="1531" w:type="dxa"/>
+            <w:tcW w:w="1814" w:type="dxa"/>
             <w:tcBorders>
               <w:top w:val="single" w:sz="4" w:space="0" w:color="E4DED3"/>
               <w:left w:val="single" w:sz="4" w:space="0" w:color="E4DED3"/>
@@ -3236,6 +3271,25 @@
         </w:tc>
         <w:tc>
           <w:tcPr>
+            <w:tcW w:w="1928" w:type="dxa"/>
+            <w:tcBorders>
+              <w:top w:val="single" w:sz="4" w:space="0" w:color="E4DED3"/>
+              <w:left w:val="single" w:sz="4" w:space="0" w:color="E4DED3"/>
+              <w:bottom w:val="single" w:sz="4" w:space="0" w:color="E4DED3"/>
+              <w:right w:val="single" w:sz="4" w:space="0" w:color="E4DED3"/>
+            </w:tcBorders>
+          </w:tcPr>
+          <w:p>
+            <w:r>
+              <w:rPr>
+                <w:sz w:val="18"/>
+              </w:rPr>
+              <w:t>Degrades at ~3× term-end load</w:t>
+            </w:r>
+          </w:p>
+        </w:tc>
+        <w:tc>
+          <w:tcPr>
             <w:tcW w:w="1587" w:type="dxa"/>
             <w:tcBorders>
               <w:top w:val="single" w:sz="4" w:space="0" w:color="E4DED3"/>
@@ -3249,51 +3303,13 @@
               <w:rPr>
                 <w:sz w:val="18"/>
               </w:rPr>
-              <w:t>Degrades at ~3× term-end load</w:t>
-            </w:r>
-          </w:p>
-        </w:tc>
-        <w:tc>
-          <w:tcPr>
-            <w:tcW w:w="1474" w:type="dxa"/>
-            <w:tcBorders>
-              <w:top w:val="single" w:sz="4" w:space="0" w:color="E4DED3"/>
-              <w:left w:val="single" w:sz="4" w:space="0" w:color="E4DED3"/>
-              <w:bottom w:val="single" w:sz="4" w:space="0" w:color="E4DED3"/>
-              <w:right w:val="single" w:sz="4" w:space="0" w:color="E4DED3"/>
-            </w:tcBorders>
-          </w:tcPr>
-          <w:p>
-            <w:r>
-              <w:rPr>
-                <w:sz w:val="18"/>
-              </w:rPr>
-              <w:t>Meets/exceeds, holds at peak</w:t>
-            </w:r>
-          </w:p>
-        </w:tc>
-        <w:tc>
-          <w:tcPr>
-            <w:tcW w:w="1361" w:type="dxa"/>
-            <w:tcBorders>
-              <w:top w:val="single" w:sz="4" w:space="0" w:color="E4DED3"/>
-              <w:left w:val="single" w:sz="4" w:space="0" w:color="E4DED3"/>
-              <w:bottom w:val="single" w:sz="4" w:space="0" w:color="E4DED3"/>
-              <w:right w:val="single" w:sz="4" w:space="0" w:color="E4DED3"/>
-            </w:tcBorders>
-          </w:tcPr>
-          <w:p>
-            <w:r>
-              <w:rPr>
-                <w:sz w:val="18"/>
-              </w:rPr>
               <w:t>Performance shortfall</w:t>
             </w:r>
           </w:p>
         </w:tc>
         <w:tc>
           <w:tcPr>
-            <w:tcW w:w="1417" w:type="dxa"/>
+            <w:tcW w:w="1757" w:type="dxa"/>
             <w:tcBorders>
               <w:top w:val="single" w:sz="4" w:space="0" w:color="E4DED3"/>
               <w:left w:val="single" w:sz="4" w:space="0" w:color="E4DED3"/>
@@ -3312,7 +3328,7 @@
         </w:tc>
         <w:tc>
           <w:tcPr>
-            <w:tcW w:w="1417" w:type="dxa"/>
+            <w:tcW w:w="1701" w:type="dxa"/>
             <w:tcBorders>
               <w:top w:val="single" w:sz="4" w:space="0" w:color="E4DED3"/>
               <w:left w:val="single" w:sz="4" w:space="0" w:color="E4DED3"/>
@@ -3336,7 +3352,7 @@
         </w:trPr>
         <w:tc>
           <w:tcPr>
-            <w:tcW w:w="1531" w:type="dxa"/>
+            <w:tcW w:w="1814" w:type="dxa"/>
             <w:tcBorders>
               <w:top w:val="single" w:sz="4" w:space="0" w:color="E4DED3"/>
               <w:left w:val="single" w:sz="4" w:space="0" w:color="E4DED3"/>
@@ -3356,6 +3372,25 @@
         </w:tc>
         <w:tc>
           <w:tcPr>
+            <w:tcW w:w="1928" w:type="dxa"/>
+            <w:tcBorders>
+              <w:top w:val="single" w:sz="4" w:space="0" w:color="E4DED3"/>
+              <w:left w:val="single" w:sz="4" w:space="0" w:color="E4DED3"/>
+              <w:bottom w:val="single" w:sz="4" w:space="0" w:color="E4DED3"/>
+              <w:right w:val="single" w:sz="4" w:space="0" w:color="E4DED3"/>
+            </w:tcBorders>
+          </w:tcPr>
+          <w:p>
+            <w:r>
+              <w:rPr>
+                <w:sz w:val="18"/>
+              </w:rPr>
+              <w:t>Held in GrayBoard</w:t>
+            </w:r>
+          </w:p>
+        </w:tc>
+        <w:tc>
+          <w:tcPr>
             <w:tcW w:w="1587" w:type="dxa"/>
             <w:tcBorders>
               <w:top w:val="single" w:sz="4" w:space="0" w:color="E4DED3"/>
@@ -3369,51 +3404,13 @@
               <w:rPr>
                 <w:sz w:val="18"/>
               </w:rPr>
-              <w:t>Held in GrayBoard</w:t>
-            </w:r>
-          </w:p>
-        </w:tc>
-        <w:tc>
-          <w:tcPr>
-            <w:tcW w:w="1474" w:type="dxa"/>
-            <w:tcBorders>
-              <w:top w:val="single" w:sz="4" w:space="0" w:color="E4DED3"/>
-              <w:left w:val="single" w:sz="4" w:space="0" w:color="E4DED3"/>
-              <w:bottom w:val="single" w:sz="4" w:space="0" w:color="E4DED3"/>
-              <w:right w:val="single" w:sz="4" w:space="0" w:color="E4DED3"/>
-            </w:tcBorders>
-          </w:tcPr>
-          <w:p>
-            <w:r>
-              <w:rPr>
-                <w:sz w:val="18"/>
-              </w:rPr>
-              <w:t>Migrated intact + verified</w:t>
-            </w:r>
-          </w:p>
-        </w:tc>
-        <w:tc>
-          <w:tcPr>
-            <w:tcW w:w="1361" w:type="dxa"/>
-            <w:tcBorders>
-              <w:top w:val="single" w:sz="4" w:space="0" w:color="E4DED3"/>
-              <w:left w:val="single" w:sz="4" w:space="0" w:color="E4DED3"/>
-              <w:bottom w:val="single" w:sz="4" w:space="0" w:color="E4DED3"/>
-              <w:right w:val="single" w:sz="4" w:space="0" w:color="E4DED3"/>
-            </w:tcBorders>
-          </w:tcPr>
-          <w:p>
-            <w:r>
-              <w:rPr>
-                <w:sz w:val="18"/>
-              </w:rPr>
               <w:t>Migration risk if not managed</w:t>
             </w:r>
           </w:p>
         </w:tc>
         <w:tc>
           <w:tcPr>
-            <w:tcW w:w="1417" w:type="dxa"/>
+            <w:tcW w:w="1757" w:type="dxa"/>
             <w:tcBorders>
               <w:top w:val="single" w:sz="4" w:space="0" w:color="E4DED3"/>
               <w:left w:val="single" w:sz="4" w:space="0" w:color="E4DED3"/>
@@ -3432,7 +3429,7 @@
         </w:tc>
         <w:tc>
           <w:tcPr>
-            <w:tcW w:w="1417" w:type="dxa"/>
+            <w:tcW w:w="1701" w:type="dxa"/>
             <w:tcBorders>
               <w:top w:val="single" w:sz="4" w:space="0" w:color="E4DED3"/>
               <w:left w:val="single" w:sz="4" w:space="0" w:color="E4DED3"/>
@@ -3461,21 +3458,21 @@
       <w:pPr>
         <w:pStyle w:val="Heading1"/>
       </w:pPr>
-      <w:bookmarkStart w:id="6" w:name="_Toc235021391"/>
+      <w:bookmarkStart w:id="5" w:name="_Toc238818632"/>
       <w:r>
-        <w:t>6. Options Considered and Evaluation</w:t>
+        <w:t>5. Options Considered and Evaluation</w:t>
       </w:r>
-      <w:bookmarkEnd w:id="6"/>
+      <w:bookmarkEnd w:id="5"/>
     </w:p>
     <w:p>
       <w:pPr>
         <w:pStyle w:val="Heading2"/>
       </w:pPr>
-      <w:bookmarkStart w:id="7" w:name="_Toc235021392"/>
+      <w:bookmarkStart w:id="6" w:name="_Toc238818633"/>
       <w:r>
-        <w:t>6.1 Solution requirements</w:t>
+        <w:t>5.1 Workload definition</w:t>
       </w:r>
-      <w:bookmarkEnd w:id="7"/>
+      <w:bookmarkEnd w:id="6"/>
     </w:p>
     <w:p>
       <w:r>
@@ -3486,11 +3483,11 @@
       <w:pPr>
         <w:pStyle w:val="Heading2"/>
       </w:pPr>
-      <w:bookmarkStart w:id="8" w:name="_Toc235021393"/>
+      <w:bookmarkStart w:id="7" w:name="_Toc238818634"/>
       <w:r>
-        <w:t>6.2 Options considered</w:t>
+        <w:t>5.2 Options considered</w:t>
       </w:r>
-      <w:bookmarkEnd w:id="8"/>
+      <w:bookmarkEnd w:id="7"/>
     </w:p>
     <w:p>
       <w:pPr>
@@ -3505,7 +3502,6 @@
         <w:pStyle w:val="ListBullet"/>
       </w:pPr>
       <w:r>
-        <w:lastRenderedPageBreak/>
         <w:t>Option B — Replace with a contemporary on-prem LMS (DOODLE): select an established product via market evaluation (see Appendix 2), deploy it on YAT infrastructure, migrate the data, and train staff.</w:t>
       </w:r>
     </w:p>
@@ -3521,26 +3517,27 @@
       <w:pPr>
         <w:pStyle w:val="Heading2"/>
       </w:pPr>
-      <w:bookmarkStart w:id="9" w:name="_Toc235021394"/>
+      <w:bookmarkStart w:id="8" w:name="_Toc238818635"/>
       <w:r>
-        <w:t>6.3 Evaluation method</w:t>
+        <w:t>5.3 Evaluation method</w:t>
       </w:r>
-      <w:bookmarkEnd w:id="9"/>
+      <w:bookmarkEnd w:id="8"/>
     </w:p>
     <w:p>
       <w:r>
-        <w:t>Each option is evaluated with a five-year cost comparison (§7), an intangibles comparison covering support, compliance, reliability and maintenance burden (§8.1), and a risk register (§8.2). Because the decision turns largely on supportability and compliance rather than on cost alone, the intangibles carry significant weight.</w:t>
+        <w:t>Each option is evaluated with a five-year cost-benefit analysis (§6), an intangibles comparison covering support, compliance, reliability and maintenance burden (§7.1), and a risk register (§7.2). Because the decision turns largely on supportability and compliance rather than on cost alone, the intangibles carry significant weight.</w:t>
       </w:r>
     </w:p>
     <w:p>
       <w:pPr>
         <w:pStyle w:val="Heading2"/>
       </w:pPr>
-      <w:bookmarkStart w:id="10" w:name="_Toc235021395"/>
+      <w:bookmarkStart w:id="9" w:name="_Toc238818636"/>
       <w:r>
-        <w:t>6.4 Initial impact and difficulty assessment</w:t>
+        <w:lastRenderedPageBreak/>
+        <w:t>5.4 Initial impact and difficulty assessment</w:t>
       </w:r>
-      <w:bookmarkEnd w:id="10"/>
+      <w:bookmarkEnd w:id="9"/>
     </w:p>
     <w:tbl>
       <w:tblPr>
@@ -3873,11 +3870,11 @@
       <w:pPr>
         <w:pStyle w:val="Heading1"/>
       </w:pPr>
-      <w:bookmarkStart w:id="11" w:name="_Toc235021396"/>
+      <w:bookmarkStart w:id="10" w:name="_Toc238818637"/>
       <w:r>
-        <w:t>7. Cost Comparison</w:t>
+        <w:t>6. Cost-Benefit Analysis</w:t>
       </w:r>
-      <w:bookmarkEnd w:id="11"/>
+      <w:bookmarkEnd w:id="10"/>
     </w:p>
     <w:p>
       <w:r>
@@ -3888,9 +3885,498 @@
       <w:pPr>
         <w:pStyle w:val="Heading2"/>
       </w:pPr>
-      <w:bookmarkStart w:id="12" w:name="_Toc235021397"/>
+      <w:bookmarkStart w:id="11" w:name="_Toc238818638"/>
       <w:r>
-        <w:t>7.1 Option A — Remediate and retain GrayBoard</w:t>
+        <w:t>6.1 Assumptions</w:t>
+      </w:r>
+      <w:bookmarkEnd w:id="11"/>
+    </w:p>
+    <w:tbl>
+      <w:tblPr>
+        <w:tblW w:w="0" w:type="auto"/>
+        <w:jc w:val="center"/>
+        <w:tblLook w:val="04A0" w:firstRow="1" w:lastRow="0" w:firstColumn="1" w:lastColumn="0" w:noHBand="0" w:noVBand="1"/>
+      </w:tblPr>
+      <w:tblGrid>
+        <w:gridCol w:w="3061"/>
+        <w:gridCol w:w="2494"/>
+        <w:gridCol w:w="3798"/>
+      </w:tblGrid>
+      <w:tr>
+        <w:trPr>
+          <w:jc w:val="center"/>
+        </w:trPr>
+        <w:tc>
+          <w:tcPr>
+            <w:tcW w:w="3061" w:type="dxa"/>
+            <w:tcBorders>
+              <w:top w:val="single" w:sz="4" w:space="0" w:color="E4DED3"/>
+              <w:left w:val="single" w:sz="4" w:space="0" w:color="E4DED3"/>
+              <w:bottom w:val="single" w:sz="4" w:space="0" w:color="E4DED3"/>
+              <w:right w:val="single" w:sz="4" w:space="0" w:color="E4DED3"/>
+            </w:tcBorders>
+            <w:shd w:val="clear" w:color="auto" w:fill="1F5A5C"/>
+          </w:tcPr>
+          <w:p>
+            <w:r>
+              <w:rPr>
+                <w:b/>
+                <w:color w:val="FFFFFF"/>
+                <w:sz w:val="18"/>
+              </w:rPr>
+              <w:t>Assumption</w:t>
+            </w:r>
+          </w:p>
+        </w:tc>
+        <w:tc>
+          <w:tcPr>
+            <w:tcW w:w="2494" w:type="dxa"/>
+            <w:tcBorders>
+              <w:top w:val="single" w:sz="4" w:space="0" w:color="E4DED3"/>
+              <w:left w:val="single" w:sz="4" w:space="0" w:color="E4DED3"/>
+              <w:bottom w:val="single" w:sz="4" w:space="0" w:color="E4DED3"/>
+              <w:right w:val="single" w:sz="4" w:space="0" w:color="E4DED3"/>
+            </w:tcBorders>
+            <w:shd w:val="clear" w:color="auto" w:fill="1F5A5C"/>
+          </w:tcPr>
+          <w:p>
+            <w:r>
+              <w:rPr>
+                <w:b/>
+                <w:color w:val="FFFFFF"/>
+                <w:sz w:val="18"/>
+              </w:rPr>
+              <w:t>Value</w:t>
+            </w:r>
+          </w:p>
+        </w:tc>
+        <w:tc>
+          <w:tcPr>
+            <w:tcW w:w="3798" w:type="dxa"/>
+            <w:tcBorders>
+              <w:top w:val="single" w:sz="4" w:space="0" w:color="E4DED3"/>
+              <w:left w:val="single" w:sz="4" w:space="0" w:color="E4DED3"/>
+              <w:bottom w:val="single" w:sz="4" w:space="0" w:color="E4DED3"/>
+              <w:right w:val="single" w:sz="4" w:space="0" w:color="E4DED3"/>
+            </w:tcBorders>
+            <w:shd w:val="clear" w:color="auto" w:fill="1F5A5C"/>
+          </w:tcPr>
+          <w:p>
+            <w:r>
+              <w:rPr>
+                <w:b/>
+                <w:color w:val="FFFFFF"/>
+                <w:sz w:val="18"/>
+              </w:rPr>
+              <w:t>Source</w:t>
+            </w:r>
+          </w:p>
+        </w:tc>
+      </w:tr>
+      <w:tr>
+        <w:trPr>
+          <w:jc w:val="center"/>
+        </w:trPr>
+        <w:tc>
+          <w:tcPr>
+            <w:tcW w:w="3061" w:type="dxa"/>
+            <w:tcBorders>
+              <w:top w:val="single" w:sz="4" w:space="0" w:color="E4DED3"/>
+              <w:left w:val="single" w:sz="4" w:space="0" w:color="E4DED3"/>
+              <w:bottom w:val="single" w:sz="4" w:space="0" w:color="E4DED3"/>
+              <w:right w:val="single" w:sz="4" w:space="0" w:color="E4DED3"/>
+            </w:tcBorders>
+          </w:tcPr>
+          <w:p>
+            <w:r>
+              <w:rPr>
+                <w:b/>
+                <w:sz w:val="18"/>
+              </w:rPr>
+              <w:t>GrayBoard in-house maintenance effort</w:t>
+            </w:r>
+          </w:p>
+        </w:tc>
+        <w:tc>
+          <w:tcPr>
+            <w:tcW w:w="2494" w:type="dxa"/>
+            <w:tcBorders>
+              <w:top w:val="single" w:sz="4" w:space="0" w:color="E4DED3"/>
+              <w:left w:val="single" w:sz="4" w:space="0" w:color="E4DED3"/>
+              <w:bottom w:val="single" w:sz="4" w:space="0" w:color="E4DED3"/>
+              <w:right w:val="single" w:sz="4" w:space="0" w:color="E4DED3"/>
+            </w:tcBorders>
+          </w:tcPr>
+          <w:p>
+            <w:r>
+              <w:rPr>
+                <w:sz w:val="18"/>
+              </w:rPr>
+              <w:t>~0.4 FTE / year</w:t>
+            </w:r>
+          </w:p>
+        </w:tc>
+        <w:tc>
+          <w:tcPr>
+            <w:tcW w:w="3798" w:type="dxa"/>
+            <w:tcBorders>
+              <w:top w:val="single" w:sz="4" w:space="0" w:color="E4DED3"/>
+              <w:left w:val="single" w:sz="4" w:space="0" w:color="E4DED3"/>
+              <w:bottom w:val="single" w:sz="4" w:space="0" w:color="E4DED3"/>
+              <w:right w:val="single" w:sz="4" w:space="0" w:color="E4DED3"/>
+            </w:tcBorders>
+          </w:tcPr>
+          <w:p>
+            <w:r>
+              <w:rPr>
+                <w:sz w:val="18"/>
+              </w:rPr>
+              <w:t>YAT ICT staffing records, FY2021–22</w:t>
+            </w:r>
+          </w:p>
+        </w:tc>
+      </w:tr>
+      <w:tr>
+        <w:trPr>
+          <w:jc w:val="center"/>
+        </w:trPr>
+        <w:tc>
+          <w:tcPr>
+            <w:tcW w:w="3061" w:type="dxa"/>
+            <w:tcBorders>
+              <w:top w:val="single" w:sz="4" w:space="0" w:color="E4DED3"/>
+              <w:left w:val="single" w:sz="4" w:space="0" w:color="E4DED3"/>
+              <w:bottom w:val="single" w:sz="4" w:space="0" w:color="E4DED3"/>
+              <w:right w:val="single" w:sz="4" w:space="0" w:color="E4DED3"/>
+            </w:tcBorders>
+          </w:tcPr>
+          <w:p>
+            <w:r>
+              <w:rPr>
+                <w:b/>
+                <w:sz w:val="18"/>
+              </w:rPr>
+              <w:t>Fully-loaded ICT staff cost</w:t>
+            </w:r>
+          </w:p>
+        </w:tc>
+        <w:tc>
+          <w:tcPr>
+            <w:tcW w:w="2494" w:type="dxa"/>
+            <w:tcBorders>
+              <w:top w:val="single" w:sz="4" w:space="0" w:color="E4DED3"/>
+              <w:left w:val="single" w:sz="4" w:space="0" w:color="E4DED3"/>
+              <w:bottom w:val="single" w:sz="4" w:space="0" w:color="E4DED3"/>
+              <w:right w:val="single" w:sz="4" w:space="0" w:color="E4DED3"/>
+            </w:tcBorders>
+          </w:tcPr>
+          <w:p>
+            <w:pPr>
+              <w:jc w:val="right"/>
+            </w:pPr>
+            <w:r>
+              <w:rPr>
+                <w:sz w:val="18"/>
+              </w:rPr>
+              <w:t>$110,000 / year</w:t>
+            </w:r>
+          </w:p>
+        </w:tc>
+        <w:tc>
+          <w:tcPr>
+            <w:tcW w:w="3798" w:type="dxa"/>
+            <w:tcBorders>
+              <w:top w:val="single" w:sz="4" w:space="0" w:color="E4DED3"/>
+              <w:left w:val="single" w:sz="4" w:space="0" w:color="E4DED3"/>
+              <w:bottom w:val="single" w:sz="4" w:space="0" w:color="E4DED3"/>
+              <w:right w:val="single" w:sz="4" w:space="0" w:color="E4DED3"/>
+            </w:tcBorders>
+          </w:tcPr>
+          <w:p>
+            <w:r>
+              <w:rPr>
+                <w:sz w:val="18"/>
+              </w:rPr>
+              <w:t>YAT Finance, 2022 salary bands</w:t>
+            </w:r>
+          </w:p>
+        </w:tc>
+      </w:tr>
+      <w:tr>
+        <w:trPr>
+          <w:jc w:val="center"/>
+        </w:trPr>
+        <w:tc>
+          <w:tcPr>
+            <w:tcW w:w="3061" w:type="dxa"/>
+            <w:tcBorders>
+              <w:top w:val="single" w:sz="4" w:space="0" w:color="E4DED3"/>
+              <w:left w:val="single" w:sz="4" w:space="0" w:color="E4DED3"/>
+              <w:bottom w:val="single" w:sz="4" w:space="0" w:color="E4DED3"/>
+              <w:right w:val="single" w:sz="4" w:space="0" w:color="E4DED3"/>
+            </w:tcBorders>
+          </w:tcPr>
+          <w:p>
+            <w:r>
+              <w:rPr>
+                <w:b/>
+                <w:sz w:val="18"/>
+              </w:rPr>
+              <w:t>DOODLE licensing and vendor support</w:t>
+            </w:r>
+          </w:p>
+        </w:tc>
+        <w:tc>
+          <w:tcPr>
+            <w:tcW w:w="2494" w:type="dxa"/>
+            <w:tcBorders>
+              <w:top w:val="single" w:sz="4" w:space="0" w:color="E4DED3"/>
+              <w:left w:val="single" w:sz="4" w:space="0" w:color="E4DED3"/>
+              <w:bottom w:val="single" w:sz="4" w:space="0" w:color="E4DED3"/>
+              <w:right w:val="single" w:sz="4" w:space="0" w:color="E4DED3"/>
+            </w:tcBorders>
+          </w:tcPr>
+          <w:p>
+            <w:pPr>
+              <w:jc w:val="right"/>
+            </w:pPr>
+            <w:r>
+              <w:rPr>
+                <w:sz w:val="18"/>
+              </w:rPr>
+              <w:t>$18,400 / year</w:t>
+            </w:r>
+          </w:p>
+        </w:tc>
+        <w:tc>
+          <w:tcPr>
+            <w:tcW w:w="3798" w:type="dxa"/>
+            <w:tcBorders>
+              <w:top w:val="single" w:sz="4" w:space="0" w:color="E4DED3"/>
+              <w:left w:val="single" w:sz="4" w:space="0" w:color="E4DED3"/>
+              <w:bottom w:val="single" w:sz="4" w:space="0" w:color="E4DED3"/>
+              <w:right w:val="single" w:sz="4" w:space="0" w:color="E4DED3"/>
+            </w:tcBorders>
+          </w:tcPr>
+          <w:p>
+            <w:r>
+              <w:rPr>
+                <w:sz w:val="18"/>
+              </w:rPr>
+              <w:t>DOODLE vendor quotation, 4 March 2022</w:t>
+            </w:r>
+          </w:p>
+        </w:tc>
+      </w:tr>
+      <w:tr>
+        <w:trPr>
+          <w:jc w:val="center"/>
+        </w:trPr>
+        <w:tc>
+          <w:tcPr>
+            <w:tcW w:w="3061" w:type="dxa"/>
+            <w:tcBorders>
+              <w:top w:val="single" w:sz="4" w:space="0" w:color="E4DED3"/>
+              <w:left w:val="single" w:sz="4" w:space="0" w:color="E4DED3"/>
+              <w:bottom w:val="single" w:sz="4" w:space="0" w:color="E4DED3"/>
+              <w:right w:val="single" w:sz="4" w:space="0" w:color="E4DED3"/>
+            </w:tcBorders>
+          </w:tcPr>
+          <w:p>
+            <w:r>
+              <w:rPr>
+                <w:b/>
+                <w:sz w:val="18"/>
+              </w:rPr>
+              <w:t>GrayBoard server refresh under Option A</w:t>
+            </w:r>
+          </w:p>
+        </w:tc>
+        <w:tc>
+          <w:tcPr>
+            <w:tcW w:w="2494" w:type="dxa"/>
+            <w:tcBorders>
+              <w:top w:val="single" w:sz="4" w:space="0" w:color="E4DED3"/>
+              <w:left w:val="single" w:sz="4" w:space="0" w:color="E4DED3"/>
+              <w:bottom w:val="single" w:sz="4" w:space="0" w:color="E4DED3"/>
+              <w:right w:val="single" w:sz="4" w:space="0" w:color="E4DED3"/>
+            </w:tcBorders>
+          </w:tcPr>
+          <w:p>
+            <w:pPr>
+              <w:jc w:val="right"/>
+            </w:pPr>
+            <w:r>
+              <w:rPr>
+                <w:sz w:val="18"/>
+              </w:rPr>
+              <w:t>$55,000 one-off</w:t>
+            </w:r>
+          </w:p>
+        </w:tc>
+        <w:tc>
+          <w:tcPr>
+            <w:tcW w:w="3798" w:type="dxa"/>
+            <w:tcBorders>
+              <w:top w:val="single" w:sz="4" w:space="0" w:color="E4DED3"/>
+              <w:left w:val="single" w:sz="4" w:space="0" w:color="E4DED3"/>
+              <w:bottom w:val="single" w:sz="4" w:space="0" w:color="E4DED3"/>
+              <w:right w:val="single" w:sz="4" w:space="0" w:color="E4DED3"/>
+            </w:tcBorders>
+          </w:tcPr>
+          <w:p>
+            <w:r>
+              <w:rPr>
+                <w:sz w:val="18"/>
+              </w:rPr>
+              <w:t>YAT ICT hardware quotation, February 2022</w:t>
+            </w:r>
+          </w:p>
+        </w:tc>
+      </w:tr>
+      <w:tr>
+        <w:trPr>
+          <w:jc w:val="center"/>
+        </w:trPr>
+        <w:tc>
+          <w:tcPr>
+            <w:tcW w:w="3061" w:type="dxa"/>
+            <w:tcBorders>
+              <w:top w:val="single" w:sz="4" w:space="0" w:color="E4DED3"/>
+              <w:left w:val="single" w:sz="4" w:space="0" w:color="E4DED3"/>
+              <w:bottom w:val="single" w:sz="4" w:space="0" w:color="E4DED3"/>
+              <w:right w:val="single" w:sz="4" w:space="0" w:color="E4DED3"/>
+            </w:tcBorders>
+          </w:tcPr>
+          <w:p>
+            <w:r>
+              <w:rPr>
+                <w:b/>
+                <w:sz w:val="18"/>
+              </w:rPr>
+              <w:t>Cost of LMS downtime during teaching hours</w:t>
+            </w:r>
+          </w:p>
+        </w:tc>
+        <w:tc>
+          <w:tcPr>
+            <w:tcW w:w="2494" w:type="dxa"/>
+            <w:tcBorders>
+              <w:top w:val="single" w:sz="4" w:space="0" w:color="E4DED3"/>
+              <w:left w:val="single" w:sz="4" w:space="0" w:color="E4DED3"/>
+              <w:bottom w:val="single" w:sz="4" w:space="0" w:color="E4DED3"/>
+              <w:right w:val="single" w:sz="4" w:space="0" w:color="E4DED3"/>
+            </w:tcBorders>
+          </w:tcPr>
+          <w:p>
+            <w:pPr>
+              <w:jc w:val="right"/>
+            </w:pPr>
+            <w:r>
+              <w:rPr>
+                <w:sz w:val="18"/>
+              </w:rPr>
+              <w:t>$620 / hour</w:t>
+            </w:r>
+          </w:p>
+        </w:tc>
+        <w:tc>
+          <w:tcPr>
+            <w:tcW w:w="3798" w:type="dxa"/>
+            <w:tcBorders>
+              <w:top w:val="single" w:sz="4" w:space="0" w:color="E4DED3"/>
+              <w:left w:val="single" w:sz="4" w:space="0" w:color="E4DED3"/>
+              <w:bottom w:val="single" w:sz="4" w:space="0" w:color="E4DED3"/>
+              <w:right w:val="single" w:sz="4" w:space="0" w:color="E4DED3"/>
+            </w:tcBorders>
+          </w:tcPr>
+          <w:p>
+            <w:r>
+              <w:rPr>
+                <w:sz w:val="18"/>
+              </w:rPr>
+              <w:t>YAT Finance estimate — teaching hours lost × delivery cost, 2022</w:t>
+            </w:r>
+          </w:p>
+        </w:tc>
+      </w:tr>
+      <w:tr>
+        <w:trPr>
+          <w:jc w:val="center"/>
+        </w:trPr>
+        <w:tc>
+          <w:tcPr>
+            <w:tcW w:w="3061" w:type="dxa"/>
+            <w:tcBorders>
+              <w:top w:val="single" w:sz="4" w:space="0" w:color="E4DED3"/>
+              <w:left w:val="single" w:sz="4" w:space="0" w:color="E4DED3"/>
+              <w:bottom w:val="single" w:sz="4" w:space="0" w:color="E4DED3"/>
+              <w:right w:val="single" w:sz="4" w:space="0" w:color="E4DED3"/>
+            </w:tcBorders>
+          </w:tcPr>
+          <w:p>
+            <w:r>
+              <w:rPr>
+                <w:b/>
+                <w:sz w:val="18"/>
+              </w:rPr>
+              <w:t>Price basis</w:t>
+            </w:r>
+          </w:p>
+        </w:tc>
+        <w:tc>
+          <w:tcPr>
+            <w:tcW w:w="2494" w:type="dxa"/>
+            <w:tcBorders>
+              <w:top w:val="single" w:sz="4" w:space="0" w:color="E4DED3"/>
+              <w:left w:val="single" w:sz="4" w:space="0" w:color="E4DED3"/>
+              <w:bottom w:val="single" w:sz="4" w:space="0" w:color="E4DED3"/>
+              <w:right w:val="single" w:sz="4" w:space="0" w:color="E4DED3"/>
+            </w:tcBorders>
+          </w:tcPr>
+          <w:p>
+            <w:r>
+              <w:rPr>
+                <w:sz w:val="18"/>
+              </w:rPr>
+              <w:t>2022 levels, AUD ex GST, inflation excluded</w:t>
+            </w:r>
+          </w:p>
+        </w:tc>
+        <w:tc>
+          <w:tcPr>
+            <w:tcW w:w="3798" w:type="dxa"/>
+            <w:tcBorders>
+              <w:top w:val="single" w:sz="4" w:space="0" w:color="E4DED3"/>
+              <w:left w:val="single" w:sz="4" w:space="0" w:color="E4DED3"/>
+              <w:bottom w:val="single" w:sz="4" w:space="0" w:color="E4DED3"/>
+              <w:right w:val="single" w:sz="4" w:space="0" w:color="E4DED3"/>
+            </w:tcBorders>
+          </w:tcPr>
+          <w:p>
+            <w:r>
+              <w:rPr>
+                <w:sz w:val="18"/>
+              </w:rPr>
+              <w:t>AccentLoitte costing convention for five-year comparisons</w:t>
+            </w:r>
+          </w:p>
+        </w:tc>
+      </w:tr>
+    </w:tbl>
+    <w:p/>
+    <w:p>
+      <w:r>
+        <w:t>Each figure is attributed so the board can see what the comparison rests on and challenge any assumption it disagrees with.</w:t>
+      </w:r>
+    </w:p>
+    <w:p>
+      <w:pPr>
+        <w:pStyle w:val="Heading2"/>
+      </w:pPr>
+      <w:bookmarkStart w:id="12" w:name="_Toc238818639"/>
+      <w:r>
+        <w:t>6.2 Option A — 5-year summary</w:t>
       </w:r>
       <w:bookmarkEnd w:id="12"/>
     </w:p>
@@ -4524,9 +5010,10 @@
       <w:pPr>
         <w:pStyle w:val="Heading2"/>
       </w:pPr>
-      <w:bookmarkStart w:id="13" w:name="_Toc235021398"/>
+      <w:bookmarkStart w:id="13" w:name="_Toc238818640"/>
       <w:r>
-        <w:t>7.2 Option B — Replace with DOODLE (on-premises)</w:t>
+        <w:lastRenderedPageBreak/>
+        <w:t>6.3 Option B — 5-year summary</w:t>
       </w:r>
       <w:bookmarkEnd w:id="13"/>
     </w:p>
@@ -5157,12 +5644,31 @@
       <w:pPr>
         <w:pStyle w:val="Heading2"/>
       </w:pPr>
-      <w:bookmarkStart w:id="14" w:name="_Toc235021399"/>
+      <w:bookmarkStart w:id="14" w:name="_Toc238818641"/>
       <w:r>
-        <w:lastRenderedPageBreak/>
-        <w:t>7.3 Comparison summary</w:t>
+        <w:t>6.4 Quantified benefit — avoided downtime</w:t>
       </w:r>
       <w:bookmarkEnd w:id="14"/>
+    </w:p>
+    <w:p>
+      <w:r>
+        <w:t>GrayBoard's unplanned outages over FY2021–22 totalled approximately 71 hours during teaching hours. At the $620/hour cost of lost teaching delivery in §6.1, that is about $44,000 a year in disruption YAT is absorbing today. A supported platform meeting the ≥ 99% availability target would hold unplanned downtime under about 18 teaching hours a year, avoiding roughly $33,000 of that annually — some $165,000 over the five-year horizon.</w:t>
+      </w:r>
+    </w:p>
+    <w:p>
+      <w:r>
+        <w:t>This benefit is stated separately from the cost tables rather than netted off them: it is an avoided cost YAT currently absorbs across the teaching timetable, not a line item in either option's budget. Counted against the $63,600 five-year cost difference, it more than covers the gap on its own.</w:t>
+      </w:r>
+    </w:p>
+    <w:p>
+      <w:pPr>
+        <w:pStyle w:val="Heading2"/>
+      </w:pPr>
+      <w:bookmarkStart w:id="15" w:name="_Toc238818642"/>
+      <w:r>
+        <w:t>6.5 Comparison summary</w:t>
+      </w:r>
+      <w:bookmarkEnd w:id="15"/>
     </w:p>
     <w:tbl>
       <w:tblPr>
@@ -5537,36 +6043,16 @@
     <w:p/>
     <w:p>
       <w:r>
-        <w:t>Option B costs more on every measure — ~$105,000 more upfront and ~$6,400 more per year, ~$63,600 more over five years. The case for it is therefore not cost but supportability, compliance and performance: Option A's lower spend buys only a temporary reprieve on an unsupported, non-compliant platform that must still be replaced. And as the sensitivity below shows, Option A's cost advantage erodes — or reverses — as the ageing platform's maintenance burden grows.</w:t>
-      </w:r>
-    </w:p>
-    <w:p>
-      <w:pPr>
-        <w:pStyle w:val="Heading2"/>
-      </w:pPr>
-      <w:bookmarkStart w:id="15" w:name="_Toc235021400"/>
-      <w:r>
-        <w:t>7.4 Sensitivity</w:t>
-      </w:r>
-      <w:bookmarkEnd w:id="15"/>
-    </w:p>
-    <w:p>
-      <w:r>
-        <w:t>Sensitivity 1 — GrayBoard maintenance effort rising from ~0.4 to ~0.6 FTE: Option A's recurring cost rises by ~$22,000/year (~$110,000 over five years), making Option A more expensive than Option B. Given the platform's trajectory this is the more likely case, and it reinforces the recommendation.</w:t>
-      </w:r>
-    </w:p>
-    <w:p>
-      <w:r>
-        <w:t>Sensitivity 2 — AccentLoitte fees rising from $95,000 to $115,000: Option B's five-year cost rises to ~$473,600. The cost gap widens, but the supportability and compliance case for Option B is unchanged.</w:t>
+        <w:t>Option B costs more on every measure — ~$105,000 more upfront and ~$6,400 more per year, ~$63,600 more over five years. The case for it is therefore not cost but supportability, compliance and performance: Option A's lower spend buys only a temporary reprieve on an unsupported, non-compliant platform that must still be replaced. Option A's cost advantage also rests on the maintenance effort assumed in §6.1 holding steady, which on this platform's trajectory it will not.</w:t>
       </w:r>
     </w:p>
     <w:p>
       <w:pPr>
         <w:pStyle w:val="Heading1"/>
       </w:pPr>
-      <w:bookmarkStart w:id="16" w:name="_Toc235021401"/>
+      <w:bookmarkStart w:id="16" w:name="_Toc238818643"/>
       <w:r>
-        <w:t>8. Risk and Impact Assessment</w:t>
+        <w:t>7. Risk and Impact Assessment</w:t>
       </w:r>
       <w:bookmarkEnd w:id="16"/>
     </w:p>
@@ -5574,9 +6060,9 @@
       <w:pPr>
         <w:pStyle w:val="Heading2"/>
       </w:pPr>
-      <w:bookmarkStart w:id="17" w:name="_Toc235021402"/>
+      <w:bookmarkStart w:id="17" w:name="_Toc238818644"/>
       <w:r>
-        <w:t>8.1 Intangibles comparison</w:t>
+        <w:t>7.1 Intangibles comparison</w:t>
       </w:r>
       <w:bookmarkEnd w:id="17"/>
     </w:p>
@@ -5997,6 +6483,7 @@
                 <w:b/>
                 <w:sz w:val="18"/>
               </w:rPr>
+              <w:lastRenderedPageBreak/>
               <w:t>Future-proofing</w:t>
             </w:r>
           </w:p>
@@ -6046,9 +6533,9 @@
       <w:pPr>
         <w:pStyle w:val="Heading2"/>
       </w:pPr>
-      <w:bookmarkStart w:id="18" w:name="_Toc235021403"/>
+      <w:bookmarkStart w:id="18" w:name="_Toc238818645"/>
       <w:r>
-        <w:t>8.2 Risk register (recommended option)</w:t>
+        <w:t>7.2 Risk register (recommended option)</w:t>
       </w:r>
       <w:bookmarkEnd w:id="18"/>
     </w:p>
@@ -6423,15 +6910,7 @@
                 <w:b/>
                 <w:sz w:val="18"/>
               </w:rPr>
-              <w:t xml:space="preserve">Integration gaps (AD / O365 / </w:t>
-            </w:r>
-            <w:r>
-              <w:rPr>
-                <w:b/>
-                <w:sz w:val="18"/>
-              </w:rPr>
-              <w:lastRenderedPageBreak/>
-              <w:t>AVETMISS)</w:t>
+              <w:t>Integration gaps (AD / O365 / AVETMISS)</w:t>
             </w:r>
           </w:p>
         </w:tc>
@@ -6450,7 +6929,6 @@
               <w:rPr>
                 <w:sz w:val="18"/>
               </w:rPr>
-              <w:lastRenderedPageBreak/>
               <w:t>Medium</w:t>
             </w:r>
           </w:p>
@@ -6489,14 +6967,7 @@
               <w:rPr>
                 <w:sz w:val="18"/>
               </w:rPr>
-              <w:t xml:space="preserve">Integration testing during parallel run before </w:t>
-            </w:r>
-            <w:r>
-              <w:rPr>
-                <w:sz w:val="18"/>
-              </w:rPr>
-              <w:lastRenderedPageBreak/>
-              <w:t>cutover</w:t>
+              <w:t>Integration testing during parallel run before cutover</w:t>
             </w:r>
           </w:p>
         </w:tc>
@@ -6521,7 +6992,6 @@
                 <w:b/>
                 <w:sz w:val="18"/>
               </w:rPr>
-              <w:lastRenderedPageBreak/>
               <w:t>Schedule slips into a teaching term</w:t>
             </w:r>
           </w:p>
@@ -6590,9 +7060,9 @@
       <w:pPr>
         <w:pStyle w:val="Heading1"/>
       </w:pPr>
-      <w:bookmarkStart w:id="19" w:name="_Toc235021404"/>
+      <w:bookmarkStart w:id="19" w:name="_Toc238818646"/>
       <w:r>
-        <w:t>9. Recommendation</w:t>
+        <w:t>8. Recommendation</w:t>
       </w:r>
       <w:bookmarkEnd w:id="19"/>
     </w:p>
@@ -6605,9 +7075,9 @@
       <w:pPr>
         <w:pStyle w:val="Heading1"/>
       </w:pPr>
-      <w:bookmarkStart w:id="20" w:name="_Toc235021405"/>
+      <w:bookmarkStart w:id="20" w:name="_Toc238818647"/>
       <w:r>
-        <w:t>10. Action Plan</w:t>
+        <w:t>9. Action Plan</w:t>
       </w:r>
       <w:bookmarkEnd w:id="20"/>
     </w:p>
@@ -6615,9 +7085,9 @@
       <w:pPr>
         <w:pStyle w:val="Heading2"/>
       </w:pPr>
-      <w:bookmarkStart w:id="21" w:name="_Toc235021406"/>
+      <w:bookmarkStart w:id="21" w:name="_Toc238818648"/>
       <w:r>
-        <w:t>10.1 Prioritised phases</w:t>
+        <w:t>9.1 Prioritised changes</w:t>
       </w:r>
       <w:bookmarkEnd w:id="21"/>
     </w:p>
@@ -6898,9 +7368,9 @@
       <w:pPr>
         <w:pStyle w:val="Heading2"/>
       </w:pPr>
-      <w:bookmarkStart w:id="22" w:name="_Toc235021407"/>
+      <w:bookmarkStart w:id="22" w:name="_Toc238818649"/>
       <w:r>
-        <w:t>10.2 Implementation schedule</w:t>
+        <w:t>9.2 Implementation schedule</w:t>
       </w:r>
       <w:bookmarkEnd w:id="22"/>
     </w:p>
@@ -7346,9 +7816,9 @@
       <w:pPr>
         <w:pStyle w:val="Heading2"/>
       </w:pPr>
-      <w:bookmarkStart w:id="23" w:name="_Toc235021408"/>
+      <w:bookmarkStart w:id="23" w:name="_Toc238818650"/>
       <w:r>
-        <w:t>10.3 Standards, targets, and success metrics</w:t>
+        <w:t>9.3 Standards, targets, and success metrics</w:t>
       </w:r>
       <w:bookmarkEnd w:id="23"/>
     </w:p>
@@ -7646,7 +8116,6 @@
                 <w:b/>
                 <w:sz w:val="18"/>
               </w:rPr>
-              <w:lastRenderedPageBreak/>
               <w:t>Vendor support</w:t>
             </w:r>
           </w:p>
@@ -7696,11 +8165,26 @@
       <w:pPr>
         <w:pStyle w:val="Heading2"/>
       </w:pPr>
-      <w:bookmarkStart w:id="24" w:name="_Toc235021409"/>
+      <w:bookmarkStart w:id="24" w:name="_Toc238818651"/>
       <w:r>
-        <w:t>10.4 Alignment with the change management procedure</w:t>
+        <w:t>9.4 Implementation methods</w:t>
       </w:r>
       <w:bookmarkEnd w:id="24"/>
+    </w:p>
+    <w:p>
+      <w:r>
+        <w:t>Deployment follows a staged method rather than a single switch. DOODLE is stood up on new infrastructure alongside the running GrayBoard platform; records are migrated by a verified ETL process with record-count reconciliation and sample fidelity checks; the two platforms then run in parallel while integrations to Active Directory, Office 365 and AVETMISS reporting are tested against live data. Cutover happens only once parallel running is clean, and GrayBoard is retained in a read-only state through the stabilisation period so there is a rollback path.</w:t>
+      </w:r>
+    </w:p>
+    <w:p>
+      <w:pPr>
+        <w:pStyle w:val="Heading2"/>
+      </w:pPr>
+      <w:bookmarkStart w:id="25" w:name="_Toc238818652"/>
+      <w:r>
+        <w:t>9.5 Alignment with change-management procedure</w:t>
+      </w:r>
+      <w:bookmarkEnd w:id="25"/>
     </w:p>
     <w:p>
       <w:r>
@@ -7711,26 +8195,402 @@
       <w:pPr>
         <w:pStyle w:val="Heading1"/>
       </w:pPr>
-      <w:bookmarkStart w:id="25" w:name="_Toc235021410"/>
+      <w:bookmarkStart w:id="26" w:name="_Toc238818653"/>
       <w:r>
-        <w:t>11. Next Steps and Decision Requested</w:t>
+        <w:t>10. Next Steps and Decision Requested</w:t>
       </w:r>
-      <w:bookmarkEnd w:id="25"/>
+      <w:bookmarkEnd w:id="26"/>
     </w:p>
     <w:p>
       <w:r>
-        <w:t>We ask the board to: (1) approve Option B — replacing GrayBoard with DOODLE on-premises; (2) approve the phased implementation plan in §10; and (3) authorise the Year-1 budget envelope (≈$160,000). The high-risk cutover change request is submitted at the Phase 2 gate per the change management procedure.</w:t>
+        <w:t>We ask the board to: (1) approve Option B — replacing GrayBoard with DOODLE on-premises; (2) approve the phased implementation plan in §9; and (3) authorise the Year-1 budget envelope (≈$160,000). The high-risk cutover change request is submitted at the Phase 2 gate per the change management procedure.</w:t>
       </w:r>
     </w:p>
     <w:p>
       <w:pPr>
         <w:pStyle w:val="Heading1"/>
       </w:pPr>
-      <w:bookmarkStart w:id="26" w:name="_Toc235021411"/>
+      <w:bookmarkStart w:id="27" w:name="_Toc238818654"/>
+      <w:r>
+        <w:t>11. Feedback</w:t>
+      </w:r>
+      <w:bookmarkEnd w:id="27"/>
+    </w:p>
+    <w:p>
+      <w:r>
+        <w:t>Feedback received on this Business Case during review, and how each item was addressed before approval.</w:t>
+      </w:r>
+    </w:p>
+    <w:tbl>
+      <w:tblPr>
+        <w:tblW w:w="0" w:type="auto"/>
+        <w:jc w:val="center"/>
+        <w:tblLook w:val="04A0" w:firstRow="1" w:lastRow="0" w:firstColumn="1" w:lastColumn="0" w:noHBand="0" w:noVBand="1"/>
+      </w:tblPr>
+      <w:tblGrid>
+        <w:gridCol w:w="1984"/>
+        <w:gridCol w:w="1247"/>
+        <w:gridCol w:w="3061"/>
+        <w:gridCol w:w="3061"/>
+      </w:tblGrid>
+      <w:tr>
+        <w:trPr>
+          <w:jc w:val="center"/>
+        </w:trPr>
+        <w:tc>
+          <w:tcPr>
+            <w:tcW w:w="1984" w:type="dxa"/>
+            <w:tcBorders>
+              <w:top w:val="single" w:sz="4" w:space="0" w:color="E4DED3"/>
+              <w:left w:val="single" w:sz="4" w:space="0" w:color="E4DED3"/>
+              <w:bottom w:val="single" w:sz="4" w:space="0" w:color="E4DED3"/>
+              <w:right w:val="single" w:sz="4" w:space="0" w:color="E4DED3"/>
+            </w:tcBorders>
+            <w:shd w:val="clear" w:color="auto" w:fill="1F5A5C"/>
+          </w:tcPr>
+          <w:p>
+            <w:r>
+              <w:rPr>
+                <w:b/>
+                <w:color w:val="FFFFFF"/>
+                <w:sz w:val="18"/>
+              </w:rPr>
+              <w:t>From</w:t>
+            </w:r>
+          </w:p>
+        </w:tc>
+        <w:tc>
+          <w:tcPr>
+            <w:tcW w:w="1247" w:type="dxa"/>
+            <w:tcBorders>
+              <w:top w:val="single" w:sz="4" w:space="0" w:color="E4DED3"/>
+              <w:left w:val="single" w:sz="4" w:space="0" w:color="E4DED3"/>
+              <w:bottom w:val="single" w:sz="4" w:space="0" w:color="E4DED3"/>
+              <w:right w:val="single" w:sz="4" w:space="0" w:color="E4DED3"/>
+            </w:tcBorders>
+            <w:shd w:val="clear" w:color="auto" w:fill="1F5A5C"/>
+          </w:tcPr>
+          <w:p>
+            <w:r>
+              <w:rPr>
+                <w:b/>
+                <w:color w:val="FFFFFF"/>
+                <w:sz w:val="18"/>
+              </w:rPr>
+              <w:t>Date</w:t>
+            </w:r>
+          </w:p>
+        </w:tc>
+        <w:tc>
+          <w:tcPr>
+            <w:tcW w:w="3061" w:type="dxa"/>
+            <w:tcBorders>
+              <w:top w:val="single" w:sz="4" w:space="0" w:color="E4DED3"/>
+              <w:left w:val="single" w:sz="4" w:space="0" w:color="E4DED3"/>
+              <w:bottom w:val="single" w:sz="4" w:space="0" w:color="E4DED3"/>
+              <w:right w:val="single" w:sz="4" w:space="0" w:color="E4DED3"/>
+            </w:tcBorders>
+            <w:shd w:val="clear" w:color="auto" w:fill="1F5A5C"/>
+          </w:tcPr>
+          <w:p>
+            <w:r>
+              <w:rPr>
+                <w:b/>
+                <w:color w:val="FFFFFF"/>
+                <w:sz w:val="18"/>
+              </w:rPr>
+              <w:t>Feedback</w:t>
+            </w:r>
+          </w:p>
+        </w:tc>
+        <w:tc>
+          <w:tcPr>
+            <w:tcW w:w="3061" w:type="dxa"/>
+            <w:tcBorders>
+              <w:top w:val="single" w:sz="4" w:space="0" w:color="E4DED3"/>
+              <w:left w:val="single" w:sz="4" w:space="0" w:color="E4DED3"/>
+              <w:bottom w:val="single" w:sz="4" w:space="0" w:color="E4DED3"/>
+              <w:right w:val="single" w:sz="4" w:space="0" w:color="E4DED3"/>
+            </w:tcBorders>
+            <w:shd w:val="clear" w:color="auto" w:fill="1F5A5C"/>
+          </w:tcPr>
+          <w:p>
+            <w:r>
+              <w:rPr>
+                <w:b/>
+                <w:color w:val="FFFFFF"/>
+                <w:sz w:val="18"/>
+              </w:rPr>
+              <w:t>How it was addressed</w:t>
+            </w:r>
+          </w:p>
+        </w:tc>
+      </w:tr>
+      <w:tr>
+        <w:trPr>
+          <w:jc w:val="center"/>
+        </w:trPr>
+        <w:tc>
+          <w:tcPr>
+            <w:tcW w:w="1984" w:type="dxa"/>
+            <w:tcBorders>
+              <w:top w:val="single" w:sz="4" w:space="0" w:color="E4DED3"/>
+              <w:left w:val="single" w:sz="4" w:space="0" w:color="E4DED3"/>
+              <w:bottom w:val="single" w:sz="4" w:space="0" w:color="E4DED3"/>
+              <w:right w:val="single" w:sz="4" w:space="0" w:color="E4DED3"/>
+            </w:tcBorders>
+          </w:tcPr>
+          <w:p>
+            <w:r>
+              <w:rPr>
+                <w:b/>
+                <w:sz w:val="18"/>
+              </w:rPr>
+              <w:t>Sam Walker, YAT ICT Manager</w:t>
+            </w:r>
+          </w:p>
+        </w:tc>
+        <w:tc>
+          <w:tcPr>
+            <w:tcW w:w="1247" w:type="dxa"/>
+            <w:tcBorders>
+              <w:top w:val="single" w:sz="4" w:space="0" w:color="E4DED3"/>
+              <w:left w:val="single" w:sz="4" w:space="0" w:color="E4DED3"/>
+              <w:bottom w:val="single" w:sz="4" w:space="0" w:color="E4DED3"/>
+              <w:right w:val="single" w:sz="4" w:space="0" w:color="E4DED3"/>
+            </w:tcBorders>
+          </w:tcPr>
+          <w:p>
+            <w:r>
+              <w:rPr>
+                <w:sz w:val="18"/>
+              </w:rPr>
+              <w:t>3 May 2022</w:t>
+            </w:r>
+          </w:p>
+        </w:tc>
+        <w:tc>
+          <w:tcPr>
+            <w:tcW w:w="3061" w:type="dxa"/>
+            <w:tcBorders>
+              <w:top w:val="single" w:sz="4" w:space="0" w:color="E4DED3"/>
+              <w:left w:val="single" w:sz="4" w:space="0" w:color="E4DED3"/>
+              <w:bottom w:val="single" w:sz="4" w:space="0" w:color="E4DED3"/>
+              <w:right w:val="single" w:sz="4" w:space="0" w:color="E4DED3"/>
+            </w:tcBorders>
+          </w:tcPr>
+          <w:p>
+            <w:r>
+              <w:rPr>
+                <w:sz w:val="18"/>
+              </w:rPr>
+              <w:t>The five-year comparison shows Option B costing more but does not put a number on what the current outages are costing YAT.</w:t>
+            </w:r>
+          </w:p>
+        </w:tc>
+        <w:tc>
+          <w:tcPr>
+            <w:tcW w:w="3061" w:type="dxa"/>
+            <w:tcBorders>
+              <w:top w:val="single" w:sz="4" w:space="0" w:color="E4DED3"/>
+              <w:left w:val="single" w:sz="4" w:space="0" w:color="E4DED3"/>
+              <w:bottom w:val="single" w:sz="4" w:space="0" w:color="E4DED3"/>
+              <w:right w:val="single" w:sz="4" w:space="0" w:color="E4DED3"/>
+            </w:tcBorders>
+          </w:tcPr>
+          <w:p>
+            <w:r>
+              <w:rPr>
+                <w:sz w:val="18"/>
+              </w:rPr>
+              <w:t>Added §6.4 quantifying avoided downtime at ~$33,000 a year, and the $620/hour basis for it in §6.1.</w:t>
+            </w:r>
+          </w:p>
+        </w:tc>
+      </w:tr>
+      <w:tr>
+        <w:trPr>
+          <w:jc w:val="center"/>
+        </w:trPr>
+        <w:tc>
+          <w:tcPr>
+            <w:tcW w:w="1984" w:type="dxa"/>
+            <w:tcBorders>
+              <w:top w:val="single" w:sz="4" w:space="0" w:color="E4DED3"/>
+              <w:left w:val="single" w:sz="4" w:space="0" w:color="E4DED3"/>
+              <w:bottom w:val="single" w:sz="4" w:space="0" w:color="E4DED3"/>
+              <w:right w:val="single" w:sz="4" w:space="0" w:color="E4DED3"/>
+            </w:tcBorders>
+          </w:tcPr>
+          <w:p>
+            <w:r>
+              <w:rPr>
+                <w:b/>
+                <w:sz w:val="18"/>
+              </w:rPr>
+              <w:t>Robin Ng, Chief Financial Officer</w:t>
+            </w:r>
+          </w:p>
+        </w:tc>
+        <w:tc>
+          <w:tcPr>
+            <w:tcW w:w="1247" w:type="dxa"/>
+            <w:tcBorders>
+              <w:top w:val="single" w:sz="4" w:space="0" w:color="E4DED3"/>
+              <w:left w:val="single" w:sz="4" w:space="0" w:color="E4DED3"/>
+              <w:bottom w:val="single" w:sz="4" w:space="0" w:color="E4DED3"/>
+              <w:right w:val="single" w:sz="4" w:space="0" w:color="E4DED3"/>
+            </w:tcBorders>
+          </w:tcPr>
+          <w:p>
+            <w:r>
+              <w:rPr>
+                <w:sz w:val="18"/>
+              </w:rPr>
+              <w:t>9 May 2022</w:t>
+            </w:r>
+          </w:p>
+        </w:tc>
+        <w:tc>
+          <w:tcPr>
+            <w:tcW w:w="3061" w:type="dxa"/>
+            <w:tcBorders>
+              <w:top w:val="single" w:sz="4" w:space="0" w:color="E4DED3"/>
+              <w:left w:val="single" w:sz="4" w:space="0" w:color="E4DED3"/>
+              <w:bottom w:val="single" w:sz="4" w:space="0" w:color="E4DED3"/>
+              <w:right w:val="single" w:sz="4" w:space="0" w:color="E4DED3"/>
+            </w:tcBorders>
+          </w:tcPr>
+          <w:p>
+            <w:r>
+              <w:rPr>
+                <w:sz w:val="18"/>
+              </w:rPr>
+              <w:t>Where do the staffing and licensing figures come from?</w:t>
+            </w:r>
+          </w:p>
+        </w:tc>
+        <w:tc>
+          <w:tcPr>
+            <w:tcW w:w="3061" w:type="dxa"/>
+            <w:tcBorders>
+              <w:top w:val="single" w:sz="4" w:space="0" w:color="E4DED3"/>
+              <w:left w:val="single" w:sz="4" w:space="0" w:color="E4DED3"/>
+              <w:bottom w:val="single" w:sz="4" w:space="0" w:color="E4DED3"/>
+              <w:right w:val="single" w:sz="4" w:space="0" w:color="E4DED3"/>
+            </w:tcBorders>
+          </w:tcPr>
+          <w:p>
+            <w:r>
+              <w:rPr>
+                <w:sz w:val="18"/>
+              </w:rPr>
+              <w:t xml:space="preserve">Added a Source column to the §6.1 assumptions table attributing every </w:t>
+            </w:r>
+            <w:r>
+              <w:rPr>
+                <w:sz w:val="18"/>
+              </w:rPr>
+              <w:lastRenderedPageBreak/>
+              <w:t>figure.</w:t>
+            </w:r>
+          </w:p>
+        </w:tc>
+      </w:tr>
+      <w:tr>
+        <w:trPr>
+          <w:jc w:val="center"/>
+        </w:trPr>
+        <w:tc>
+          <w:tcPr>
+            <w:tcW w:w="1984" w:type="dxa"/>
+            <w:tcBorders>
+              <w:top w:val="single" w:sz="4" w:space="0" w:color="E4DED3"/>
+              <w:left w:val="single" w:sz="4" w:space="0" w:color="E4DED3"/>
+              <w:bottom w:val="single" w:sz="4" w:space="0" w:color="E4DED3"/>
+              <w:right w:val="single" w:sz="4" w:space="0" w:color="E4DED3"/>
+            </w:tcBorders>
+          </w:tcPr>
+          <w:p>
+            <w:r>
+              <w:rPr>
+                <w:b/>
+                <w:sz w:val="18"/>
+              </w:rPr>
+              <w:lastRenderedPageBreak/>
+              <w:t>Sam Walker, YAT ICT Manager</w:t>
+            </w:r>
+          </w:p>
+        </w:tc>
+        <w:tc>
+          <w:tcPr>
+            <w:tcW w:w="1247" w:type="dxa"/>
+            <w:tcBorders>
+              <w:top w:val="single" w:sz="4" w:space="0" w:color="E4DED3"/>
+              <w:left w:val="single" w:sz="4" w:space="0" w:color="E4DED3"/>
+              <w:bottom w:val="single" w:sz="4" w:space="0" w:color="E4DED3"/>
+              <w:right w:val="single" w:sz="4" w:space="0" w:color="E4DED3"/>
+            </w:tcBorders>
+          </w:tcPr>
+          <w:p>
+            <w:r>
+              <w:rPr>
+                <w:sz w:val="18"/>
+              </w:rPr>
+              <w:t>16 May 2022</w:t>
+            </w:r>
+          </w:p>
+        </w:tc>
+        <w:tc>
+          <w:tcPr>
+            <w:tcW w:w="3061" w:type="dxa"/>
+            <w:tcBorders>
+              <w:top w:val="single" w:sz="4" w:space="0" w:color="E4DED3"/>
+              <w:left w:val="single" w:sz="4" w:space="0" w:color="E4DED3"/>
+              <w:bottom w:val="single" w:sz="4" w:space="0" w:color="E4DED3"/>
+              <w:right w:val="single" w:sz="4" w:space="0" w:color="E4DED3"/>
+            </w:tcBorders>
+          </w:tcPr>
+          <w:p>
+            <w:r>
+              <w:rPr>
+                <w:sz w:val="18"/>
+              </w:rPr>
+              <w:t>The plan needs to be explicit that there is a way back if cutover goes badly.</w:t>
+            </w:r>
+          </w:p>
+        </w:tc>
+        <w:tc>
+          <w:tcPr>
+            <w:tcW w:w="3061" w:type="dxa"/>
+            <w:tcBorders>
+              <w:top w:val="single" w:sz="4" w:space="0" w:color="E4DED3"/>
+              <w:left w:val="single" w:sz="4" w:space="0" w:color="E4DED3"/>
+              <w:bottom w:val="single" w:sz="4" w:space="0" w:color="E4DED3"/>
+              <w:right w:val="single" w:sz="4" w:space="0" w:color="E4DED3"/>
+            </w:tcBorders>
+          </w:tcPr>
+          <w:p>
+            <w:r>
+              <w:rPr>
+                <w:sz w:val="18"/>
+              </w:rPr>
+              <w:t>Expanded §9.4 to state the parallel-run method and the read-only GrayBoard rollback path through stabilisation.</w:t>
+            </w:r>
+          </w:p>
+        </w:tc>
+      </w:tr>
+    </w:tbl>
+    <w:p/>
+    <w:p>
+      <w:pPr>
+        <w:pStyle w:val="Heading1"/>
+      </w:pPr>
+      <w:bookmarkStart w:id="28" w:name="_Toc238818655"/>
       <w:r>
         <w:t>Sign-off</w:t>
       </w:r>
-      <w:bookmarkEnd w:id="26"/>
+      <w:bookmarkEnd w:id="28"/>
     </w:p>
     <w:tbl>
       <w:tblPr>
@@ -8101,22 +8961,22 @@
       <w:pPr>
         <w:pStyle w:val="Heading1"/>
       </w:pPr>
-      <w:bookmarkStart w:id="27" w:name="_Toc235021412"/>
+      <w:bookmarkStart w:id="29" w:name="_Toc238818656"/>
       <w:r>
         <w:lastRenderedPageBreak/>
         <w:t>Appendix 1 — Cost Detail</w:t>
       </w:r>
-      <w:bookmarkEnd w:id="27"/>
+      <w:bookmarkEnd w:id="29"/>
     </w:p>
     <w:p>
       <w:pPr>
         <w:pStyle w:val="Heading2"/>
       </w:pPr>
-      <w:bookmarkStart w:id="28" w:name="_Toc235021413"/>
+      <w:bookmarkStart w:id="30" w:name="_Toc238818657"/>
       <w:r>
         <w:t>A1.1 Option A — Remediate and retain GrayBoard</w:t>
       </w:r>
-      <w:bookmarkEnd w:id="28"/>
+      <w:bookmarkEnd w:id="30"/>
     </w:p>
     <w:p>
       <w:r>
@@ -8583,11 +9443,11 @@
       <w:pPr>
         <w:pStyle w:val="Heading2"/>
       </w:pPr>
-      <w:bookmarkStart w:id="29" w:name="_Toc235021414"/>
+      <w:bookmarkStart w:id="31" w:name="_Toc238818658"/>
       <w:r>
         <w:t>A1.2 Option B — Replace with DOODLE (on-premises)</w:t>
       </w:r>
-      <w:bookmarkEnd w:id="29"/>
+      <w:bookmarkEnd w:id="31"/>
     </w:p>
     <w:p>
       <w:r>
@@ -9242,16 +10102,16 @@
       <w:pPr>
         <w:pStyle w:val="Heading1"/>
       </w:pPr>
-      <w:bookmarkStart w:id="30" w:name="_Toc235021415"/>
+      <w:bookmarkStart w:id="32" w:name="_Toc238818659"/>
       <w:r>
         <w:lastRenderedPageBreak/>
         <w:t>Appendix 2 — LMS Market Evaluation (summary)</w:t>
       </w:r>
-      <w:bookmarkEnd w:id="30"/>
+      <w:bookmarkEnd w:id="32"/>
     </w:p>
     <w:p>
       <w:r>
-        <w:t>Candidate replacement platforms were scored against the §6.1 requirements. DOODLE was selected on the balance of functional fit, total cost of ownership, RTO-sector fit, accessibility conformance, and vendor longevity.</w:t>
+        <w:t>Candidate replacement platforms were scored against the §5.1 requirements. DOODLE was selected on the balance of functional fit, total cost of ownership, RTO-sector fit, accessibility conformance, and vendor longevity.</w:t>
       </w:r>
     </w:p>
     <w:tbl>
@@ -9866,7 +10726,7 @@
 </file>
 
 <file path=word/endnotes.xml><?xml version="1.0" encoding="utf-8"?>
-<w:endnotes xmlns:wpc="http://schemas.microsoft.com/office/word/2010/wordprocessingCanvas" xmlns:cx="http://schemas.microsoft.com/office/drawing/2014/chartex" xmlns:cx1="http://schemas.microsoft.com/office/drawing/2015/9/8/chartex" xmlns:cx2="http://schemas.microsoft.com/office/drawing/2015/10/21/chartex" xmlns:cx3="http://schemas.microsoft.com/office/drawing/2016/5/9/chartex" xmlns:cx4="http://schemas.microsoft.com/office/drawing/2016/5/10/chartex" xmlns:cx5="http://schemas.microsoft.com/office/drawing/2016/5/11/chartex" xmlns:cx6="http://schemas.microsoft.com/office/drawing/2016/5/12/chartex" xmlns:cx7="http://schemas.microsoft.com/office/drawing/2016/5/13/chartex" xmlns:cx8="http://schemas.microsoft.com/office/drawing/2016/5/14/chartex" xmlns:mc="http://schemas.openxmlformats.org/markup-compatibility/2006" xmlns:m="http://schemas.openxmlformats.org/officeDocument/2006/math" xmlns:aink="http://schemas.microsoft.com/office/drawing/2016/ink" xmlns:am3d="http://schemas.microsoft.com/office/drawing/2017/model3d" xmlns:oel="http://schemas.microsoft.com/office/2019/extlst" xmlns:r="http://schemas.openxmlformats.org/officeDocument/2006/relationships" xmlns:wp14="http://schemas.microsoft.com/office/word/2010/wordprocessingDrawing" xmlns:wp="http://schemas.openxmlformats.org/drawingml/2006/wordprocessingDrawing" xmlns:wpg="http://schemas.microsoft.com/office/word/2010/wordprocessingGroup" xmlns:wpi="http://schemas.microsoft.com/office/word/2010/wordprocessingInk" xmlns:wps="http://schemas.microsoft.com/office/word/2010/wordprocessingShape" xmlns:o="urn:schemas-microsoft-com:office:office" xmlns:v="urn:schemas-microsoft-com:vml" xmlns:w10="urn:schemas-microsoft-com:office:word" xmlns:w="http://schemas.openxmlformats.org/wordprocessingml/2006/main" xmlns:w14="http://schemas.microsoft.com/office/word/2010/wordml" xmlns:w15="http://schemas.microsoft.com/office/word/2012/wordml" xmlns:w16cei="http://schemas.microsoft.com/office/word/2026/wordml/cei" xmlns:w16cex="http://schemas.microsoft.com/office/word/2018/wordml/cex" xmlns:w16cid="http://schemas.microsoft.com/office/word/2016/wordml/cid" xmlns:w16="http://schemas.microsoft.com/office/word/2018/wordml" xmlns:w16sdtdh="http://schemas.microsoft.com/office/word/2020/wordml/sdtdatahash" xmlns:w16sdtfl="http://schemas.microsoft.com/office/word/2024/wordml/sdtformatlock" xmlns:w16se="http://schemas.microsoft.com/office/word/2015/wordml/symex" xmlns:w16du="http://schemas.microsoft.com/office/word/2023/wordml/word16du" xmlns:wne="http://schemas.microsoft.com/office/word/2006/wordml" mc:Ignorable="w14 w15 w16se w16cid w16 w16cex w16sdtdh w16sdtfl w16du wp14">
+<w:endnotes xmlns:wpc="http://schemas.microsoft.com/office/word/2010/wordprocessingCanvas" xmlns:cx="http://schemas.microsoft.com/office/drawing/2014/chartex" xmlns:cx1="http://schemas.microsoft.com/office/drawing/2015/9/8/chartex" xmlns:cx2="http://schemas.microsoft.com/office/drawing/2015/10/21/chartex" xmlns:cx3="http://schemas.microsoft.com/office/drawing/2016/5/9/chartex" xmlns:cx4="http://schemas.microsoft.com/office/drawing/2016/5/10/chartex" xmlns:cx5="http://schemas.microsoft.com/office/drawing/2016/5/11/chartex" xmlns:cx6="http://schemas.microsoft.com/office/drawing/2016/5/12/chartex" xmlns:cx7="http://schemas.microsoft.com/office/drawing/2016/5/13/chartex" xmlns:cx8="http://schemas.microsoft.com/office/drawing/2016/5/14/chartex" xmlns:mc="http://schemas.openxmlformats.org/markup-compatibility/2006" xmlns:m="http://schemas.openxmlformats.org/officeDocument/2006/math" xmlns:aink="http://schemas.microsoft.com/office/drawing/2016/ink" xmlns:am3d="http://schemas.microsoft.com/office/drawing/2017/model3d" xmlns:oel="http://schemas.microsoft.com/office/2019/extlst" xmlns:r="http://schemas.openxmlformats.org/officeDocument/2006/relationships" xmlns:wp14="http://schemas.microsoft.com/office/word/2010/wordprocessingDrawing" xmlns:wp="http://schemas.openxmlformats.org/drawingml/2006/wordprocessingDrawing" xmlns:wpg="http://schemas.microsoft.com/office/word/2010/wordprocessingGroup" xmlns:wpi="http://schemas.microsoft.com/office/word/2010/wordprocessingInk" xmlns:wps="http://schemas.microsoft.com/office/word/2010/wordprocessingShape" xmlns:o="urn:schemas-microsoft-com:office:office" xmlns:v="urn:schemas-microsoft-com:vml" xmlns:w10="urn:schemas-microsoft-com:office:word" xmlns:w="http://schemas.openxmlformats.org/wordprocessingml/2006/main" xmlns:w14="http://schemas.microsoft.com/office/word/2010/wordml" xmlns:w15="http://schemas.microsoft.com/office/word/2012/wordml" xmlns:w16cex="http://schemas.microsoft.com/office/word/2018/wordml/cex" xmlns:w16cid="http://schemas.microsoft.com/office/word/2016/wordml/cid" xmlns:w16="http://schemas.microsoft.com/office/word/2018/wordml" xmlns:w16sdtdh="http://schemas.microsoft.com/office/word/2020/wordml/sdtdatahash" xmlns:w16sdtfl="http://schemas.microsoft.com/office/word/2024/wordml/sdtformatlock" xmlns:w16se="http://schemas.microsoft.com/office/word/2015/wordml/symex" xmlns:w16du="http://schemas.microsoft.com/office/word/2023/wordml/word16du" xmlns:wne="http://schemas.microsoft.com/office/word/2006/wordml" mc:Ignorable="w14 w15 w16se w16cid w16 w16cex w16sdtdh w16sdtfl w16du wp14">
   <w:endnote w:type="separator" w:id="-1">
     <w:p>
       <w:pPr>
@@ -9891,7 +10751,7 @@
 </file>
 
 <file path=word/footer1.xml><?xml version="1.0" encoding="utf-8"?>
-<w:ftr xmlns:wpc="http://schemas.microsoft.com/office/word/2010/wordprocessingCanvas" xmlns:cx="http://schemas.microsoft.com/office/drawing/2014/chartex" xmlns:cx1="http://schemas.microsoft.com/office/drawing/2015/9/8/chartex" xmlns:cx2="http://schemas.microsoft.com/office/drawing/2015/10/21/chartex" xmlns:cx3="http://schemas.microsoft.com/office/drawing/2016/5/9/chartex" xmlns:cx4="http://schemas.microsoft.com/office/drawing/2016/5/10/chartex" xmlns:cx5="http://schemas.microsoft.com/office/drawing/2016/5/11/chartex" xmlns:cx6="http://schemas.microsoft.com/office/drawing/2016/5/12/chartex" xmlns:cx7="http://schemas.microsoft.com/office/drawing/2016/5/13/chartex" xmlns:cx8="http://schemas.microsoft.com/office/drawing/2016/5/14/chartex" xmlns:mc="http://schemas.openxmlformats.org/markup-compatibility/2006" xmlns:m="http://schemas.openxmlformats.org/officeDocument/2006/math" xmlns:aink="http://schemas.microsoft.com/office/drawing/2016/ink" xmlns:am3d="http://schemas.microsoft.com/office/drawing/2017/model3d" xmlns:oel="http://schemas.microsoft.com/office/2019/extlst" xmlns:r="http://schemas.openxmlformats.org/officeDocument/2006/relationships" xmlns:wp14="http://schemas.microsoft.com/office/word/2010/wordprocessingDrawing" xmlns:wp="http://schemas.openxmlformats.org/drawingml/2006/wordprocessingDrawing" xmlns:wpg="http://schemas.microsoft.com/office/word/2010/wordprocessingGroup" xmlns:wpi="http://schemas.microsoft.com/office/word/2010/wordprocessingInk" xmlns:wps="http://schemas.microsoft.com/office/word/2010/wordprocessingShape" xmlns:o="urn:schemas-microsoft-com:office:office" xmlns:v="urn:schemas-microsoft-com:vml" xmlns:w10="urn:schemas-microsoft-com:office:word" xmlns:w="http://schemas.openxmlformats.org/wordprocessingml/2006/main" xmlns:w14="http://schemas.microsoft.com/office/word/2010/wordml" xmlns:w15="http://schemas.microsoft.com/office/word/2012/wordml" xmlns:w16cei="http://schemas.microsoft.com/office/word/2026/wordml/cei" xmlns:w16cex="http://schemas.microsoft.com/office/word/2018/wordml/cex" xmlns:w16cid="http://schemas.microsoft.com/office/word/2016/wordml/cid" xmlns:w16="http://schemas.microsoft.com/office/word/2018/wordml" xmlns:w16sdtdh="http://schemas.microsoft.com/office/word/2020/wordml/sdtdatahash" xmlns:w16sdtfl="http://schemas.microsoft.com/office/word/2024/wordml/sdtformatlock" xmlns:w16se="http://schemas.microsoft.com/office/word/2015/wordml/symex" xmlns:w16du="http://schemas.microsoft.com/office/word/2023/wordml/word16du" xmlns:wne="http://schemas.microsoft.com/office/word/2006/wordml" mc:Ignorable="w14 w15 w16se w16cid w16 w16cex w16sdtdh w16sdtfl w16du wp14">
+<w:ftr xmlns:wpc="http://schemas.microsoft.com/office/word/2010/wordprocessingCanvas" xmlns:cx="http://schemas.microsoft.com/office/drawing/2014/chartex" xmlns:cx1="http://schemas.microsoft.com/office/drawing/2015/9/8/chartex" xmlns:cx2="http://schemas.microsoft.com/office/drawing/2015/10/21/chartex" xmlns:cx3="http://schemas.microsoft.com/office/drawing/2016/5/9/chartex" xmlns:cx4="http://schemas.microsoft.com/office/drawing/2016/5/10/chartex" xmlns:cx5="http://schemas.microsoft.com/office/drawing/2016/5/11/chartex" xmlns:cx6="http://schemas.microsoft.com/office/drawing/2016/5/12/chartex" xmlns:cx7="http://schemas.microsoft.com/office/drawing/2016/5/13/chartex" xmlns:cx8="http://schemas.microsoft.com/office/drawing/2016/5/14/chartex" xmlns:mc="http://schemas.openxmlformats.org/markup-compatibility/2006" xmlns:m="http://schemas.openxmlformats.org/officeDocument/2006/math" xmlns:aink="http://schemas.microsoft.com/office/drawing/2016/ink" xmlns:am3d="http://schemas.microsoft.com/office/drawing/2017/model3d" xmlns:oel="http://schemas.microsoft.com/office/2019/extlst" xmlns:r="http://schemas.openxmlformats.org/officeDocument/2006/relationships" xmlns:wp14="http://schemas.microsoft.com/office/word/2010/wordprocessingDrawing" xmlns:wp="http://schemas.openxmlformats.org/drawingml/2006/wordprocessingDrawing" xmlns:wpg="http://schemas.microsoft.com/office/word/2010/wordprocessingGroup" xmlns:wpi="http://schemas.microsoft.com/office/word/2010/wordprocessingInk" xmlns:wps="http://schemas.microsoft.com/office/word/2010/wordprocessingShape" xmlns:o="urn:schemas-microsoft-com:office:office" xmlns:v="urn:schemas-microsoft-com:vml" xmlns:w10="urn:schemas-microsoft-com:office:word" xmlns:w="http://schemas.openxmlformats.org/wordprocessingml/2006/main" xmlns:w14="http://schemas.microsoft.com/office/word/2010/wordml" xmlns:w15="http://schemas.microsoft.com/office/word/2012/wordml" xmlns:w16cex="http://schemas.microsoft.com/office/word/2018/wordml/cex" xmlns:w16cid="http://schemas.microsoft.com/office/word/2016/wordml/cid" xmlns:w16="http://schemas.microsoft.com/office/word/2018/wordml" xmlns:w16sdtdh="http://schemas.microsoft.com/office/word/2020/wordml/sdtdatahash" xmlns:w16sdtfl="http://schemas.microsoft.com/office/word/2024/wordml/sdtformatlock" xmlns:w16se="http://schemas.microsoft.com/office/word/2015/wordml/symex" xmlns:w16du="http://schemas.microsoft.com/office/word/2023/wordml/word16du" xmlns:wne="http://schemas.microsoft.com/office/word/2006/wordml" mc:Ignorable="w14 w15 w16se w16cid w16 w16cex w16sdtdh w16sdtfl w16du wp14">
   <w:p>
     <w:pPr>
       <w:pStyle w:val="Footer"/>
@@ -9969,7 +10829,7 @@
 </file>
 
 <file path=word/footer2.xml><?xml version="1.0" encoding="utf-8"?>
-<w:ftr xmlns:wpc="http://schemas.microsoft.com/office/word/2010/wordprocessingCanvas" xmlns:cx="http://schemas.microsoft.com/office/drawing/2014/chartex" xmlns:cx1="http://schemas.microsoft.com/office/drawing/2015/9/8/chartex" xmlns:cx2="http://schemas.microsoft.com/office/drawing/2015/10/21/chartex" xmlns:cx3="http://schemas.microsoft.com/office/drawing/2016/5/9/chartex" xmlns:cx4="http://schemas.microsoft.com/office/drawing/2016/5/10/chartex" xmlns:cx5="http://schemas.microsoft.com/office/drawing/2016/5/11/chartex" xmlns:cx6="http://schemas.microsoft.com/office/drawing/2016/5/12/chartex" xmlns:cx7="http://schemas.microsoft.com/office/drawing/2016/5/13/chartex" xmlns:cx8="http://schemas.microsoft.com/office/drawing/2016/5/14/chartex" xmlns:mc="http://schemas.openxmlformats.org/markup-compatibility/2006" xmlns:m="http://schemas.openxmlformats.org/officeDocument/2006/math" xmlns:aink="http://schemas.microsoft.com/office/drawing/2016/ink" xmlns:am3d="http://schemas.microsoft.com/office/drawing/2017/model3d" xmlns:oel="http://schemas.microsoft.com/office/2019/extlst" xmlns:r="http://schemas.openxmlformats.org/officeDocument/2006/relationships" xmlns:wp14="http://schemas.microsoft.com/office/word/2010/wordprocessingDrawing" xmlns:wp="http://schemas.openxmlformats.org/drawingml/2006/wordprocessingDrawing" xmlns:wpg="http://schemas.microsoft.com/office/word/2010/wordprocessingGroup" xmlns:wpi="http://schemas.microsoft.com/office/word/2010/wordprocessingInk" xmlns:wps="http://schemas.microsoft.com/office/word/2010/wordprocessingShape" xmlns:o="urn:schemas-microsoft-com:office:office" xmlns:v="urn:schemas-microsoft-com:vml" xmlns:w10="urn:schemas-microsoft-com:office:word" xmlns:w="http://schemas.openxmlformats.org/wordprocessingml/2006/main" xmlns:w14="http://schemas.microsoft.com/office/word/2010/wordml" xmlns:w15="http://schemas.microsoft.com/office/word/2012/wordml" xmlns:w16cei="http://schemas.microsoft.com/office/word/2026/wordml/cei" xmlns:w16cex="http://schemas.microsoft.com/office/word/2018/wordml/cex" xmlns:w16cid="http://schemas.microsoft.com/office/word/2016/wordml/cid" xmlns:w16="http://schemas.microsoft.com/office/word/2018/wordml" xmlns:w16sdtdh="http://schemas.microsoft.com/office/word/2020/wordml/sdtdatahash" xmlns:w16sdtfl="http://schemas.microsoft.com/office/word/2024/wordml/sdtformatlock" xmlns:w16se="http://schemas.microsoft.com/office/word/2015/wordml/symex" xmlns:w16du="http://schemas.microsoft.com/office/word/2023/wordml/word16du" xmlns:wne="http://schemas.microsoft.com/office/word/2006/wordml" mc:Ignorable="w14 w15 w16se w16cid w16 w16cex w16sdtdh w16sdtfl w16du wp14">
+<w:ftr xmlns:wpc="http://schemas.microsoft.com/office/word/2010/wordprocessingCanvas" xmlns:cx="http://schemas.microsoft.com/office/drawing/2014/chartex" xmlns:cx1="http://schemas.microsoft.com/office/drawing/2015/9/8/chartex" xmlns:cx2="http://schemas.microsoft.com/office/drawing/2015/10/21/chartex" xmlns:cx3="http://schemas.microsoft.com/office/drawing/2016/5/9/chartex" xmlns:cx4="http://schemas.microsoft.com/office/drawing/2016/5/10/chartex" xmlns:cx5="http://schemas.microsoft.com/office/drawing/2016/5/11/chartex" xmlns:cx6="http://schemas.microsoft.com/office/drawing/2016/5/12/chartex" xmlns:cx7="http://schemas.microsoft.com/office/drawing/2016/5/13/chartex" xmlns:cx8="http://schemas.microsoft.com/office/drawing/2016/5/14/chartex" xmlns:mc="http://schemas.openxmlformats.org/markup-compatibility/2006" xmlns:m="http://schemas.openxmlformats.org/officeDocument/2006/math" xmlns:aink="http://schemas.microsoft.com/office/drawing/2016/ink" xmlns:am3d="http://schemas.microsoft.com/office/drawing/2017/model3d" xmlns:oel="http://schemas.microsoft.com/office/2019/extlst" xmlns:r="http://schemas.openxmlformats.org/officeDocument/2006/relationships" xmlns:wp14="http://schemas.microsoft.com/office/word/2010/wordprocessingDrawing" xmlns:wp="http://schemas.openxmlformats.org/drawingml/2006/wordprocessingDrawing" xmlns:wpg="http://schemas.microsoft.com/office/word/2010/wordprocessingGroup" xmlns:wpi="http://schemas.microsoft.com/office/word/2010/wordprocessingInk" xmlns:wps="http://schemas.microsoft.com/office/word/2010/wordprocessingShape" xmlns:o="urn:schemas-microsoft-com:office:office" xmlns:v="urn:schemas-microsoft-com:vml" xmlns:w10="urn:schemas-microsoft-com:office:word" xmlns:w="http://schemas.openxmlformats.org/wordprocessingml/2006/main" xmlns:w14="http://schemas.microsoft.com/office/word/2010/wordml" xmlns:w15="http://schemas.microsoft.com/office/word/2012/wordml" xmlns:w16cex="http://schemas.microsoft.com/office/word/2018/wordml/cex" xmlns:w16cid="http://schemas.microsoft.com/office/word/2016/wordml/cid" xmlns:w16="http://schemas.microsoft.com/office/word/2018/wordml" xmlns:w16sdtdh="http://schemas.microsoft.com/office/word/2020/wordml/sdtdatahash" xmlns:w16sdtfl="http://schemas.microsoft.com/office/word/2024/wordml/sdtformatlock" xmlns:w16se="http://schemas.microsoft.com/office/word/2015/wordml/symex" xmlns:w16du="http://schemas.microsoft.com/office/word/2023/wordml/word16du" xmlns:wne="http://schemas.microsoft.com/office/word/2006/wordml" mc:Ignorable="w14 w15 w16se w16cid w16 w16cex w16sdtdh w16sdtfl w16du wp14">
   <w:p>
     <w:pPr>
       <w:pStyle w:val="Footer"/>
@@ -10047,7 +10907,7 @@
 </file>
 
 <file path=word/footer3.xml><?xml version="1.0" encoding="utf-8"?>
-<w:ftr xmlns:wpc="http://schemas.microsoft.com/office/word/2010/wordprocessingCanvas" xmlns:cx="http://schemas.microsoft.com/office/drawing/2014/chartex" xmlns:cx1="http://schemas.microsoft.com/office/drawing/2015/9/8/chartex" xmlns:cx2="http://schemas.microsoft.com/office/drawing/2015/10/21/chartex" xmlns:cx3="http://schemas.microsoft.com/office/drawing/2016/5/9/chartex" xmlns:cx4="http://schemas.microsoft.com/office/drawing/2016/5/10/chartex" xmlns:cx5="http://schemas.microsoft.com/office/drawing/2016/5/11/chartex" xmlns:cx6="http://schemas.microsoft.com/office/drawing/2016/5/12/chartex" xmlns:cx7="http://schemas.microsoft.com/office/drawing/2016/5/13/chartex" xmlns:cx8="http://schemas.microsoft.com/office/drawing/2016/5/14/chartex" xmlns:mc="http://schemas.openxmlformats.org/markup-compatibility/2006" xmlns:m="http://schemas.openxmlformats.org/officeDocument/2006/math" xmlns:aink="http://schemas.microsoft.com/office/drawing/2016/ink" xmlns:am3d="http://schemas.microsoft.com/office/drawing/2017/model3d" xmlns:oel="http://schemas.microsoft.com/office/2019/extlst" xmlns:r="http://schemas.openxmlformats.org/officeDocument/2006/relationships" xmlns:wp14="http://schemas.microsoft.com/office/word/2010/wordprocessingDrawing" xmlns:wp="http://schemas.openxmlformats.org/drawingml/2006/wordprocessingDrawing" xmlns:wpg="http://schemas.microsoft.com/office/word/2010/wordprocessingGroup" xmlns:wpi="http://schemas.microsoft.com/office/word/2010/wordprocessingInk" xmlns:wps="http://schemas.microsoft.com/office/word/2010/wordprocessingShape" xmlns:o="urn:schemas-microsoft-com:office:office" xmlns:v="urn:schemas-microsoft-com:vml" xmlns:w10="urn:schemas-microsoft-com:office:word" xmlns:w="http://schemas.openxmlformats.org/wordprocessingml/2006/main" xmlns:w14="http://schemas.microsoft.com/office/word/2010/wordml" xmlns:w15="http://schemas.microsoft.com/office/word/2012/wordml" xmlns:w16cei="http://schemas.microsoft.com/office/word/2026/wordml/cei" xmlns:w16cex="http://schemas.microsoft.com/office/word/2018/wordml/cex" xmlns:w16cid="http://schemas.microsoft.com/office/word/2016/wordml/cid" xmlns:w16="http://schemas.microsoft.com/office/word/2018/wordml" xmlns:w16sdtdh="http://schemas.microsoft.com/office/word/2020/wordml/sdtdatahash" xmlns:w16sdtfl="http://schemas.microsoft.com/office/word/2024/wordml/sdtformatlock" xmlns:w16se="http://schemas.microsoft.com/office/word/2015/wordml/symex" xmlns:w16du="http://schemas.microsoft.com/office/word/2023/wordml/word16du" xmlns:wne="http://schemas.microsoft.com/office/word/2006/wordml" mc:Ignorable="w14 w15 w16se w16cid w16 w16cex w16sdtdh w16sdtfl w16du wp14">
+<w:ftr xmlns:wpc="http://schemas.microsoft.com/office/word/2010/wordprocessingCanvas" xmlns:cx="http://schemas.microsoft.com/office/drawing/2014/chartex" xmlns:cx1="http://schemas.microsoft.com/office/drawing/2015/9/8/chartex" xmlns:cx2="http://schemas.microsoft.com/office/drawing/2015/10/21/chartex" xmlns:cx3="http://schemas.microsoft.com/office/drawing/2016/5/9/chartex" xmlns:cx4="http://schemas.microsoft.com/office/drawing/2016/5/10/chartex" xmlns:cx5="http://schemas.microsoft.com/office/drawing/2016/5/11/chartex" xmlns:cx6="http://schemas.microsoft.com/office/drawing/2016/5/12/chartex" xmlns:cx7="http://schemas.microsoft.com/office/drawing/2016/5/13/chartex" xmlns:cx8="http://schemas.microsoft.com/office/drawing/2016/5/14/chartex" xmlns:mc="http://schemas.openxmlformats.org/markup-compatibility/2006" xmlns:m="http://schemas.openxmlformats.org/officeDocument/2006/math" xmlns:aink="http://schemas.microsoft.com/office/drawing/2016/ink" xmlns:am3d="http://schemas.microsoft.com/office/drawing/2017/model3d" xmlns:oel="http://schemas.microsoft.com/office/2019/extlst" xmlns:r="http://schemas.openxmlformats.org/officeDocument/2006/relationships" xmlns:wp14="http://schemas.microsoft.com/office/word/2010/wordprocessingDrawing" xmlns:wp="http://schemas.openxmlformats.org/drawingml/2006/wordprocessingDrawing" xmlns:wpg="http://schemas.microsoft.com/office/word/2010/wordprocessingGroup" xmlns:wpi="http://schemas.microsoft.com/office/word/2010/wordprocessingInk" xmlns:wps="http://schemas.microsoft.com/office/word/2010/wordprocessingShape" xmlns:o="urn:schemas-microsoft-com:office:office" xmlns:v="urn:schemas-microsoft-com:vml" xmlns:w10="urn:schemas-microsoft-com:office:word" xmlns:w="http://schemas.openxmlformats.org/wordprocessingml/2006/main" xmlns:w14="http://schemas.microsoft.com/office/word/2010/wordml" xmlns:w15="http://schemas.microsoft.com/office/word/2012/wordml" xmlns:w16cex="http://schemas.microsoft.com/office/word/2018/wordml/cex" xmlns:w16cid="http://schemas.microsoft.com/office/word/2016/wordml/cid" xmlns:w16="http://schemas.microsoft.com/office/word/2018/wordml" xmlns:w16sdtdh="http://schemas.microsoft.com/office/word/2020/wordml/sdtdatahash" xmlns:w16sdtfl="http://schemas.microsoft.com/office/word/2024/wordml/sdtformatlock" xmlns:w16se="http://schemas.microsoft.com/office/word/2015/wordml/symex" xmlns:w16du="http://schemas.microsoft.com/office/word/2023/wordml/word16du" xmlns:wne="http://schemas.microsoft.com/office/word/2006/wordml" mc:Ignorable="w14 w15 w16se w16cid w16 w16cex w16sdtdh w16sdtfl w16du wp14">
   <w:p>
     <w:pPr>
       <w:pStyle w:val="Footer"/>
@@ -10125,7 +10985,7 @@
 </file>
 
 <file path=word/footer4.xml><?xml version="1.0" encoding="utf-8"?>
-<w:ftr xmlns:wpc="http://schemas.microsoft.com/office/word/2010/wordprocessingCanvas" xmlns:cx="http://schemas.microsoft.com/office/drawing/2014/chartex" xmlns:cx1="http://schemas.microsoft.com/office/drawing/2015/9/8/chartex" xmlns:cx2="http://schemas.microsoft.com/office/drawing/2015/10/21/chartex" xmlns:cx3="http://schemas.microsoft.com/office/drawing/2016/5/9/chartex" xmlns:cx4="http://schemas.microsoft.com/office/drawing/2016/5/10/chartex" xmlns:cx5="http://schemas.microsoft.com/office/drawing/2016/5/11/chartex" xmlns:cx6="http://schemas.microsoft.com/office/drawing/2016/5/12/chartex" xmlns:cx7="http://schemas.microsoft.com/office/drawing/2016/5/13/chartex" xmlns:cx8="http://schemas.microsoft.com/office/drawing/2016/5/14/chartex" xmlns:mc="http://schemas.openxmlformats.org/markup-compatibility/2006" xmlns:m="http://schemas.openxmlformats.org/officeDocument/2006/math" xmlns:aink="http://schemas.microsoft.com/office/drawing/2016/ink" xmlns:am3d="http://schemas.microsoft.com/office/drawing/2017/model3d" xmlns:oel="http://schemas.microsoft.com/office/2019/extlst" xmlns:r="http://schemas.openxmlformats.org/officeDocument/2006/relationships" xmlns:wp14="http://schemas.microsoft.com/office/word/2010/wordprocessingDrawing" xmlns:wp="http://schemas.openxmlformats.org/drawingml/2006/wordprocessingDrawing" xmlns:wpg="http://schemas.microsoft.com/office/word/2010/wordprocessingGroup" xmlns:wpi="http://schemas.microsoft.com/office/word/2010/wordprocessingInk" xmlns:wps="http://schemas.microsoft.com/office/word/2010/wordprocessingShape" xmlns:o="urn:schemas-microsoft-com:office:office" xmlns:v="urn:schemas-microsoft-com:vml" xmlns:w10="urn:schemas-microsoft-com:office:word" xmlns:w="http://schemas.openxmlformats.org/wordprocessingml/2006/main" xmlns:w14="http://schemas.microsoft.com/office/word/2010/wordml" xmlns:w15="http://schemas.microsoft.com/office/word/2012/wordml" xmlns:w16cei="http://schemas.microsoft.com/office/word/2026/wordml/cei" xmlns:w16cex="http://schemas.microsoft.com/office/word/2018/wordml/cex" xmlns:w16cid="http://schemas.microsoft.com/office/word/2016/wordml/cid" xmlns:w16="http://schemas.microsoft.com/office/word/2018/wordml" xmlns:w16sdtdh="http://schemas.microsoft.com/office/word/2020/wordml/sdtdatahash" xmlns:w16sdtfl="http://schemas.microsoft.com/office/word/2024/wordml/sdtformatlock" xmlns:w16se="http://schemas.microsoft.com/office/word/2015/wordml/symex" xmlns:w16du="http://schemas.microsoft.com/office/word/2023/wordml/word16du" xmlns:wne="http://schemas.microsoft.com/office/word/2006/wordml" mc:Ignorable="w14 w15 w16se w16cid w16 w16cex w16sdtdh w16sdtfl w16du wp14">
+<w:ftr xmlns:wpc="http://schemas.microsoft.com/office/word/2010/wordprocessingCanvas" xmlns:cx="http://schemas.microsoft.com/office/drawing/2014/chartex" xmlns:cx1="http://schemas.microsoft.com/office/drawing/2015/9/8/chartex" xmlns:cx2="http://schemas.microsoft.com/office/drawing/2015/10/21/chartex" xmlns:cx3="http://schemas.microsoft.com/office/drawing/2016/5/9/chartex" xmlns:cx4="http://schemas.microsoft.com/office/drawing/2016/5/10/chartex" xmlns:cx5="http://schemas.microsoft.com/office/drawing/2016/5/11/chartex" xmlns:cx6="http://schemas.microsoft.com/office/drawing/2016/5/12/chartex" xmlns:cx7="http://schemas.microsoft.com/office/drawing/2016/5/13/chartex" xmlns:cx8="http://schemas.microsoft.com/office/drawing/2016/5/14/chartex" xmlns:mc="http://schemas.openxmlformats.org/markup-compatibility/2006" xmlns:m="http://schemas.openxmlformats.org/officeDocument/2006/math" xmlns:aink="http://schemas.microsoft.com/office/drawing/2016/ink" xmlns:am3d="http://schemas.microsoft.com/office/drawing/2017/model3d" xmlns:oel="http://schemas.microsoft.com/office/2019/extlst" xmlns:r="http://schemas.openxmlformats.org/officeDocument/2006/relationships" xmlns:wp14="http://schemas.microsoft.com/office/word/2010/wordprocessingDrawing" xmlns:wp="http://schemas.openxmlformats.org/drawingml/2006/wordprocessingDrawing" xmlns:wpg="http://schemas.microsoft.com/office/word/2010/wordprocessingGroup" xmlns:wpi="http://schemas.microsoft.com/office/word/2010/wordprocessingInk" xmlns:wps="http://schemas.microsoft.com/office/word/2010/wordprocessingShape" xmlns:o="urn:schemas-microsoft-com:office:office" xmlns:v="urn:schemas-microsoft-com:vml" xmlns:w10="urn:schemas-microsoft-com:office:word" xmlns:w="http://schemas.openxmlformats.org/wordprocessingml/2006/main" xmlns:w14="http://schemas.microsoft.com/office/word/2010/wordml" xmlns:w15="http://schemas.microsoft.com/office/word/2012/wordml" xmlns:w16cex="http://schemas.microsoft.com/office/word/2018/wordml/cex" xmlns:w16cid="http://schemas.microsoft.com/office/word/2016/wordml/cid" xmlns:w16="http://schemas.microsoft.com/office/word/2018/wordml" xmlns:w16sdtdh="http://schemas.microsoft.com/office/word/2020/wordml/sdtdatahash" xmlns:w16sdtfl="http://schemas.microsoft.com/office/word/2024/wordml/sdtformatlock" xmlns:w16se="http://schemas.microsoft.com/office/word/2015/wordml/symex" xmlns:w16du="http://schemas.microsoft.com/office/word/2023/wordml/word16du" xmlns:wne="http://schemas.microsoft.com/office/word/2006/wordml" mc:Ignorable="w14 w15 w16se w16cid w16 w16cex w16sdtdh w16sdtfl w16du wp14">
   <w:p>
     <w:pPr>
       <w:pStyle w:val="Footer"/>
@@ -10168,7 +11028,7 @@
       <w:rPr>
         <w:noProof/>
       </w:rPr>
-      <w:t>9</w:t>
+      <w:t>10</w:t>
     </w:r>
     <w:r>
       <w:fldChar w:fldCharType="end"/>
@@ -10193,7 +11053,7 @@
       <w:rPr>
         <w:noProof/>
       </w:rPr>
-      <w:t>10</w:t>
+      <w:t>11</w:t>
     </w:r>
     <w:r>
       <w:fldChar w:fldCharType="end"/>
@@ -10203,7 +11063,7 @@
 </file>
 
 <file path=word/footnotes.xml><?xml version="1.0" encoding="utf-8"?>
-<w:footnotes xmlns:wpc="http://schemas.microsoft.com/office/word/2010/wordprocessingCanvas" xmlns:cx="http://schemas.microsoft.com/office/drawing/2014/chartex" xmlns:cx1="http://schemas.microsoft.com/office/drawing/2015/9/8/chartex" xmlns:cx2="http://schemas.microsoft.com/office/drawing/2015/10/21/chartex" xmlns:cx3="http://schemas.microsoft.com/office/drawing/2016/5/9/chartex" xmlns:cx4="http://schemas.microsoft.com/office/drawing/2016/5/10/chartex" xmlns:cx5="http://schemas.microsoft.com/office/drawing/2016/5/11/chartex" xmlns:cx6="http://schemas.microsoft.com/office/drawing/2016/5/12/chartex" xmlns:cx7="http://schemas.microsoft.com/office/drawing/2016/5/13/chartex" xmlns:cx8="http://schemas.microsoft.com/office/drawing/2016/5/14/chartex" xmlns:mc="http://schemas.openxmlformats.org/markup-compatibility/2006" xmlns:m="http://schemas.openxmlformats.org/officeDocument/2006/math" xmlns:aink="http://schemas.microsoft.com/office/drawing/2016/ink" xmlns:am3d="http://schemas.microsoft.com/office/drawing/2017/model3d" xmlns:oel="http://schemas.microsoft.com/office/2019/extlst" xmlns:r="http://schemas.openxmlformats.org/officeDocument/2006/relationships" xmlns:wp14="http://schemas.microsoft.com/office/word/2010/wordprocessingDrawing" xmlns:wp="http://schemas.openxmlformats.org/drawingml/2006/wordprocessingDrawing" xmlns:wpg="http://schemas.microsoft.com/office/word/2010/wordprocessingGroup" xmlns:wpi="http://schemas.microsoft.com/office/word/2010/wordprocessingInk" xmlns:wps="http://schemas.microsoft.com/office/word/2010/wordprocessingShape" xmlns:o="urn:schemas-microsoft-com:office:office" xmlns:v="urn:schemas-microsoft-com:vml" xmlns:w10="urn:schemas-microsoft-com:office:word" xmlns:w="http://schemas.openxmlformats.org/wordprocessingml/2006/main" xmlns:w14="http://schemas.microsoft.com/office/word/2010/wordml" xmlns:w15="http://schemas.microsoft.com/office/word/2012/wordml" xmlns:w16cei="http://schemas.microsoft.com/office/word/2026/wordml/cei" xmlns:w16cex="http://schemas.microsoft.com/office/word/2018/wordml/cex" xmlns:w16cid="http://schemas.microsoft.com/office/word/2016/wordml/cid" xmlns:w16="http://schemas.microsoft.com/office/word/2018/wordml" xmlns:w16sdtdh="http://schemas.microsoft.com/office/word/2020/wordml/sdtdatahash" xmlns:w16sdtfl="http://schemas.microsoft.com/office/word/2024/wordml/sdtformatlock" xmlns:w16se="http://schemas.microsoft.com/office/word/2015/wordml/symex" xmlns:w16du="http://schemas.microsoft.com/office/word/2023/wordml/word16du" xmlns:wne="http://schemas.microsoft.com/office/word/2006/wordml" mc:Ignorable="w14 w15 w16se w16cid w16 w16cex w16sdtdh w16sdtfl w16du wp14">
+<w:footnotes xmlns:wpc="http://schemas.microsoft.com/office/word/2010/wordprocessingCanvas" xmlns:cx="http://schemas.microsoft.com/office/drawing/2014/chartex" xmlns:cx1="http://schemas.microsoft.com/office/drawing/2015/9/8/chartex" xmlns:cx2="http://schemas.microsoft.com/office/drawing/2015/10/21/chartex" xmlns:cx3="http://schemas.microsoft.com/office/drawing/2016/5/9/chartex" xmlns:cx4="http://schemas.microsoft.com/office/drawing/2016/5/10/chartex" xmlns:cx5="http://schemas.microsoft.com/office/drawing/2016/5/11/chartex" xmlns:cx6="http://schemas.microsoft.com/office/drawing/2016/5/12/chartex" xmlns:cx7="http://schemas.microsoft.com/office/drawing/2016/5/13/chartex" xmlns:cx8="http://schemas.microsoft.com/office/drawing/2016/5/14/chartex" xmlns:mc="http://schemas.openxmlformats.org/markup-compatibility/2006" xmlns:m="http://schemas.openxmlformats.org/officeDocument/2006/math" xmlns:aink="http://schemas.microsoft.com/office/drawing/2016/ink" xmlns:am3d="http://schemas.microsoft.com/office/drawing/2017/model3d" xmlns:oel="http://schemas.microsoft.com/office/2019/extlst" xmlns:r="http://schemas.openxmlformats.org/officeDocument/2006/relationships" xmlns:wp14="http://schemas.microsoft.com/office/word/2010/wordprocessingDrawing" xmlns:wp="http://schemas.openxmlformats.org/drawingml/2006/wordprocessingDrawing" xmlns:wpg="http://schemas.microsoft.com/office/word/2010/wordprocessingGroup" xmlns:wpi="http://schemas.microsoft.com/office/word/2010/wordprocessingInk" xmlns:wps="http://schemas.microsoft.com/office/word/2010/wordprocessingShape" xmlns:o="urn:schemas-microsoft-com:office:office" xmlns:v="urn:schemas-microsoft-com:vml" xmlns:w10="urn:schemas-microsoft-com:office:word" xmlns:w="http://schemas.openxmlformats.org/wordprocessingml/2006/main" xmlns:w14="http://schemas.microsoft.com/office/word/2010/wordml" xmlns:w15="http://schemas.microsoft.com/office/word/2012/wordml" xmlns:w16cex="http://schemas.microsoft.com/office/word/2018/wordml/cex" xmlns:w16cid="http://schemas.microsoft.com/office/word/2016/wordml/cid" xmlns:w16="http://schemas.microsoft.com/office/word/2018/wordml" xmlns:w16sdtdh="http://schemas.microsoft.com/office/word/2020/wordml/sdtdatahash" xmlns:w16sdtfl="http://schemas.microsoft.com/office/word/2024/wordml/sdtformatlock" xmlns:w16se="http://schemas.microsoft.com/office/word/2015/wordml/symex" xmlns:w16du="http://schemas.microsoft.com/office/word/2023/wordml/word16du" xmlns:wne="http://schemas.microsoft.com/office/word/2006/wordml" mc:Ignorable="w14 w15 w16se w16cid w16 w16cex w16sdtdh w16sdtfl w16du wp14">
   <w:footnote w:type="separator" w:id="-1">
     <w:p>
       <w:pPr>
@@ -10228,7 +11088,7 @@
 </file>
 
 <file path=word/header1.xml><?xml version="1.0" encoding="utf-8"?>
-<w:hdr xmlns:wpc="http://schemas.microsoft.com/office/word/2010/wordprocessingCanvas" xmlns:cx="http://schemas.microsoft.com/office/drawing/2014/chartex" xmlns:cx1="http://schemas.microsoft.com/office/drawing/2015/9/8/chartex" xmlns:cx2="http://schemas.microsoft.com/office/drawing/2015/10/21/chartex" xmlns:cx3="http://schemas.microsoft.com/office/drawing/2016/5/9/chartex" xmlns:cx4="http://schemas.microsoft.com/office/drawing/2016/5/10/chartex" xmlns:cx5="http://schemas.microsoft.com/office/drawing/2016/5/11/chartex" xmlns:cx6="http://schemas.microsoft.com/office/drawing/2016/5/12/chartex" xmlns:cx7="http://schemas.microsoft.com/office/drawing/2016/5/13/chartex" xmlns:cx8="http://schemas.microsoft.com/office/drawing/2016/5/14/chartex" xmlns:mc="http://schemas.openxmlformats.org/markup-compatibility/2006" xmlns:m="http://schemas.openxmlformats.org/officeDocument/2006/math" xmlns:aink="http://schemas.microsoft.com/office/drawing/2016/ink" xmlns:am3d="http://schemas.microsoft.com/office/drawing/2017/model3d" xmlns:oel="http://schemas.microsoft.com/office/2019/extlst" xmlns:r="http://schemas.openxmlformats.org/officeDocument/2006/relationships" xmlns:wp14="http://schemas.microsoft.com/office/word/2010/wordprocessingDrawing" xmlns:wp="http://schemas.openxmlformats.org/drawingml/2006/wordprocessingDrawing" xmlns:wpg="http://schemas.microsoft.com/office/word/2010/wordprocessingGroup" xmlns:wpi="http://schemas.microsoft.com/office/word/2010/wordprocessingInk" xmlns:wps="http://schemas.microsoft.com/office/word/2010/wordprocessingShape" xmlns:o="urn:schemas-microsoft-com:office:office" xmlns:v="urn:schemas-microsoft-com:vml" xmlns:w10="urn:schemas-microsoft-com:office:word" xmlns:w="http://schemas.openxmlformats.org/wordprocessingml/2006/main" xmlns:w14="http://schemas.microsoft.com/office/word/2010/wordml" xmlns:w15="http://schemas.microsoft.com/office/word/2012/wordml" xmlns:w16cei="http://schemas.microsoft.com/office/word/2026/wordml/cei" xmlns:w16cex="http://schemas.microsoft.com/office/word/2018/wordml/cex" xmlns:w16cid="http://schemas.microsoft.com/office/word/2016/wordml/cid" xmlns:w16="http://schemas.microsoft.com/office/word/2018/wordml" xmlns:w16sdtdh="http://schemas.microsoft.com/office/word/2020/wordml/sdtdatahash" xmlns:w16sdtfl="http://schemas.microsoft.com/office/word/2024/wordml/sdtformatlock" xmlns:w16se="http://schemas.microsoft.com/office/word/2015/wordml/symex" xmlns:w16du="http://schemas.microsoft.com/office/word/2023/wordml/word16du" xmlns:wne="http://schemas.microsoft.com/office/word/2006/wordml" mc:Ignorable="w14 w15 w16se w16cid w16 w16cex w16sdtdh w16sdtfl w16du wp14">
+<w:hdr xmlns:wpc="http://schemas.microsoft.com/office/word/2010/wordprocessingCanvas" xmlns:cx="http://schemas.microsoft.com/office/drawing/2014/chartex" xmlns:cx1="http://schemas.microsoft.com/office/drawing/2015/9/8/chartex" xmlns:cx2="http://schemas.microsoft.com/office/drawing/2015/10/21/chartex" xmlns:cx3="http://schemas.microsoft.com/office/drawing/2016/5/9/chartex" xmlns:cx4="http://schemas.microsoft.com/office/drawing/2016/5/10/chartex" xmlns:cx5="http://schemas.microsoft.com/office/drawing/2016/5/11/chartex" xmlns:cx6="http://schemas.microsoft.com/office/drawing/2016/5/12/chartex" xmlns:cx7="http://schemas.microsoft.com/office/drawing/2016/5/13/chartex" xmlns:cx8="http://schemas.microsoft.com/office/drawing/2016/5/14/chartex" xmlns:mc="http://schemas.openxmlformats.org/markup-compatibility/2006" xmlns:m="http://schemas.openxmlformats.org/officeDocument/2006/math" xmlns:aink="http://schemas.microsoft.com/office/drawing/2016/ink" xmlns:am3d="http://schemas.microsoft.com/office/drawing/2017/model3d" xmlns:oel="http://schemas.microsoft.com/office/2019/extlst" xmlns:r="http://schemas.openxmlformats.org/officeDocument/2006/relationships" xmlns:wp14="http://schemas.microsoft.com/office/word/2010/wordprocessingDrawing" xmlns:wp="http://schemas.openxmlformats.org/drawingml/2006/wordprocessingDrawing" xmlns:wpg="http://schemas.microsoft.com/office/word/2010/wordprocessingGroup" xmlns:wpi="http://schemas.microsoft.com/office/word/2010/wordprocessingInk" xmlns:wps="http://schemas.microsoft.com/office/word/2010/wordprocessingShape" xmlns:o="urn:schemas-microsoft-com:office:office" xmlns:v="urn:schemas-microsoft-com:vml" xmlns:w10="urn:schemas-microsoft-com:office:word" xmlns:w="http://schemas.openxmlformats.org/wordprocessingml/2006/main" xmlns:w14="http://schemas.microsoft.com/office/word/2010/wordml" xmlns:w15="http://schemas.microsoft.com/office/word/2012/wordml" xmlns:w16cex="http://schemas.microsoft.com/office/word/2018/wordml/cex" xmlns:w16cid="http://schemas.microsoft.com/office/word/2016/wordml/cid" xmlns:w16="http://schemas.microsoft.com/office/word/2018/wordml" xmlns:w16sdtdh="http://schemas.microsoft.com/office/word/2020/wordml/sdtdatahash" xmlns:w16sdtfl="http://schemas.microsoft.com/office/word/2024/wordml/sdtformatlock" xmlns:w16se="http://schemas.microsoft.com/office/word/2015/wordml/symex" xmlns:w16du="http://schemas.microsoft.com/office/word/2023/wordml/word16du" xmlns:wne="http://schemas.microsoft.com/office/word/2006/wordml" mc:Ignorable="w14 w15 w16se w16cid w16 w16cex w16sdtdh w16sdtfl w16du wp14">
   <w:p>
     <w:pPr>
       <w:pStyle w:val="Header"/>
@@ -10240,14 +11100,30 @@
         <w:b/>
         <w:sz w:val="17"/>
       </w:rPr>
-      <w:t>This is a fictional organisation used as a case study in an educational context.</w:t>
+      <w:t xml:space="preserve">This is a fictional </w:t>
+    </w:r>
+    <w:proofErr w:type="spellStart"/>
+    <w:r>
+      <w:rPr>
+        <w:b/>
+        <w:sz w:val="17"/>
+      </w:rPr>
+      <w:t>organisation</w:t>
+    </w:r>
+    <w:proofErr w:type="spellEnd"/>
+    <w:r>
+      <w:rPr>
+        <w:b/>
+        <w:sz w:val="17"/>
+      </w:rPr>
+      <w:t xml:space="preserve"> used as a case study in an educational context.</w:t>
     </w:r>
   </w:p>
 </w:hdr>
 </file>
 
 <file path=word/header2.xml><?xml version="1.0" encoding="utf-8"?>
-<w:hdr xmlns:wpc="http://schemas.microsoft.com/office/word/2010/wordprocessingCanvas" xmlns:cx="http://schemas.microsoft.com/office/drawing/2014/chartex" xmlns:cx1="http://schemas.microsoft.com/office/drawing/2015/9/8/chartex" xmlns:cx2="http://schemas.microsoft.com/office/drawing/2015/10/21/chartex" xmlns:cx3="http://schemas.microsoft.com/office/drawing/2016/5/9/chartex" xmlns:cx4="http://schemas.microsoft.com/office/drawing/2016/5/10/chartex" xmlns:cx5="http://schemas.microsoft.com/office/drawing/2016/5/11/chartex" xmlns:cx6="http://schemas.microsoft.com/office/drawing/2016/5/12/chartex" xmlns:cx7="http://schemas.microsoft.com/office/drawing/2016/5/13/chartex" xmlns:cx8="http://schemas.microsoft.com/office/drawing/2016/5/14/chartex" xmlns:mc="http://schemas.openxmlformats.org/markup-compatibility/2006" xmlns:m="http://schemas.openxmlformats.org/officeDocument/2006/math" xmlns:aink="http://schemas.microsoft.com/office/drawing/2016/ink" xmlns:am3d="http://schemas.microsoft.com/office/drawing/2017/model3d" xmlns:oel="http://schemas.microsoft.com/office/2019/extlst" xmlns:r="http://schemas.openxmlformats.org/officeDocument/2006/relationships" xmlns:wp14="http://schemas.microsoft.com/office/word/2010/wordprocessingDrawing" xmlns:wp="http://schemas.openxmlformats.org/drawingml/2006/wordprocessingDrawing" xmlns:wpg="http://schemas.microsoft.com/office/word/2010/wordprocessingGroup" xmlns:wpi="http://schemas.microsoft.com/office/word/2010/wordprocessingInk" xmlns:wps="http://schemas.microsoft.com/office/word/2010/wordprocessingShape" xmlns:o="urn:schemas-microsoft-com:office:office" xmlns:v="urn:schemas-microsoft-com:vml" xmlns:w10="urn:schemas-microsoft-com:office:word" xmlns:w="http://schemas.openxmlformats.org/wordprocessingml/2006/main" xmlns:w14="http://schemas.microsoft.com/office/word/2010/wordml" xmlns:w15="http://schemas.microsoft.com/office/word/2012/wordml" xmlns:w16cei="http://schemas.microsoft.com/office/word/2026/wordml/cei" xmlns:w16cex="http://schemas.microsoft.com/office/word/2018/wordml/cex" xmlns:w16cid="http://schemas.microsoft.com/office/word/2016/wordml/cid" xmlns:w16="http://schemas.microsoft.com/office/word/2018/wordml" xmlns:w16sdtdh="http://schemas.microsoft.com/office/word/2020/wordml/sdtdatahash" xmlns:w16sdtfl="http://schemas.microsoft.com/office/word/2024/wordml/sdtformatlock" xmlns:w16se="http://schemas.microsoft.com/office/word/2015/wordml/symex" xmlns:w16du="http://schemas.microsoft.com/office/word/2023/wordml/word16du" xmlns:wne="http://schemas.microsoft.com/office/word/2006/wordml" mc:Ignorable="w14 w15 w16se w16cid w16 w16cex w16sdtdh w16sdtfl w16du wp14">
+<w:hdr xmlns:wpc="http://schemas.microsoft.com/office/word/2010/wordprocessingCanvas" xmlns:cx="http://schemas.microsoft.com/office/drawing/2014/chartex" xmlns:cx1="http://schemas.microsoft.com/office/drawing/2015/9/8/chartex" xmlns:cx2="http://schemas.microsoft.com/office/drawing/2015/10/21/chartex" xmlns:cx3="http://schemas.microsoft.com/office/drawing/2016/5/9/chartex" xmlns:cx4="http://schemas.microsoft.com/office/drawing/2016/5/10/chartex" xmlns:cx5="http://schemas.microsoft.com/office/drawing/2016/5/11/chartex" xmlns:cx6="http://schemas.microsoft.com/office/drawing/2016/5/12/chartex" xmlns:cx7="http://schemas.microsoft.com/office/drawing/2016/5/13/chartex" xmlns:cx8="http://schemas.microsoft.com/office/drawing/2016/5/14/chartex" xmlns:mc="http://schemas.openxmlformats.org/markup-compatibility/2006" xmlns:m="http://schemas.openxmlformats.org/officeDocument/2006/math" xmlns:aink="http://schemas.microsoft.com/office/drawing/2016/ink" xmlns:am3d="http://schemas.microsoft.com/office/drawing/2017/model3d" xmlns:oel="http://schemas.microsoft.com/office/2019/extlst" xmlns:r="http://schemas.openxmlformats.org/officeDocument/2006/relationships" xmlns:wp14="http://schemas.microsoft.com/office/word/2010/wordprocessingDrawing" xmlns:wp="http://schemas.openxmlformats.org/drawingml/2006/wordprocessingDrawing" xmlns:wpg="http://schemas.microsoft.com/office/word/2010/wordprocessingGroup" xmlns:wpi="http://schemas.microsoft.com/office/word/2010/wordprocessingInk" xmlns:wps="http://schemas.microsoft.com/office/word/2010/wordprocessingShape" xmlns:o="urn:schemas-microsoft-com:office:office" xmlns:v="urn:schemas-microsoft-com:vml" xmlns:w10="urn:schemas-microsoft-com:office:word" xmlns:w="http://schemas.openxmlformats.org/wordprocessingml/2006/main" xmlns:w14="http://schemas.microsoft.com/office/word/2010/wordml" xmlns:w15="http://schemas.microsoft.com/office/word/2012/wordml" xmlns:w16cex="http://schemas.microsoft.com/office/word/2018/wordml/cex" xmlns:w16cid="http://schemas.microsoft.com/office/word/2016/wordml/cid" xmlns:w16="http://schemas.microsoft.com/office/word/2018/wordml" xmlns:w16sdtdh="http://schemas.microsoft.com/office/word/2020/wordml/sdtdatahash" xmlns:w16sdtfl="http://schemas.microsoft.com/office/word/2024/wordml/sdtformatlock" xmlns:w16se="http://schemas.microsoft.com/office/word/2015/wordml/symex" xmlns:w16du="http://schemas.microsoft.com/office/word/2023/wordml/word16du" xmlns:wne="http://schemas.microsoft.com/office/word/2006/wordml" mc:Ignorable="w14 w15 w16se w16cid w16 w16cex w16sdtdh w16sdtfl w16du wp14">
   <w:p>
     <w:pPr>
       <w:pStyle w:val="Header"/>
@@ -10259,14 +11135,30 @@
         <w:b/>
         <w:sz w:val="17"/>
       </w:rPr>
-      <w:t>This is a fictional organisation used as a case study in an educational context.</w:t>
+      <w:t xml:space="preserve">This is a fictional </w:t>
+    </w:r>
+    <w:proofErr w:type="spellStart"/>
+    <w:r>
+      <w:rPr>
+        <w:b/>
+        <w:sz w:val="17"/>
+      </w:rPr>
+      <w:t>organisation</w:t>
+    </w:r>
+    <w:proofErr w:type="spellEnd"/>
+    <w:r>
+      <w:rPr>
+        <w:b/>
+        <w:sz w:val="17"/>
+      </w:rPr>
+      <w:t xml:space="preserve"> used as a case study in an educational context.</w:t>
     </w:r>
   </w:p>
 </w:hdr>
 </file>
 
 <file path=word/header3.xml><?xml version="1.0" encoding="utf-8"?>
-<w:hdr xmlns:wpc="http://schemas.microsoft.com/office/word/2010/wordprocessingCanvas" xmlns:cx="http://schemas.microsoft.com/office/drawing/2014/chartex" xmlns:cx1="http://schemas.microsoft.com/office/drawing/2015/9/8/chartex" xmlns:cx2="http://schemas.microsoft.com/office/drawing/2015/10/21/chartex" xmlns:cx3="http://schemas.microsoft.com/office/drawing/2016/5/9/chartex" xmlns:cx4="http://schemas.microsoft.com/office/drawing/2016/5/10/chartex" xmlns:cx5="http://schemas.microsoft.com/office/drawing/2016/5/11/chartex" xmlns:cx6="http://schemas.microsoft.com/office/drawing/2016/5/12/chartex" xmlns:cx7="http://schemas.microsoft.com/office/drawing/2016/5/13/chartex" xmlns:cx8="http://schemas.microsoft.com/office/drawing/2016/5/14/chartex" xmlns:mc="http://schemas.openxmlformats.org/markup-compatibility/2006" xmlns:m="http://schemas.openxmlformats.org/officeDocument/2006/math" xmlns:aink="http://schemas.microsoft.com/office/drawing/2016/ink" xmlns:am3d="http://schemas.microsoft.com/office/drawing/2017/model3d" xmlns:oel="http://schemas.microsoft.com/office/2019/extlst" xmlns:r="http://schemas.openxmlformats.org/officeDocument/2006/relationships" xmlns:wp14="http://schemas.microsoft.com/office/word/2010/wordprocessingDrawing" xmlns:wp="http://schemas.openxmlformats.org/drawingml/2006/wordprocessingDrawing" xmlns:wpg="http://schemas.microsoft.com/office/word/2010/wordprocessingGroup" xmlns:wpi="http://schemas.microsoft.com/office/word/2010/wordprocessingInk" xmlns:wps="http://schemas.microsoft.com/office/word/2010/wordprocessingShape" xmlns:o="urn:schemas-microsoft-com:office:office" xmlns:v="urn:schemas-microsoft-com:vml" xmlns:w10="urn:schemas-microsoft-com:office:word" xmlns:w="http://schemas.openxmlformats.org/wordprocessingml/2006/main" xmlns:w14="http://schemas.microsoft.com/office/word/2010/wordml" xmlns:w15="http://schemas.microsoft.com/office/word/2012/wordml" xmlns:w16cei="http://schemas.microsoft.com/office/word/2026/wordml/cei" xmlns:w16cex="http://schemas.microsoft.com/office/word/2018/wordml/cex" xmlns:w16cid="http://schemas.microsoft.com/office/word/2016/wordml/cid" xmlns:w16="http://schemas.microsoft.com/office/word/2018/wordml" xmlns:w16sdtdh="http://schemas.microsoft.com/office/word/2020/wordml/sdtdatahash" xmlns:w16sdtfl="http://schemas.microsoft.com/office/word/2024/wordml/sdtformatlock" xmlns:w16se="http://schemas.microsoft.com/office/word/2015/wordml/symex" xmlns:w16du="http://schemas.microsoft.com/office/word/2023/wordml/word16du" xmlns:wne="http://schemas.microsoft.com/office/word/2006/wordml" mc:Ignorable="w14 w15 w16se w16cid w16 w16cex w16sdtdh w16sdtfl w16du wp14">
+<w:hdr xmlns:wpc="http://schemas.microsoft.com/office/word/2010/wordprocessingCanvas" xmlns:cx="http://schemas.microsoft.com/office/drawing/2014/chartex" xmlns:cx1="http://schemas.microsoft.com/office/drawing/2015/9/8/chartex" xmlns:cx2="http://schemas.microsoft.com/office/drawing/2015/10/21/chartex" xmlns:cx3="http://schemas.microsoft.com/office/drawing/2016/5/9/chartex" xmlns:cx4="http://schemas.microsoft.com/office/drawing/2016/5/10/chartex" xmlns:cx5="http://schemas.microsoft.com/office/drawing/2016/5/11/chartex" xmlns:cx6="http://schemas.microsoft.com/office/drawing/2016/5/12/chartex" xmlns:cx7="http://schemas.microsoft.com/office/drawing/2016/5/13/chartex" xmlns:cx8="http://schemas.microsoft.com/office/drawing/2016/5/14/chartex" xmlns:mc="http://schemas.openxmlformats.org/markup-compatibility/2006" xmlns:m="http://schemas.openxmlformats.org/officeDocument/2006/math" xmlns:aink="http://schemas.microsoft.com/office/drawing/2016/ink" xmlns:am3d="http://schemas.microsoft.com/office/drawing/2017/model3d" xmlns:oel="http://schemas.microsoft.com/office/2019/extlst" xmlns:r="http://schemas.openxmlformats.org/officeDocument/2006/relationships" xmlns:wp14="http://schemas.microsoft.com/office/word/2010/wordprocessingDrawing" xmlns:wp="http://schemas.openxmlformats.org/drawingml/2006/wordprocessingDrawing" xmlns:wpg="http://schemas.microsoft.com/office/word/2010/wordprocessingGroup" xmlns:wpi="http://schemas.microsoft.com/office/word/2010/wordprocessingInk" xmlns:wps="http://schemas.microsoft.com/office/word/2010/wordprocessingShape" xmlns:o="urn:schemas-microsoft-com:office:office" xmlns:v="urn:schemas-microsoft-com:vml" xmlns:w10="urn:schemas-microsoft-com:office:word" xmlns:w="http://schemas.openxmlformats.org/wordprocessingml/2006/main" xmlns:w14="http://schemas.microsoft.com/office/word/2010/wordml" xmlns:w15="http://schemas.microsoft.com/office/word/2012/wordml" xmlns:w16cex="http://schemas.microsoft.com/office/word/2018/wordml/cex" xmlns:w16cid="http://schemas.microsoft.com/office/word/2016/wordml/cid" xmlns:w16="http://schemas.microsoft.com/office/word/2018/wordml" xmlns:w16sdtdh="http://schemas.microsoft.com/office/word/2020/wordml/sdtdatahash" xmlns:w16sdtfl="http://schemas.microsoft.com/office/word/2024/wordml/sdtformatlock" xmlns:w16se="http://schemas.microsoft.com/office/word/2015/wordml/symex" xmlns:w16du="http://schemas.microsoft.com/office/word/2023/wordml/word16du" xmlns:wne="http://schemas.microsoft.com/office/word/2006/wordml" mc:Ignorable="w14 w15 w16se w16cid w16 w16cex w16sdtdh w16sdtfl w16du wp14">
   <w:p>
     <w:pPr>
       <w:pStyle w:val="Header"/>
@@ -10278,14 +11170,30 @@
         <w:b/>
         <w:sz w:val="17"/>
       </w:rPr>
-      <w:t>This is a fictional organisation used as a case study in an educational context.</w:t>
+      <w:t xml:space="preserve">This is a fictional </w:t>
+    </w:r>
+    <w:proofErr w:type="spellStart"/>
+    <w:r>
+      <w:rPr>
+        <w:b/>
+        <w:sz w:val="17"/>
+      </w:rPr>
+      <w:t>organisation</w:t>
+    </w:r>
+    <w:proofErr w:type="spellEnd"/>
+    <w:r>
+      <w:rPr>
+        <w:b/>
+        <w:sz w:val="17"/>
+      </w:rPr>
+      <w:t xml:space="preserve"> used as a case study in an educational context.</w:t>
     </w:r>
   </w:p>
 </w:hdr>
 </file>
 
 <file path=word/header4.xml><?xml version="1.0" encoding="utf-8"?>
-<w:hdr xmlns:wpc="http://schemas.microsoft.com/office/word/2010/wordprocessingCanvas" xmlns:cx="http://schemas.microsoft.com/office/drawing/2014/chartex" xmlns:cx1="http://schemas.microsoft.com/office/drawing/2015/9/8/chartex" xmlns:cx2="http://schemas.microsoft.com/office/drawing/2015/10/21/chartex" xmlns:cx3="http://schemas.microsoft.com/office/drawing/2016/5/9/chartex" xmlns:cx4="http://schemas.microsoft.com/office/drawing/2016/5/10/chartex" xmlns:cx5="http://schemas.microsoft.com/office/drawing/2016/5/11/chartex" xmlns:cx6="http://schemas.microsoft.com/office/drawing/2016/5/12/chartex" xmlns:cx7="http://schemas.microsoft.com/office/drawing/2016/5/13/chartex" xmlns:cx8="http://schemas.microsoft.com/office/drawing/2016/5/14/chartex" xmlns:mc="http://schemas.openxmlformats.org/markup-compatibility/2006" xmlns:m="http://schemas.openxmlformats.org/officeDocument/2006/math" xmlns:aink="http://schemas.microsoft.com/office/drawing/2016/ink" xmlns:am3d="http://schemas.microsoft.com/office/drawing/2017/model3d" xmlns:oel="http://schemas.microsoft.com/office/2019/extlst" xmlns:r="http://schemas.openxmlformats.org/officeDocument/2006/relationships" xmlns:wp14="http://schemas.microsoft.com/office/word/2010/wordprocessingDrawing" xmlns:wp="http://schemas.openxmlformats.org/drawingml/2006/wordprocessingDrawing" xmlns:wpg="http://schemas.microsoft.com/office/word/2010/wordprocessingGroup" xmlns:wpi="http://schemas.microsoft.com/office/word/2010/wordprocessingInk" xmlns:wps="http://schemas.microsoft.com/office/word/2010/wordprocessingShape" xmlns:o="urn:schemas-microsoft-com:office:office" xmlns:v="urn:schemas-microsoft-com:vml" xmlns:w10="urn:schemas-microsoft-com:office:word" xmlns:w="http://schemas.openxmlformats.org/wordprocessingml/2006/main" xmlns:w14="http://schemas.microsoft.com/office/word/2010/wordml" xmlns:w15="http://schemas.microsoft.com/office/word/2012/wordml" xmlns:w16cei="http://schemas.microsoft.com/office/word/2026/wordml/cei" xmlns:w16cex="http://schemas.microsoft.com/office/word/2018/wordml/cex" xmlns:w16cid="http://schemas.microsoft.com/office/word/2016/wordml/cid" xmlns:w16="http://schemas.microsoft.com/office/word/2018/wordml" xmlns:w16sdtdh="http://schemas.microsoft.com/office/word/2020/wordml/sdtdatahash" xmlns:w16sdtfl="http://schemas.microsoft.com/office/word/2024/wordml/sdtformatlock" xmlns:w16se="http://schemas.microsoft.com/office/word/2015/wordml/symex" xmlns:w16du="http://schemas.microsoft.com/office/word/2023/wordml/word16du" xmlns:wne="http://schemas.microsoft.com/office/word/2006/wordml" mc:Ignorable="w14 w15 w16se w16cid w16 w16cex w16sdtdh w16sdtfl w16du wp14">
+<w:hdr xmlns:wpc="http://schemas.microsoft.com/office/word/2010/wordprocessingCanvas" xmlns:cx="http://schemas.microsoft.com/office/drawing/2014/chartex" xmlns:cx1="http://schemas.microsoft.com/office/drawing/2015/9/8/chartex" xmlns:cx2="http://schemas.microsoft.com/office/drawing/2015/10/21/chartex" xmlns:cx3="http://schemas.microsoft.com/office/drawing/2016/5/9/chartex" xmlns:cx4="http://schemas.microsoft.com/office/drawing/2016/5/10/chartex" xmlns:cx5="http://schemas.microsoft.com/office/drawing/2016/5/11/chartex" xmlns:cx6="http://schemas.microsoft.com/office/drawing/2016/5/12/chartex" xmlns:cx7="http://schemas.microsoft.com/office/drawing/2016/5/13/chartex" xmlns:cx8="http://schemas.microsoft.com/office/drawing/2016/5/14/chartex" xmlns:mc="http://schemas.openxmlformats.org/markup-compatibility/2006" xmlns:m="http://schemas.openxmlformats.org/officeDocument/2006/math" xmlns:aink="http://schemas.microsoft.com/office/drawing/2016/ink" xmlns:am3d="http://schemas.microsoft.com/office/drawing/2017/model3d" xmlns:oel="http://schemas.microsoft.com/office/2019/extlst" xmlns:r="http://schemas.openxmlformats.org/officeDocument/2006/relationships" xmlns:wp14="http://schemas.microsoft.com/office/word/2010/wordprocessingDrawing" xmlns:wp="http://schemas.openxmlformats.org/drawingml/2006/wordprocessingDrawing" xmlns:wpg="http://schemas.microsoft.com/office/word/2010/wordprocessingGroup" xmlns:wpi="http://schemas.microsoft.com/office/word/2010/wordprocessingInk" xmlns:wps="http://schemas.microsoft.com/office/word/2010/wordprocessingShape" xmlns:o="urn:schemas-microsoft-com:office:office" xmlns:v="urn:schemas-microsoft-com:vml" xmlns:w10="urn:schemas-microsoft-com:office:word" xmlns:w="http://schemas.openxmlformats.org/wordprocessingml/2006/main" xmlns:w14="http://schemas.microsoft.com/office/word/2010/wordml" xmlns:w15="http://schemas.microsoft.com/office/word/2012/wordml" xmlns:w16cex="http://schemas.microsoft.com/office/word/2018/wordml/cex" xmlns:w16cid="http://schemas.microsoft.com/office/word/2016/wordml/cid" xmlns:w16="http://schemas.microsoft.com/office/word/2018/wordml" xmlns:w16sdtdh="http://schemas.microsoft.com/office/word/2020/wordml/sdtdatahash" xmlns:w16sdtfl="http://schemas.microsoft.com/office/word/2024/wordml/sdtformatlock" xmlns:w16se="http://schemas.microsoft.com/office/word/2015/wordml/symex" xmlns:w16du="http://schemas.microsoft.com/office/word/2023/wordml/word16du" xmlns:wne="http://schemas.microsoft.com/office/word/2006/wordml" mc:Ignorable="w14 w15 w16se w16cid w16 w16cex w16sdtdh w16sdtfl w16du wp14">
   <w:p>
     <w:pPr>
       <w:pStyle w:val="Header"/>
@@ -10297,14 +11205,30 @@
         <w:b/>
         <w:sz w:val="17"/>
       </w:rPr>
-      <w:t>This is a fictional organisation used as a case study in an educational context.</w:t>
+      <w:t xml:space="preserve">This is a fictional </w:t>
+    </w:r>
+    <w:proofErr w:type="spellStart"/>
+    <w:r>
+      <w:rPr>
+        <w:b/>
+        <w:sz w:val="17"/>
+      </w:rPr>
+      <w:t>organisation</w:t>
+    </w:r>
+    <w:proofErr w:type="spellEnd"/>
+    <w:r>
+      <w:rPr>
+        <w:b/>
+        <w:sz w:val="17"/>
+      </w:rPr>
+      <w:t xml:space="preserve"> used as a case study in an educational context.</w:t>
     </w:r>
   </w:p>
 </w:hdr>
 </file>
 
 <file path=word/numbering.xml><?xml version="1.0" encoding="utf-8"?>
-<w:numbering xmlns:wpc="http://schemas.microsoft.com/office/word/2010/wordprocessingCanvas" xmlns:cx="http://schemas.microsoft.com/office/drawing/2014/chartex" xmlns:cx1="http://schemas.microsoft.com/office/drawing/2015/9/8/chartex" xmlns:cx2="http://schemas.microsoft.com/office/drawing/2015/10/21/chartex" xmlns:cx3="http://schemas.microsoft.com/office/drawing/2016/5/9/chartex" xmlns:cx4="http://schemas.microsoft.com/office/drawing/2016/5/10/chartex" xmlns:cx5="http://schemas.microsoft.com/office/drawing/2016/5/11/chartex" xmlns:cx6="http://schemas.microsoft.com/office/drawing/2016/5/12/chartex" xmlns:cx7="http://schemas.microsoft.com/office/drawing/2016/5/13/chartex" xmlns:cx8="http://schemas.microsoft.com/office/drawing/2016/5/14/chartex" xmlns:mc="http://schemas.openxmlformats.org/markup-compatibility/2006" xmlns:m="http://schemas.openxmlformats.org/officeDocument/2006/math" xmlns:aink="http://schemas.microsoft.com/office/drawing/2016/ink" xmlns:am3d="http://schemas.microsoft.com/office/drawing/2017/model3d" xmlns:oel="http://schemas.microsoft.com/office/2019/extlst" xmlns:r="http://schemas.openxmlformats.org/officeDocument/2006/relationships" xmlns:wp14="http://schemas.microsoft.com/office/word/2010/wordprocessingDrawing" xmlns:wp="http://schemas.openxmlformats.org/drawingml/2006/wordprocessingDrawing" xmlns:wpg="http://schemas.microsoft.com/office/word/2010/wordprocessingGroup" xmlns:wpi="http://schemas.microsoft.com/office/word/2010/wordprocessingInk" xmlns:wps="http://schemas.microsoft.com/office/word/2010/wordprocessingShape" xmlns:o="urn:schemas-microsoft-com:office:office" xmlns:v="urn:schemas-microsoft-com:vml" xmlns:w10="urn:schemas-microsoft-com:office:word" xmlns:w="http://schemas.openxmlformats.org/wordprocessingml/2006/main" xmlns:w14="http://schemas.microsoft.com/office/word/2010/wordml" xmlns:w15="http://schemas.microsoft.com/office/word/2012/wordml" xmlns:w16cei="http://schemas.microsoft.com/office/word/2026/wordml/cei" xmlns:w16cex="http://schemas.microsoft.com/office/word/2018/wordml/cex" xmlns:w16cid="http://schemas.microsoft.com/office/word/2016/wordml/cid" xmlns:w16="http://schemas.microsoft.com/office/word/2018/wordml" xmlns:w16sdtdh="http://schemas.microsoft.com/office/word/2020/wordml/sdtdatahash" xmlns:w16sdtfl="http://schemas.microsoft.com/office/word/2024/wordml/sdtformatlock" xmlns:w16se="http://schemas.microsoft.com/office/word/2015/wordml/symex" xmlns:w16du="http://schemas.microsoft.com/office/word/2023/wordml/word16du" xmlns:wne="http://schemas.microsoft.com/office/word/2006/wordml" mc:Ignorable="w14 w15 w16se w16cid w16 w16cex w16sdtdh w16sdtfl w16du wp14">
+<w:numbering xmlns:wpc="http://schemas.microsoft.com/office/word/2010/wordprocessingCanvas" xmlns:cx="http://schemas.microsoft.com/office/drawing/2014/chartex" xmlns:cx1="http://schemas.microsoft.com/office/drawing/2015/9/8/chartex" xmlns:cx2="http://schemas.microsoft.com/office/drawing/2015/10/21/chartex" xmlns:cx3="http://schemas.microsoft.com/office/drawing/2016/5/9/chartex" xmlns:cx4="http://schemas.microsoft.com/office/drawing/2016/5/10/chartex" xmlns:cx5="http://schemas.microsoft.com/office/drawing/2016/5/11/chartex" xmlns:cx6="http://schemas.microsoft.com/office/drawing/2016/5/12/chartex" xmlns:cx7="http://schemas.microsoft.com/office/drawing/2016/5/13/chartex" xmlns:cx8="http://schemas.microsoft.com/office/drawing/2016/5/14/chartex" xmlns:mc="http://schemas.openxmlformats.org/markup-compatibility/2006" xmlns:m="http://schemas.openxmlformats.org/officeDocument/2006/math" xmlns:aink="http://schemas.microsoft.com/office/drawing/2016/ink" xmlns:am3d="http://schemas.microsoft.com/office/drawing/2017/model3d" xmlns:oel="http://schemas.microsoft.com/office/2019/extlst" xmlns:r="http://schemas.openxmlformats.org/officeDocument/2006/relationships" xmlns:wp14="http://schemas.microsoft.com/office/word/2010/wordprocessingDrawing" xmlns:wp="http://schemas.openxmlformats.org/drawingml/2006/wordprocessingDrawing" xmlns:wpg="http://schemas.microsoft.com/office/word/2010/wordprocessingGroup" xmlns:wpi="http://schemas.microsoft.com/office/word/2010/wordprocessingInk" xmlns:wps="http://schemas.microsoft.com/office/word/2010/wordprocessingShape" xmlns:o="urn:schemas-microsoft-com:office:office" xmlns:v="urn:schemas-microsoft-com:vml" xmlns:w10="urn:schemas-microsoft-com:office:word" xmlns:w="http://schemas.openxmlformats.org/wordprocessingml/2006/main" xmlns:w14="http://schemas.microsoft.com/office/word/2010/wordml" xmlns:w15="http://schemas.microsoft.com/office/word/2012/wordml" xmlns:w16cex="http://schemas.microsoft.com/office/word/2018/wordml/cex" xmlns:w16cid="http://schemas.microsoft.com/office/word/2016/wordml/cid" xmlns:w16="http://schemas.microsoft.com/office/word/2018/wordml" xmlns:w16sdtdh="http://schemas.microsoft.com/office/word/2020/wordml/sdtdatahash" xmlns:w16sdtfl="http://schemas.microsoft.com/office/word/2024/wordml/sdtformatlock" xmlns:w16se="http://schemas.microsoft.com/office/word/2015/wordml/symex" xmlns:w16du="http://schemas.microsoft.com/office/word/2023/wordml/word16du" xmlns:wne="http://schemas.microsoft.com/office/word/2006/wordml" mc:Ignorable="w14 w15 w16se w16cid w16 w16cex w16sdtdh w16sdtfl w16du wp14">
   <w:abstractNum w:abstractNumId="0" w15:restartNumberingAfterBreak="0">
     <w:nsid w:val="FFFFFF7C"/>
     <w:multiLevelType w:val="singleLevel"/>
@@ -10476,31 +11400,31 @@
       </w:rPr>
     </w:lvl>
   </w:abstractNum>
-  <w:num w:numId="1" w16cid:durableId="1083602120">
+  <w:num w:numId="1" w16cid:durableId="1730231338">
     <w:abstractNumId w:val="8"/>
   </w:num>
-  <w:num w:numId="2" w16cid:durableId="765421664">
+  <w:num w:numId="2" w16cid:durableId="782042273">
     <w:abstractNumId w:val="6"/>
   </w:num>
-  <w:num w:numId="3" w16cid:durableId="670722369">
+  <w:num w:numId="3" w16cid:durableId="783501357">
     <w:abstractNumId w:val="5"/>
   </w:num>
-  <w:num w:numId="4" w16cid:durableId="716583560">
+  <w:num w:numId="4" w16cid:durableId="626936477">
     <w:abstractNumId w:val="4"/>
   </w:num>
-  <w:num w:numId="5" w16cid:durableId="1749964595">
+  <w:num w:numId="5" w16cid:durableId="1750732470">
     <w:abstractNumId w:val="7"/>
   </w:num>
-  <w:num w:numId="6" w16cid:durableId="1109160556">
+  <w:num w:numId="6" w16cid:durableId="1189565321">
     <w:abstractNumId w:val="3"/>
   </w:num>
-  <w:num w:numId="7" w16cid:durableId="906761863">
+  <w:num w:numId="7" w16cid:durableId="591620833">
     <w:abstractNumId w:val="2"/>
   </w:num>
-  <w:num w:numId="8" w16cid:durableId="128323184">
+  <w:num w:numId="8" w16cid:durableId="43647299">
     <w:abstractNumId w:val="1"/>
   </w:num>
-  <w:num w:numId="9" w16cid:durableId="1343120179">
+  <w:num w:numId="9" w16cid:durableId="1632247530">
     <w:abstractNumId w:val="0"/>
   </w:num>
 </w:numbering>
@@ -21893,7 +22817,7 @@
     <w:autoRedefine/>
     <w:uiPriority w:val="39"/>
     <w:unhideWhenUsed/>
-    <w:rsid w:val="00355871"/>
+    <w:rsid w:val="00C8335A"/>
     <w:pPr>
       <w:spacing w:after="100"/>
     </w:pPr>
@@ -21905,7 +22829,7 @@
     <w:autoRedefine/>
     <w:uiPriority w:val="39"/>
     <w:unhideWhenUsed/>
-    <w:rsid w:val="00355871"/>
+    <w:rsid w:val="00C8335A"/>
     <w:pPr>
       <w:spacing w:after="100"/>
       <w:ind w:left="210"/>
@@ -21916,7 +22840,7 @@
     <w:basedOn w:val="DefaultParagraphFont"/>
     <w:uiPriority w:val="99"/>
     <w:unhideWhenUsed/>
-    <w:rsid w:val="00355871"/>
+    <w:rsid w:val="00C8335A"/>
     <w:rPr>
       <w:color w:val="0000FF" w:themeColor="hyperlink"/>
       <w:u w:val="single"/>
